--- a/2026 app plan.docx
+++ b/2026 app plan.docx
@@ -32,7 +32,7 @@
           <w:bCs/>
         </w:rPr>
         <w:pict w14:anchorId="00BB77B8">
-          <v:rect id="_x0000_i1316" style="width:0;height:1.5pt" o:hralign="center" o:hrstd="t" o:hr="t" fillcolor="#a0a0a0" stroked="f"/>
+          <v:rect id="_x0000_i1025" style="width:0;height:1.5pt" o:hralign="center" o:hrstd="t" o:hr="t" fillcolor="#a0a0a0" stroked="f"/>
         </w:pict>
       </w:r>
     </w:p>
@@ -286,7 +286,7 @@
           <w:bCs/>
         </w:rPr>
         <w:pict w14:anchorId="32EC80F2">
-          <v:rect id="_x0000_i1317" style="width:0;height:1.5pt" o:hralign="center" o:hrstd="t" o:hr="t" fillcolor="#a0a0a0" stroked="f"/>
+          <v:rect id="_x0000_i1026" style="width:0;height:1.5pt" o:hralign="center" o:hrstd="t" o:hr="t" fillcolor="#a0a0a0" stroked="f"/>
         </w:pict>
       </w:r>
     </w:p>
@@ -552,7 +552,7 @@
           <w:bCs/>
         </w:rPr>
         <w:pict w14:anchorId="361B991C">
-          <v:rect id="_x0000_i1318" style="width:0;height:1.5pt" o:hralign="center" o:hrstd="t" o:hr="t" fillcolor="#a0a0a0" stroked="f"/>
+          <v:rect id="_x0000_i1027" style="width:0;height:1.5pt" o:hralign="center" o:hrstd="t" o:hr="t" fillcolor="#a0a0a0" stroked="f"/>
         </w:pict>
       </w:r>
     </w:p>
@@ -772,7 +772,7 @@
           <w:bCs/>
         </w:rPr>
         <w:pict w14:anchorId="5BCD9A4E">
-          <v:rect id="_x0000_i1319" style="width:0;height:1.5pt" o:hralign="center" o:hrstd="t" o:hr="t" fillcolor="#a0a0a0" stroked="f"/>
+          <v:rect id="_x0000_i1028" style="width:0;height:1.5pt" o:hralign="center" o:hrstd="t" o:hr="t" fillcolor="#a0a0a0" stroked="f"/>
         </w:pict>
       </w:r>
     </w:p>
@@ -977,7 +977,7 @@
           <w:bCs/>
         </w:rPr>
         <w:pict w14:anchorId="79A57D4C">
-          <v:rect id="_x0000_i1320" style="width:0;height:1.5pt" o:hralign="center" o:hrstd="t" o:hr="t" fillcolor="#a0a0a0" stroked="f"/>
+          <v:rect id="_x0000_i1029" style="width:0;height:1.5pt" o:hralign="center" o:hrstd="t" o:hr="t" fillcolor="#a0a0a0" stroked="f"/>
         </w:pict>
       </w:r>
     </w:p>
@@ -1469,7 +1469,7 @@
           <w:bCs/>
         </w:rPr>
         <w:pict w14:anchorId="5CC4BA14">
-          <v:rect id="_x0000_i1321" style="width:0;height:1.5pt" o:hralign="center" o:hrstd="t" o:hr="t" fillcolor="#a0a0a0" stroked="f"/>
+          <v:rect id="_x0000_i1030" style="width:0;height:1.5pt" o:hralign="center" o:hrstd="t" o:hr="t" fillcolor="#a0a0a0" stroked="f"/>
         </w:pict>
       </w:r>
     </w:p>
@@ -1712,7 +1712,7 @@
           <w:bCs/>
         </w:rPr>
         <w:pict w14:anchorId="022379A5">
-          <v:rect id="_x0000_i1322" style="width:0;height:1.5pt" o:hralign="center" o:hrstd="t" o:hr="t" fillcolor="#a0a0a0" stroked="f"/>
+          <v:rect id="_x0000_i1031" style="width:0;height:1.5pt" o:hralign="center" o:hrstd="t" o:hr="t" fillcolor="#a0a0a0" stroked="f"/>
         </w:pict>
       </w:r>
     </w:p>
@@ -1936,7 +1936,7 @@
           <w:bCs/>
         </w:rPr>
         <w:pict w14:anchorId="25FE6365">
-          <v:rect id="_x0000_i1323" style="width:0;height:1.5pt" o:hralign="center" o:hrstd="t" o:hr="t" fillcolor="#a0a0a0" stroked="f"/>
+          <v:rect id="_x0000_i1032" style="width:0;height:1.5pt" o:hralign="center" o:hrstd="t" o:hr="t" fillcolor="#a0a0a0" stroked="f"/>
         </w:pict>
       </w:r>
     </w:p>
@@ -1978,7 +1978,7 @@
           <w:bCs/>
         </w:rPr>
         <w:pict w14:anchorId="2B37D2DE">
-          <v:rect id="_x0000_i1324" style="width:0;height:1.5pt" o:hralign="center" o:hrstd="t" o:hr="t" fillcolor="#a0a0a0" stroked="f"/>
+          <v:rect id="_x0000_i1033" style="width:0;height:1.5pt" o:hralign="center" o:hrstd="t" o:hr="t" fillcolor="#a0a0a0" stroked="f"/>
         </w:pict>
       </w:r>
     </w:p>
@@ -2139,7 +2139,7 @@
           <w:bCs/>
         </w:rPr>
         <w:pict w14:anchorId="17A14978">
-          <v:rect id="_x0000_i1325" style="width:0;height:1.5pt" o:hralign="center" o:hrstd="t" o:hr="t" fillcolor="#a0a0a0" stroked="f"/>
+          <v:rect id="_x0000_i1034" style="width:0;height:1.5pt" o:hralign="center" o:hrstd="t" o:hr="t" fillcolor="#a0a0a0" stroked="f"/>
         </w:pict>
       </w:r>
     </w:p>
@@ -2317,7 +2317,7 @@
           <w:bCs/>
         </w:rPr>
         <w:pict w14:anchorId="218C4AA0">
-          <v:rect id="_x0000_i1326" style="width:0;height:1.5pt" o:hralign="center" o:hrstd="t" o:hr="t" fillcolor="#a0a0a0" stroked="f"/>
+          <v:rect id="_x0000_i1035" style="width:0;height:1.5pt" o:hralign="center" o:hrstd="t" o:hr="t" fillcolor="#a0a0a0" stroked="f"/>
         </w:pict>
       </w:r>
     </w:p>
@@ -2475,7 +2475,7 @@
           <w:bCs/>
         </w:rPr>
         <w:pict w14:anchorId="1E17A149">
-          <v:rect id="_x0000_i1327" style="width:0;height:1.5pt" o:hralign="center" o:hrstd="t" o:hr="t" fillcolor="#a0a0a0" stroked="f"/>
+          <v:rect id="_x0000_i1036" style="width:0;height:1.5pt" o:hralign="center" o:hrstd="t" o:hr="t" fillcolor="#a0a0a0" stroked="f"/>
         </w:pict>
       </w:r>
     </w:p>
@@ -2653,7 +2653,7 @@
           <w:bCs/>
         </w:rPr>
         <w:pict w14:anchorId="0B933A1A">
-          <v:rect id="_x0000_i1328" style="width:0;height:1.5pt" o:hralign="center" o:hrstd="t" o:hr="t" fillcolor="#a0a0a0" stroked="f"/>
+          <v:rect id="_x0000_i1037" style="width:0;height:1.5pt" o:hralign="center" o:hrstd="t" o:hr="t" fillcolor="#a0a0a0" stroked="f"/>
         </w:pict>
       </w:r>
     </w:p>
@@ -2815,7 +2815,7 @@
           <w:bCs/>
         </w:rPr>
         <w:pict w14:anchorId="2A289CFC">
-          <v:rect id="_x0000_i1329" style="width:0;height:1.5pt" o:hralign="center" o:hrstd="t" o:hr="t" fillcolor="#a0a0a0" stroked="f"/>
+          <v:rect id="_x0000_i1038" style="width:0;height:1.5pt" o:hralign="center" o:hrstd="t" o:hr="t" fillcolor="#a0a0a0" stroked="f"/>
         </w:pict>
       </w:r>
     </w:p>
@@ -2857,7 +2857,7 @@
           <w:bCs/>
         </w:rPr>
         <w:pict w14:anchorId="731B4975">
-          <v:rect id="_x0000_i1330" style="width:0;height:1.5pt" o:hralign="center" o:hrstd="t" o:hr="t" fillcolor="#a0a0a0" stroked="f"/>
+          <v:rect id="_x0000_i1039" style="width:0;height:1.5pt" o:hralign="center" o:hrstd="t" o:hr="t" fillcolor="#a0a0a0" stroked="f"/>
         </w:pict>
       </w:r>
     </w:p>
@@ -2995,7 +2995,7 @@
           <w:bCs/>
         </w:rPr>
         <w:pict w14:anchorId="78DE0C81">
-          <v:rect id="_x0000_i1331" style="width:0;height:1.5pt" o:hralign="center" o:hrstd="t" o:hr="t" fillcolor="#a0a0a0" stroked="f"/>
+          <v:rect id="_x0000_i1040" style="width:0;height:1.5pt" o:hralign="center" o:hrstd="t" o:hr="t" fillcolor="#a0a0a0" stroked="f"/>
         </w:pict>
       </w:r>
     </w:p>
@@ -3290,7 +3290,7 @@
           <w:bCs/>
         </w:rPr>
         <w:pict w14:anchorId="7992AC91">
-          <v:rect id="_x0000_i1332" style="width:0;height:1.5pt" o:hralign="center" o:hrstd="t" o:hr="t" fillcolor="#a0a0a0" stroked="f"/>
+          <v:rect id="_x0000_i1041" style="width:0;height:1.5pt" o:hralign="center" o:hrstd="t" o:hr="t" fillcolor="#a0a0a0" stroked="f"/>
         </w:pict>
       </w:r>
     </w:p>
@@ -3580,7 +3580,7 @@
           <w:bCs/>
         </w:rPr>
         <w:pict w14:anchorId="0AF332B0">
-          <v:rect id="_x0000_i1333" style="width:0;height:1.5pt" o:hralign="center" o:hrstd="t" o:hr="t" fillcolor="#a0a0a0" stroked="f"/>
+          <v:rect id="_x0000_i1042" style="width:0;height:1.5pt" o:hralign="center" o:hrstd="t" o:hr="t" fillcolor="#a0a0a0" stroked="f"/>
         </w:pict>
       </w:r>
     </w:p>
@@ -3874,7 +3874,7 @@
           <w:bCs/>
         </w:rPr>
         <w:pict w14:anchorId="2EEC2EBB">
-          <v:rect id="_x0000_i1334" style="width:0;height:1.5pt" o:hralign="center" o:hrstd="t" o:hr="t" fillcolor="#a0a0a0" stroked="f"/>
+          <v:rect id="_x0000_i1043" style="width:0;height:1.5pt" o:hralign="center" o:hrstd="t" o:hr="t" fillcolor="#a0a0a0" stroked="f"/>
         </w:pict>
       </w:r>
     </w:p>
@@ -4772,7 +4772,7 @@
           <w:bCs/>
         </w:rPr>
         <w:pict w14:anchorId="35C97687">
-          <v:rect id="_x0000_i1335" style="width:0;height:1.5pt" o:hralign="center" o:hrstd="t" o:hr="t" fillcolor="#a0a0a0" stroked="f"/>
+          <v:rect id="_x0000_i1044" style="width:0;height:1.5pt" o:hralign="center" o:hrstd="t" o:hr="t" fillcolor="#a0a0a0" stroked="f"/>
         </w:pict>
       </w:r>
     </w:p>
@@ -5066,7 +5066,7 @@
           <w:bCs/>
         </w:rPr>
         <w:pict w14:anchorId="0CD4F489">
-          <v:rect id="_x0000_i1336" style="width:0;height:1.5pt" o:hralign="center" o:hrstd="t" o:hr="t" fillcolor="#a0a0a0" stroked="f"/>
+          <v:rect id="_x0000_i1045" style="width:0;height:1.5pt" o:hralign="center" o:hrstd="t" o:hr="t" fillcolor="#a0a0a0" stroked="f"/>
         </w:pict>
       </w:r>
     </w:p>
@@ -5212,7 +5212,7 @@
           <w:bCs/>
         </w:rPr>
         <w:pict w14:anchorId="60B5D6ED">
-          <v:rect id="_x0000_i1337" style="width:0;height:1.5pt" o:hralign="center" o:hrstd="t" o:hr="t" fillcolor="#a0a0a0" stroked="f"/>
+          <v:rect id="_x0000_i1046" style="width:0;height:1.5pt" o:hralign="center" o:hrstd="t" o:hr="t" fillcolor="#a0a0a0" stroked="f"/>
         </w:pict>
       </w:r>
     </w:p>
@@ -5426,7 +5426,7 @@
           <w:bCs/>
         </w:rPr>
         <w:pict w14:anchorId="3B0333EA">
-          <v:rect id="_x0000_i1338" style="width:0;height:1.5pt" o:hralign="center" o:hrstd="t" o:hr="t" fillcolor="#a0a0a0" stroked="f"/>
+          <v:rect id="_x0000_i1047" style="width:0;height:1.5pt" o:hralign="center" o:hrstd="t" o:hr="t" fillcolor="#a0a0a0" stroked="f"/>
         </w:pict>
       </w:r>
     </w:p>
@@ -5451,10 +5451,2386 @@
         <w:spacing w:after="0" w:line="240" w:lineRule="auto"/>
       </w:pPr>
     </w:p>
+    <w:p>
+      <w:pPr>
+        <w:spacing w:after="0" w:line="240" w:lineRule="auto"/>
+      </w:pPr>
+    </w:p>
+    <w:p>
+      <w:pPr>
+        <w:spacing w:after="0" w:line="240" w:lineRule="auto"/>
+        <w:sectPr>
+          <w:pgSz w:w="11906" w:h="16838"/>
+          <w:pgMar w:top="720" w:right="720" w:bottom="284" w:left="720" w:header="708" w:footer="708" w:gutter="0"/>
+          <w:cols w:space="708"/>
+          <w:docGrid w:linePitch="360"/>
+        </w:sectPr>
+      </w:pPr>
+    </w:p>
+    <w:p>
+      <w:pPr>
+        <w:spacing w:after="0" w:line="240" w:lineRule="auto"/>
+        <w:rPr>
+          <w:b/>
+          <w:bCs/>
+          <w:sz w:val="24"/>
+          <w:szCs w:val="24"/>
+          <w:u w:val="single"/>
+        </w:rPr>
+      </w:pPr>
+      <w:r>
+        <w:rPr>
+          <w:b/>
+          <w:bCs/>
+          <w:sz w:val="24"/>
+          <w:szCs w:val="24"/>
+          <w:u w:val="single"/>
+        </w:rPr>
+        <w:lastRenderedPageBreak/>
+        <w:t>lib/</w:t>
+      </w:r>
+    </w:p>
+    <w:p>
+      <w:pPr>
+        <w:spacing w:after="0" w:line="240" w:lineRule="auto"/>
+        <w:rPr>
+          <w:b/>
+          <w:bCs/>
+          <w:sz w:val="24"/>
+          <w:szCs w:val="24"/>
+          <w:u w:val="single"/>
+        </w:rPr>
+      </w:pPr>
+      <w:r>
+        <w:rPr>
+          <w:b/>
+          <w:bCs/>
+          <w:sz w:val="24"/>
+          <w:szCs w:val="24"/>
+          <w:u w:val="single"/>
+        </w:rPr>
+        <w:t>core/</w:t>
+      </w:r>
+    </w:p>
+    <w:p>
+      <w:pPr>
+        <w:spacing w:after="0" w:line="240" w:lineRule="auto"/>
+        <w:rPr>
+          <w:b/>
+          <w:bCs/>
+          <w:sz w:val="24"/>
+          <w:szCs w:val="24"/>
+        </w:rPr>
+      </w:pPr>
+      <w:r>
+        <w:rPr>
+          <w:sz w:val="24"/>
+          <w:szCs w:val="24"/>
+        </w:rPr>
+        <w:t xml:space="preserve">   </w:t>
+      </w:r>
+      <w:r>
+        <w:rPr>
+          <w:b/>
+          <w:bCs/>
+          <w:sz w:val="24"/>
+          <w:szCs w:val="24"/>
+        </w:rPr>
+        <w:t>constants/</w:t>
+      </w:r>
+    </w:p>
+    <w:p>
+      <w:pPr>
+        <w:pStyle w:val="ListParagraph"/>
+        <w:numPr>
+          <w:ilvl w:val="0"/>
+          <w:numId w:val="76"/>
+        </w:numPr>
+        <w:spacing w:after="0" w:line="240" w:lineRule="auto"/>
+        <w:rPr>
+          <w:sz w:val="24"/>
+          <w:szCs w:val="24"/>
+        </w:rPr>
+      </w:pPr>
+      <w:proofErr w:type="spellStart"/>
+      <w:r>
+        <w:rPr>
+          <w:sz w:val="24"/>
+          <w:szCs w:val="24"/>
+        </w:rPr>
+        <w:t>app_</w:t>
+      </w:r>
+      <w:proofErr w:type="gramStart"/>
+      <w:r>
+        <w:rPr>
+          <w:sz w:val="24"/>
+          <w:szCs w:val="24"/>
+        </w:rPr>
+        <w:t>constants.dart</w:t>
+      </w:r>
+      <w:proofErr w:type="spellEnd"/>
+      <w:proofErr w:type="gramEnd"/>
+    </w:p>
+    <w:p>
+      <w:pPr>
+        <w:spacing w:after="0" w:line="240" w:lineRule="auto"/>
+        <w:rPr>
+          <w:sz w:val="24"/>
+          <w:szCs w:val="24"/>
+        </w:rPr>
+      </w:pPr>
+    </w:p>
+    <w:p>
+      <w:pPr>
+        <w:spacing w:after="0" w:line="240" w:lineRule="auto"/>
+        <w:rPr>
+          <w:b/>
+          <w:bCs/>
+          <w:sz w:val="24"/>
+          <w:szCs w:val="24"/>
+        </w:rPr>
+      </w:pPr>
+      <w:r>
+        <w:rPr>
+          <w:b/>
+          <w:bCs/>
+          <w:sz w:val="24"/>
+          <w:szCs w:val="24"/>
+        </w:rPr>
+        <w:t xml:space="preserve">   theme/</w:t>
+      </w:r>
+    </w:p>
+    <w:p>
+      <w:pPr>
+        <w:pStyle w:val="ListParagraph"/>
+        <w:numPr>
+          <w:ilvl w:val="0"/>
+          <w:numId w:val="76"/>
+        </w:numPr>
+        <w:spacing w:after="0" w:line="240" w:lineRule="auto"/>
+        <w:rPr>
+          <w:sz w:val="24"/>
+          <w:szCs w:val="24"/>
+        </w:rPr>
+      </w:pPr>
+      <w:proofErr w:type="spellStart"/>
+      <w:r>
+        <w:rPr>
+          <w:sz w:val="24"/>
+          <w:szCs w:val="24"/>
+        </w:rPr>
+        <w:t>app_</w:t>
+      </w:r>
+      <w:proofErr w:type="gramStart"/>
+      <w:r>
+        <w:rPr>
+          <w:sz w:val="24"/>
+          <w:szCs w:val="24"/>
+        </w:rPr>
+        <w:t>theme.dart</w:t>
+      </w:r>
+      <w:proofErr w:type="spellEnd"/>
+      <w:proofErr w:type="gramEnd"/>
+    </w:p>
+    <w:p>
+      <w:pPr>
+        <w:spacing w:after="0" w:line="240" w:lineRule="auto"/>
+        <w:rPr>
+          <w:b/>
+          <w:bCs/>
+          <w:sz w:val="24"/>
+          <w:szCs w:val="24"/>
+        </w:rPr>
+      </w:pPr>
+      <w:r>
+        <w:rPr>
+          <w:sz w:val="24"/>
+          <w:szCs w:val="24"/>
+        </w:rPr>
+        <w:t xml:space="preserve">   </w:t>
+      </w:r>
+      <w:r>
+        <w:rPr>
+          <w:b/>
+          <w:bCs/>
+          <w:sz w:val="24"/>
+          <w:szCs w:val="24"/>
+        </w:rPr>
+        <w:t>utils/</w:t>
+      </w:r>
+    </w:p>
+    <w:p>
+      <w:pPr>
+        <w:pStyle w:val="ListParagraph"/>
+        <w:numPr>
+          <w:ilvl w:val="0"/>
+          <w:numId w:val="76"/>
+        </w:numPr>
+        <w:spacing w:after="0" w:line="240" w:lineRule="auto"/>
+        <w:rPr>
+          <w:sz w:val="24"/>
+          <w:szCs w:val="24"/>
+        </w:rPr>
+      </w:pPr>
+      <w:proofErr w:type="spellStart"/>
+      <w:proofErr w:type="gramStart"/>
+      <w:r>
+        <w:rPr>
+          <w:sz w:val="24"/>
+          <w:szCs w:val="24"/>
+        </w:rPr>
+        <w:t>helpers.dart</w:t>
+      </w:r>
+      <w:proofErr w:type="spellEnd"/>
+      <w:proofErr w:type="gramEnd"/>
+    </w:p>
+    <w:p>
+      <w:pPr>
+        <w:spacing w:after="0" w:line="240" w:lineRule="auto"/>
+        <w:rPr>
+          <w:b/>
+          <w:bCs/>
+          <w:sz w:val="24"/>
+          <w:szCs w:val="24"/>
+        </w:rPr>
+      </w:pPr>
+      <w:r>
+        <w:rPr>
+          <w:b/>
+          <w:bCs/>
+          <w:sz w:val="24"/>
+          <w:szCs w:val="24"/>
+        </w:rPr>
+        <w:t xml:space="preserve">   widgets/</w:t>
+      </w:r>
+    </w:p>
+    <w:p>
+      <w:pPr>
+        <w:pStyle w:val="ListParagraph"/>
+        <w:numPr>
+          <w:ilvl w:val="0"/>
+          <w:numId w:val="76"/>
+        </w:numPr>
+        <w:spacing w:after="0" w:line="240" w:lineRule="auto"/>
+        <w:rPr>
+          <w:sz w:val="24"/>
+          <w:szCs w:val="24"/>
+        </w:rPr>
+      </w:pPr>
+      <w:proofErr w:type="spellStart"/>
+      <w:r>
+        <w:rPr>
+          <w:sz w:val="24"/>
+          <w:szCs w:val="24"/>
+        </w:rPr>
+        <w:t>app_</w:t>
+      </w:r>
+      <w:proofErr w:type="gramStart"/>
+      <w:r>
+        <w:rPr>
+          <w:sz w:val="24"/>
+          <w:szCs w:val="24"/>
+        </w:rPr>
+        <w:t>button.dart</w:t>
+      </w:r>
+      <w:proofErr w:type="spellEnd"/>
+      <w:proofErr w:type="gramEnd"/>
+    </w:p>
+    <w:p>
+      <w:pPr>
+        <w:pStyle w:val="ListParagraph"/>
+        <w:numPr>
+          <w:ilvl w:val="0"/>
+          <w:numId w:val="76"/>
+        </w:numPr>
+        <w:spacing w:after="0" w:line="240" w:lineRule="auto"/>
+        <w:rPr>
+          <w:sz w:val="24"/>
+          <w:szCs w:val="24"/>
+        </w:rPr>
+      </w:pPr>
+      <w:proofErr w:type="spellStart"/>
+      <w:r>
+        <w:rPr>
+          <w:sz w:val="24"/>
+          <w:szCs w:val="24"/>
+        </w:rPr>
+        <w:t>app_</w:t>
+      </w:r>
+      <w:proofErr w:type="gramStart"/>
+      <w:r>
+        <w:rPr>
+          <w:sz w:val="24"/>
+          <w:szCs w:val="24"/>
+        </w:rPr>
+        <w:t>loader.dart</w:t>
+      </w:r>
+      <w:proofErr w:type="spellEnd"/>
+      <w:proofErr w:type="gramEnd"/>
+    </w:p>
+    <w:p>
+      <w:pPr>
+        <w:pStyle w:val="ListParagraph"/>
+        <w:numPr>
+          <w:ilvl w:val="0"/>
+          <w:numId w:val="76"/>
+        </w:numPr>
+        <w:spacing w:after="0" w:line="240" w:lineRule="auto"/>
+        <w:rPr>
+          <w:sz w:val="24"/>
+          <w:szCs w:val="24"/>
+        </w:rPr>
+      </w:pPr>
+      <w:proofErr w:type="spellStart"/>
+      <w:r>
+        <w:rPr>
+          <w:sz w:val="24"/>
+          <w:szCs w:val="24"/>
+        </w:rPr>
+        <w:t>app_</w:t>
+      </w:r>
+      <w:proofErr w:type="gramStart"/>
+      <w:r>
+        <w:rPr>
+          <w:sz w:val="24"/>
+          <w:szCs w:val="24"/>
+        </w:rPr>
+        <w:t>card.dart</w:t>
+      </w:r>
+      <w:proofErr w:type="spellEnd"/>
+      <w:proofErr w:type="gramEnd"/>
+    </w:p>
+    <w:p>
+      <w:pPr>
+        <w:spacing w:after="0" w:line="240" w:lineRule="auto"/>
+        <w:rPr>
+          <w:sz w:val="24"/>
+          <w:szCs w:val="24"/>
+        </w:rPr>
+      </w:pPr>
+    </w:p>
+    <w:p>
+      <w:pPr>
+        <w:spacing w:after="0" w:line="240" w:lineRule="auto"/>
+        <w:rPr>
+          <w:b/>
+          <w:bCs/>
+          <w:sz w:val="24"/>
+          <w:szCs w:val="24"/>
+          <w:u w:val="single"/>
+        </w:rPr>
+      </w:pPr>
+      <w:r>
+        <w:rPr>
+          <w:b/>
+          <w:bCs/>
+          <w:sz w:val="24"/>
+          <w:szCs w:val="24"/>
+          <w:u w:val="single"/>
+        </w:rPr>
+        <w:t>config/</w:t>
+      </w:r>
+    </w:p>
+    <w:p>
+      <w:pPr>
+        <w:pStyle w:val="ListParagraph"/>
+        <w:numPr>
+          <w:ilvl w:val="0"/>
+          <w:numId w:val="77"/>
+        </w:numPr>
+        <w:spacing w:after="0" w:line="240" w:lineRule="auto"/>
+        <w:rPr>
+          <w:sz w:val="24"/>
+          <w:szCs w:val="24"/>
+        </w:rPr>
+      </w:pPr>
+      <w:proofErr w:type="spellStart"/>
+      <w:r>
+        <w:rPr>
+          <w:sz w:val="24"/>
+          <w:szCs w:val="24"/>
+        </w:rPr>
+        <w:t>app_</w:t>
+      </w:r>
+      <w:proofErr w:type="gramStart"/>
+      <w:r>
+        <w:rPr>
+          <w:sz w:val="24"/>
+          <w:szCs w:val="24"/>
+        </w:rPr>
+        <w:t>router.dart</w:t>
+      </w:r>
+      <w:proofErr w:type="spellEnd"/>
+      <w:proofErr w:type="gramEnd"/>
+    </w:p>
+    <w:p>
+      <w:pPr>
+        <w:spacing w:after="0" w:line="240" w:lineRule="auto"/>
+        <w:rPr>
+          <w:sz w:val="24"/>
+          <w:szCs w:val="24"/>
+        </w:rPr>
+      </w:pPr>
+    </w:p>
+    <w:p>
+      <w:pPr>
+        <w:spacing w:after="0" w:line="240" w:lineRule="auto"/>
+        <w:rPr>
+          <w:b/>
+          <w:bCs/>
+          <w:sz w:val="24"/>
+          <w:szCs w:val="24"/>
+          <w:u w:val="single"/>
+        </w:rPr>
+      </w:pPr>
+      <w:r>
+        <w:rPr>
+          <w:b/>
+          <w:bCs/>
+          <w:sz w:val="24"/>
+          <w:szCs w:val="24"/>
+          <w:u w:val="single"/>
+        </w:rPr>
+        <w:t>models/</w:t>
+      </w:r>
+    </w:p>
+    <w:p>
+      <w:pPr>
+        <w:pStyle w:val="ListParagraph"/>
+        <w:numPr>
+          <w:ilvl w:val="0"/>
+          <w:numId w:val="77"/>
+        </w:numPr>
+        <w:spacing w:after="0" w:line="240" w:lineRule="auto"/>
+        <w:rPr>
+          <w:sz w:val="24"/>
+          <w:szCs w:val="24"/>
+        </w:rPr>
+      </w:pPr>
+      <w:proofErr w:type="spellStart"/>
+      <w:proofErr w:type="gramStart"/>
+      <w:r>
+        <w:rPr>
+          <w:sz w:val="24"/>
+          <w:szCs w:val="24"/>
+        </w:rPr>
+        <w:t>school.dart</w:t>
+      </w:r>
+      <w:proofErr w:type="spellEnd"/>
+      <w:proofErr w:type="gramEnd"/>
+    </w:p>
+    <w:p>
+      <w:pPr>
+        <w:pStyle w:val="ListParagraph"/>
+        <w:numPr>
+          <w:ilvl w:val="0"/>
+          <w:numId w:val="77"/>
+        </w:numPr>
+        <w:spacing w:after="0" w:line="240" w:lineRule="auto"/>
+        <w:rPr>
+          <w:sz w:val="24"/>
+          <w:szCs w:val="24"/>
+        </w:rPr>
+      </w:pPr>
+      <w:proofErr w:type="spellStart"/>
+      <w:proofErr w:type="gramStart"/>
+      <w:r>
+        <w:rPr>
+          <w:sz w:val="24"/>
+          <w:szCs w:val="24"/>
+        </w:rPr>
+        <w:t>teacher.dart</w:t>
+      </w:r>
+      <w:proofErr w:type="spellEnd"/>
+      <w:proofErr w:type="gramEnd"/>
+    </w:p>
+    <w:p>
+      <w:pPr>
+        <w:pStyle w:val="ListParagraph"/>
+        <w:numPr>
+          <w:ilvl w:val="0"/>
+          <w:numId w:val="77"/>
+        </w:numPr>
+        <w:spacing w:after="0" w:line="240" w:lineRule="auto"/>
+        <w:rPr>
+          <w:sz w:val="24"/>
+          <w:szCs w:val="24"/>
+        </w:rPr>
+      </w:pPr>
+      <w:proofErr w:type="spellStart"/>
+      <w:proofErr w:type="gramStart"/>
+      <w:r>
+        <w:rPr>
+          <w:sz w:val="24"/>
+          <w:szCs w:val="24"/>
+        </w:rPr>
+        <w:t>student.dart</w:t>
+      </w:r>
+      <w:proofErr w:type="spellEnd"/>
+      <w:proofErr w:type="gramEnd"/>
+    </w:p>
+    <w:p>
+      <w:pPr>
+        <w:pStyle w:val="ListParagraph"/>
+        <w:numPr>
+          <w:ilvl w:val="0"/>
+          <w:numId w:val="77"/>
+        </w:numPr>
+        <w:spacing w:after="0" w:line="240" w:lineRule="auto"/>
+        <w:rPr>
+          <w:sz w:val="24"/>
+          <w:szCs w:val="24"/>
+        </w:rPr>
+      </w:pPr>
+      <w:proofErr w:type="spellStart"/>
+      <w:r>
+        <w:rPr>
+          <w:sz w:val="24"/>
+          <w:szCs w:val="24"/>
+        </w:rPr>
+        <w:t>class_</w:t>
+      </w:r>
+      <w:proofErr w:type="gramStart"/>
+      <w:r>
+        <w:rPr>
+          <w:sz w:val="24"/>
+          <w:szCs w:val="24"/>
+        </w:rPr>
+        <w:t>model.dart</w:t>
+      </w:r>
+      <w:proofErr w:type="spellEnd"/>
+      <w:proofErr w:type="gramEnd"/>
+    </w:p>
+    <w:p>
+      <w:pPr>
+        <w:pStyle w:val="ListParagraph"/>
+        <w:numPr>
+          <w:ilvl w:val="0"/>
+          <w:numId w:val="77"/>
+        </w:numPr>
+        <w:spacing w:after="0" w:line="240" w:lineRule="auto"/>
+        <w:rPr>
+          <w:sz w:val="24"/>
+          <w:szCs w:val="24"/>
+        </w:rPr>
+      </w:pPr>
+      <w:proofErr w:type="spellStart"/>
+      <w:proofErr w:type="gramStart"/>
+      <w:r>
+        <w:rPr>
+          <w:sz w:val="24"/>
+          <w:szCs w:val="24"/>
+        </w:rPr>
+        <w:t>attendance.dart</w:t>
+      </w:r>
+      <w:proofErr w:type="spellEnd"/>
+      <w:proofErr w:type="gramEnd"/>
+    </w:p>
+    <w:p>
+      <w:pPr>
+        <w:pStyle w:val="ListParagraph"/>
+        <w:numPr>
+          <w:ilvl w:val="0"/>
+          <w:numId w:val="77"/>
+        </w:numPr>
+        <w:spacing w:after="0" w:line="240" w:lineRule="auto"/>
+        <w:rPr>
+          <w:sz w:val="24"/>
+          <w:szCs w:val="24"/>
+        </w:rPr>
+      </w:pPr>
+      <w:proofErr w:type="spellStart"/>
+      <w:proofErr w:type="gramStart"/>
+      <w:r>
+        <w:rPr>
+          <w:sz w:val="24"/>
+          <w:szCs w:val="24"/>
+        </w:rPr>
+        <w:t>homework.dart</w:t>
+      </w:r>
+      <w:proofErr w:type="spellEnd"/>
+      <w:proofErr w:type="gramEnd"/>
+    </w:p>
+    <w:p>
+      <w:pPr>
+        <w:pStyle w:val="ListParagraph"/>
+        <w:numPr>
+          <w:ilvl w:val="0"/>
+          <w:numId w:val="77"/>
+        </w:numPr>
+        <w:spacing w:after="0" w:line="240" w:lineRule="auto"/>
+        <w:rPr>
+          <w:sz w:val="24"/>
+          <w:szCs w:val="24"/>
+        </w:rPr>
+      </w:pPr>
+      <w:proofErr w:type="spellStart"/>
+      <w:proofErr w:type="gramStart"/>
+      <w:r>
+        <w:rPr>
+          <w:sz w:val="24"/>
+          <w:szCs w:val="24"/>
+        </w:rPr>
+        <w:t>fee.dart</w:t>
+      </w:r>
+      <w:proofErr w:type="spellEnd"/>
+      <w:proofErr w:type="gramEnd"/>
+    </w:p>
+    <w:p>
+      <w:pPr>
+        <w:pStyle w:val="ListParagraph"/>
+        <w:numPr>
+          <w:ilvl w:val="0"/>
+          <w:numId w:val="77"/>
+        </w:numPr>
+        <w:spacing w:after="0" w:line="240" w:lineRule="auto"/>
+        <w:rPr>
+          <w:sz w:val="24"/>
+          <w:szCs w:val="24"/>
+        </w:rPr>
+      </w:pPr>
+      <w:proofErr w:type="spellStart"/>
+      <w:r>
+        <w:rPr>
+          <w:sz w:val="24"/>
+          <w:szCs w:val="24"/>
+        </w:rPr>
+        <w:t>user_</w:t>
+      </w:r>
+      <w:proofErr w:type="gramStart"/>
+      <w:r>
+        <w:rPr>
+          <w:sz w:val="24"/>
+          <w:szCs w:val="24"/>
+        </w:rPr>
+        <w:t>role.dart</w:t>
+      </w:r>
+      <w:proofErr w:type="spellEnd"/>
+      <w:proofErr w:type="gramEnd"/>
+    </w:p>
+    <w:p>
+      <w:pPr>
+        <w:spacing w:after="0" w:line="240" w:lineRule="auto"/>
+        <w:rPr>
+          <w:sz w:val="24"/>
+          <w:szCs w:val="24"/>
+        </w:rPr>
+      </w:pPr>
+    </w:p>
+    <w:p>
+      <w:pPr>
+        <w:spacing w:after="0" w:line="240" w:lineRule="auto"/>
+        <w:rPr>
+          <w:b/>
+          <w:bCs/>
+          <w:sz w:val="24"/>
+          <w:szCs w:val="24"/>
+          <w:u w:val="single"/>
+        </w:rPr>
+      </w:pPr>
+      <w:r>
+        <w:rPr>
+          <w:b/>
+          <w:bCs/>
+          <w:sz w:val="24"/>
+          <w:szCs w:val="24"/>
+          <w:u w:val="single"/>
+        </w:rPr>
+        <w:t>services/</w:t>
+      </w:r>
+    </w:p>
+    <w:p>
+      <w:pPr>
+        <w:pStyle w:val="ListParagraph"/>
+        <w:numPr>
+          <w:ilvl w:val="0"/>
+          <w:numId w:val="78"/>
+        </w:numPr>
+        <w:spacing w:after="0" w:line="240" w:lineRule="auto"/>
+        <w:rPr>
+          <w:sz w:val="24"/>
+          <w:szCs w:val="24"/>
+        </w:rPr>
+      </w:pPr>
+      <w:proofErr w:type="spellStart"/>
+      <w:r>
+        <w:rPr>
+          <w:sz w:val="24"/>
+          <w:szCs w:val="24"/>
+        </w:rPr>
+        <w:t>auth_</w:t>
+      </w:r>
+      <w:proofErr w:type="gramStart"/>
+      <w:r>
+        <w:rPr>
+          <w:sz w:val="24"/>
+          <w:szCs w:val="24"/>
+        </w:rPr>
+        <w:t>service.dart</w:t>
+      </w:r>
+      <w:proofErr w:type="spellEnd"/>
+      <w:proofErr w:type="gramEnd"/>
+    </w:p>
+    <w:p>
+      <w:pPr>
+        <w:pStyle w:val="ListParagraph"/>
+        <w:numPr>
+          <w:ilvl w:val="0"/>
+          <w:numId w:val="78"/>
+        </w:numPr>
+        <w:spacing w:after="0" w:line="240" w:lineRule="auto"/>
+        <w:rPr>
+          <w:sz w:val="24"/>
+          <w:szCs w:val="24"/>
+        </w:rPr>
+      </w:pPr>
+      <w:proofErr w:type="spellStart"/>
+      <w:r>
+        <w:rPr>
+          <w:sz w:val="24"/>
+          <w:szCs w:val="24"/>
+        </w:rPr>
+        <w:t>firestore_</w:t>
+      </w:r>
+      <w:proofErr w:type="gramStart"/>
+      <w:r>
+        <w:rPr>
+          <w:sz w:val="24"/>
+          <w:szCs w:val="24"/>
+        </w:rPr>
+        <w:t>service.dart</w:t>
+      </w:r>
+      <w:proofErr w:type="spellEnd"/>
+      <w:proofErr w:type="gramEnd"/>
+    </w:p>
+    <w:p>
+      <w:pPr>
+        <w:pStyle w:val="ListParagraph"/>
+        <w:numPr>
+          <w:ilvl w:val="0"/>
+          <w:numId w:val="78"/>
+        </w:numPr>
+        <w:spacing w:after="0" w:line="240" w:lineRule="auto"/>
+        <w:rPr>
+          <w:sz w:val="24"/>
+          <w:szCs w:val="24"/>
+        </w:rPr>
+      </w:pPr>
+      <w:proofErr w:type="spellStart"/>
+      <w:r>
+        <w:rPr>
+          <w:sz w:val="24"/>
+          <w:szCs w:val="24"/>
+        </w:rPr>
+        <w:t>notification_</w:t>
+      </w:r>
+      <w:proofErr w:type="gramStart"/>
+      <w:r>
+        <w:rPr>
+          <w:sz w:val="24"/>
+          <w:szCs w:val="24"/>
+        </w:rPr>
+        <w:t>service.dart</w:t>
+      </w:r>
+      <w:proofErr w:type="spellEnd"/>
+      <w:proofErr w:type="gramEnd"/>
+    </w:p>
+    <w:p>
+      <w:pPr>
+        <w:spacing w:after="0" w:line="240" w:lineRule="auto"/>
+        <w:rPr>
+          <w:sz w:val="24"/>
+          <w:szCs w:val="24"/>
+        </w:rPr>
+      </w:pPr>
+    </w:p>
+    <w:p>
+      <w:pPr>
+        <w:spacing w:after="0" w:line="240" w:lineRule="auto"/>
+        <w:rPr>
+          <w:b/>
+          <w:bCs/>
+          <w:sz w:val="24"/>
+          <w:szCs w:val="24"/>
+          <w:u w:val="single"/>
+        </w:rPr>
+      </w:pPr>
+      <w:r>
+        <w:rPr>
+          <w:b/>
+          <w:bCs/>
+          <w:sz w:val="24"/>
+          <w:szCs w:val="24"/>
+          <w:u w:val="single"/>
+        </w:rPr>
+        <w:t>providers/</w:t>
+      </w:r>
+    </w:p>
+    <w:p>
+      <w:pPr>
+        <w:pStyle w:val="ListParagraph"/>
+        <w:numPr>
+          <w:ilvl w:val="0"/>
+          <w:numId w:val="79"/>
+        </w:numPr>
+        <w:spacing w:after="0" w:line="240" w:lineRule="auto"/>
+        <w:rPr>
+          <w:sz w:val="24"/>
+          <w:szCs w:val="24"/>
+        </w:rPr>
+      </w:pPr>
+      <w:proofErr w:type="spellStart"/>
+      <w:r>
+        <w:rPr>
+          <w:sz w:val="24"/>
+          <w:szCs w:val="24"/>
+        </w:rPr>
+        <w:t>core_</w:t>
+      </w:r>
+      <w:proofErr w:type="gramStart"/>
+      <w:r>
+        <w:rPr>
+          <w:sz w:val="24"/>
+          <w:szCs w:val="24"/>
+        </w:rPr>
+        <w:t>providers.dart</w:t>
+      </w:r>
+      <w:proofErr w:type="spellEnd"/>
+      <w:proofErr w:type="gramEnd"/>
+    </w:p>
+    <w:p>
+      <w:pPr>
+        <w:pStyle w:val="ListParagraph"/>
+        <w:numPr>
+          <w:ilvl w:val="0"/>
+          <w:numId w:val="79"/>
+        </w:numPr>
+        <w:spacing w:after="0" w:line="240" w:lineRule="auto"/>
+        <w:rPr>
+          <w:sz w:val="24"/>
+          <w:szCs w:val="24"/>
+        </w:rPr>
+      </w:pPr>
+      <w:proofErr w:type="spellStart"/>
+      <w:r>
+        <w:rPr>
+          <w:sz w:val="24"/>
+          <w:szCs w:val="24"/>
+        </w:rPr>
+        <w:t>auth_</w:t>
+      </w:r>
+      <w:proofErr w:type="gramStart"/>
+      <w:r>
+        <w:rPr>
+          <w:sz w:val="24"/>
+          <w:szCs w:val="24"/>
+        </w:rPr>
+        <w:t>provider.dart</w:t>
+      </w:r>
+      <w:proofErr w:type="spellEnd"/>
+      <w:proofErr w:type="gramEnd"/>
+    </w:p>
+    <w:p>
+      <w:pPr>
+        <w:pStyle w:val="ListParagraph"/>
+        <w:numPr>
+          <w:ilvl w:val="0"/>
+          <w:numId w:val="79"/>
+        </w:numPr>
+        <w:spacing w:after="0" w:line="240" w:lineRule="auto"/>
+        <w:rPr>
+          <w:sz w:val="24"/>
+          <w:szCs w:val="24"/>
+        </w:rPr>
+      </w:pPr>
+      <w:proofErr w:type="spellStart"/>
+      <w:r>
+        <w:rPr>
+          <w:sz w:val="24"/>
+          <w:szCs w:val="24"/>
+        </w:rPr>
+        <w:t>school_</w:t>
+      </w:r>
+      <w:proofErr w:type="gramStart"/>
+      <w:r>
+        <w:rPr>
+          <w:sz w:val="24"/>
+          <w:szCs w:val="24"/>
+        </w:rPr>
+        <w:t>provider.dart</w:t>
+      </w:r>
+      <w:proofErr w:type="spellEnd"/>
+      <w:proofErr w:type="gramEnd"/>
+    </w:p>
+    <w:p>
+      <w:pPr>
+        <w:spacing w:after="0" w:line="240" w:lineRule="auto"/>
+        <w:rPr>
+          <w:sz w:val="24"/>
+          <w:szCs w:val="24"/>
+        </w:rPr>
+      </w:pPr>
+    </w:p>
+    <w:p>
+      <w:pPr>
+        <w:spacing w:after="0" w:line="240" w:lineRule="auto"/>
+        <w:ind w:left="-284"/>
+        <w:rPr>
+          <w:b/>
+          <w:bCs/>
+          <w:sz w:val="24"/>
+          <w:szCs w:val="24"/>
+          <w:u w:val="single"/>
+        </w:rPr>
+      </w:pPr>
+      <w:r>
+        <w:rPr>
+          <w:b/>
+          <w:bCs/>
+          <w:sz w:val="24"/>
+          <w:szCs w:val="24"/>
+          <w:u w:val="single"/>
+        </w:rPr>
+        <w:t>features/</w:t>
+      </w:r>
+    </w:p>
+    <w:p>
+      <w:pPr>
+        <w:spacing w:after="0" w:line="240" w:lineRule="auto"/>
+        <w:rPr>
+          <w:sz w:val="24"/>
+          <w:szCs w:val="24"/>
+        </w:rPr>
+      </w:pPr>
+    </w:p>
+    <w:p>
+      <w:pPr>
+        <w:spacing w:after="0" w:line="240" w:lineRule="auto"/>
+        <w:rPr>
+          <w:b/>
+          <w:bCs/>
+          <w:sz w:val="24"/>
+          <w:szCs w:val="24"/>
+        </w:rPr>
+      </w:pPr>
+      <w:r>
+        <w:rPr>
+          <w:b/>
+          <w:bCs/>
+          <w:sz w:val="24"/>
+          <w:szCs w:val="24"/>
+        </w:rPr>
+        <w:t xml:space="preserve">   auth/</w:t>
+      </w:r>
+    </w:p>
+    <w:p>
+      <w:pPr>
+        <w:spacing w:after="0" w:line="240" w:lineRule="auto"/>
+        <w:rPr>
+          <w:sz w:val="24"/>
+          <w:szCs w:val="24"/>
+        </w:rPr>
+      </w:pPr>
+      <w:r>
+        <w:rPr>
+          <w:sz w:val="24"/>
+          <w:szCs w:val="24"/>
+        </w:rPr>
+        <w:t xml:space="preserve">      screens/</w:t>
+      </w:r>
+    </w:p>
+    <w:p>
+      <w:pPr>
+        <w:pStyle w:val="ListParagraph"/>
+        <w:numPr>
+          <w:ilvl w:val="0"/>
+          <w:numId w:val="80"/>
+        </w:numPr>
+        <w:spacing w:after="0" w:line="240" w:lineRule="auto"/>
+        <w:rPr>
+          <w:sz w:val="24"/>
+          <w:szCs w:val="24"/>
+        </w:rPr>
+      </w:pPr>
+      <w:proofErr w:type="spellStart"/>
+      <w:r>
+        <w:rPr>
+          <w:sz w:val="24"/>
+          <w:szCs w:val="24"/>
+        </w:rPr>
+        <w:t>login_</w:t>
+      </w:r>
+      <w:proofErr w:type="gramStart"/>
+      <w:r>
+        <w:rPr>
+          <w:sz w:val="24"/>
+          <w:szCs w:val="24"/>
+        </w:rPr>
+        <w:t>screen.dart</w:t>
+      </w:r>
+      <w:proofErr w:type="spellEnd"/>
+      <w:proofErr w:type="gramEnd"/>
+    </w:p>
+    <w:p>
+      <w:pPr>
+        <w:spacing w:after="0" w:line="240" w:lineRule="auto"/>
+        <w:rPr>
+          <w:sz w:val="24"/>
+          <w:szCs w:val="24"/>
+        </w:rPr>
+      </w:pPr>
+    </w:p>
+    <w:p>
+      <w:pPr>
+        <w:spacing w:after="0" w:line="240" w:lineRule="auto"/>
+        <w:rPr>
+          <w:b/>
+          <w:bCs/>
+          <w:sz w:val="24"/>
+          <w:szCs w:val="24"/>
+        </w:rPr>
+      </w:pPr>
+      <w:r>
+        <w:rPr>
+          <w:b/>
+          <w:bCs/>
+          <w:sz w:val="24"/>
+          <w:szCs w:val="24"/>
+        </w:rPr>
+        <w:t xml:space="preserve">   </w:t>
+      </w:r>
+      <w:proofErr w:type="spellStart"/>
+      <w:r>
+        <w:rPr>
+          <w:b/>
+          <w:bCs/>
+          <w:sz w:val="24"/>
+          <w:szCs w:val="24"/>
+        </w:rPr>
+        <w:t>super_admin</w:t>
+      </w:r>
+      <w:proofErr w:type="spellEnd"/>
+      <w:r>
+        <w:rPr>
+          <w:b/>
+          <w:bCs/>
+          <w:sz w:val="24"/>
+          <w:szCs w:val="24"/>
+        </w:rPr>
+        <w:t>/</w:t>
+      </w:r>
+    </w:p>
+    <w:p>
+      <w:pPr>
+        <w:spacing w:after="0" w:line="240" w:lineRule="auto"/>
+        <w:rPr>
+          <w:sz w:val="24"/>
+          <w:szCs w:val="24"/>
+        </w:rPr>
+      </w:pPr>
+      <w:r>
+        <w:rPr>
+          <w:sz w:val="24"/>
+          <w:szCs w:val="24"/>
+        </w:rPr>
+        <w:t xml:space="preserve">      screens/</w:t>
+      </w:r>
+    </w:p>
+    <w:p>
+      <w:pPr>
+        <w:pStyle w:val="ListParagraph"/>
+        <w:numPr>
+          <w:ilvl w:val="0"/>
+          <w:numId w:val="80"/>
+        </w:numPr>
+        <w:spacing w:after="0" w:line="240" w:lineRule="auto"/>
+        <w:rPr>
+          <w:sz w:val="24"/>
+          <w:szCs w:val="24"/>
+        </w:rPr>
+      </w:pPr>
+      <w:proofErr w:type="spellStart"/>
+      <w:r>
+        <w:rPr>
+          <w:sz w:val="24"/>
+          <w:szCs w:val="24"/>
+        </w:rPr>
+        <w:t>super_admin_</w:t>
+      </w:r>
+      <w:proofErr w:type="gramStart"/>
+      <w:r>
+        <w:rPr>
+          <w:sz w:val="24"/>
+          <w:szCs w:val="24"/>
+        </w:rPr>
+        <w:t>dashboard.dart</w:t>
+      </w:r>
+      <w:proofErr w:type="spellEnd"/>
+      <w:proofErr w:type="gramEnd"/>
+    </w:p>
+    <w:p>
+      <w:pPr>
+        <w:pStyle w:val="ListParagraph"/>
+        <w:numPr>
+          <w:ilvl w:val="0"/>
+          <w:numId w:val="80"/>
+        </w:numPr>
+        <w:spacing w:after="0" w:line="240" w:lineRule="auto"/>
+        <w:rPr>
+          <w:sz w:val="24"/>
+          <w:szCs w:val="24"/>
+        </w:rPr>
+      </w:pPr>
+      <w:proofErr w:type="spellStart"/>
+      <w:r>
+        <w:rPr>
+          <w:sz w:val="24"/>
+          <w:szCs w:val="24"/>
+        </w:rPr>
+        <w:t>schools_</w:t>
+      </w:r>
+      <w:proofErr w:type="gramStart"/>
+      <w:r>
+        <w:rPr>
+          <w:sz w:val="24"/>
+          <w:szCs w:val="24"/>
+        </w:rPr>
+        <w:t>screen.dart</w:t>
+      </w:r>
+      <w:proofErr w:type="spellEnd"/>
+      <w:proofErr w:type="gramEnd"/>
+    </w:p>
+    <w:p>
+      <w:pPr>
+        <w:pStyle w:val="ListParagraph"/>
+        <w:numPr>
+          <w:ilvl w:val="0"/>
+          <w:numId w:val="80"/>
+        </w:numPr>
+        <w:spacing w:after="0" w:line="240" w:lineRule="auto"/>
+        <w:rPr>
+          <w:sz w:val="24"/>
+          <w:szCs w:val="24"/>
+        </w:rPr>
+      </w:pPr>
+      <w:proofErr w:type="spellStart"/>
+      <w:r>
+        <w:rPr>
+          <w:sz w:val="24"/>
+          <w:szCs w:val="24"/>
+        </w:rPr>
+        <w:t>create_school_</w:t>
+      </w:r>
+      <w:proofErr w:type="gramStart"/>
+      <w:r>
+        <w:rPr>
+          <w:sz w:val="24"/>
+          <w:szCs w:val="24"/>
+        </w:rPr>
+        <w:t>screen.dart</w:t>
+      </w:r>
+      <w:proofErr w:type="spellEnd"/>
+      <w:proofErr w:type="gramEnd"/>
+    </w:p>
+    <w:p>
+      <w:pPr>
+        <w:spacing w:after="0" w:line="240" w:lineRule="auto"/>
+        <w:rPr>
+          <w:sz w:val="24"/>
+          <w:szCs w:val="24"/>
+        </w:rPr>
+      </w:pPr>
+    </w:p>
+    <w:p>
+      <w:pPr>
+        <w:spacing w:after="0" w:line="240" w:lineRule="auto"/>
+        <w:rPr>
+          <w:b/>
+          <w:bCs/>
+          <w:sz w:val="24"/>
+          <w:szCs w:val="24"/>
+        </w:rPr>
+      </w:pPr>
+      <w:r>
+        <w:rPr>
+          <w:b/>
+          <w:bCs/>
+          <w:sz w:val="24"/>
+          <w:szCs w:val="24"/>
+        </w:rPr>
+        <w:t xml:space="preserve">  </w:t>
+      </w:r>
+    </w:p>
+    <w:p>
+      <w:pPr>
+        <w:spacing w:after="0" w:line="240" w:lineRule="auto"/>
+        <w:rPr>
+          <w:b/>
+          <w:bCs/>
+          <w:sz w:val="24"/>
+          <w:szCs w:val="24"/>
+        </w:rPr>
+      </w:pPr>
+    </w:p>
+    <w:p>
+      <w:pPr>
+        <w:spacing w:after="0" w:line="240" w:lineRule="auto"/>
+        <w:rPr>
+          <w:b/>
+          <w:bCs/>
+          <w:sz w:val="24"/>
+          <w:szCs w:val="24"/>
+        </w:rPr>
+      </w:pPr>
+    </w:p>
+    <w:p>
+      <w:pPr>
+        <w:spacing w:after="0" w:line="240" w:lineRule="auto"/>
+        <w:rPr>
+          <w:b/>
+          <w:bCs/>
+          <w:sz w:val="24"/>
+          <w:szCs w:val="24"/>
+        </w:rPr>
+      </w:pPr>
+      <w:r>
+        <w:rPr>
+          <w:b/>
+          <w:bCs/>
+          <w:sz w:val="24"/>
+          <w:szCs w:val="24"/>
+        </w:rPr>
+        <w:t xml:space="preserve"> </w:t>
+      </w:r>
+      <w:proofErr w:type="spellStart"/>
+      <w:r>
+        <w:rPr>
+          <w:b/>
+          <w:bCs/>
+          <w:sz w:val="24"/>
+          <w:szCs w:val="24"/>
+        </w:rPr>
+        <w:t>school_admin</w:t>
+      </w:r>
+      <w:proofErr w:type="spellEnd"/>
+      <w:r>
+        <w:rPr>
+          <w:b/>
+          <w:bCs/>
+          <w:sz w:val="24"/>
+          <w:szCs w:val="24"/>
+        </w:rPr>
+        <w:t>/</w:t>
+      </w:r>
+    </w:p>
+    <w:p>
+      <w:pPr>
+        <w:spacing w:after="0" w:line="240" w:lineRule="auto"/>
+        <w:rPr>
+          <w:sz w:val="24"/>
+          <w:szCs w:val="24"/>
+        </w:rPr>
+      </w:pPr>
+    </w:p>
+    <w:p>
+      <w:pPr>
+        <w:spacing w:after="0" w:line="240" w:lineRule="auto"/>
+        <w:rPr>
+          <w:b/>
+          <w:bCs/>
+          <w:sz w:val="24"/>
+          <w:szCs w:val="24"/>
+        </w:rPr>
+      </w:pPr>
+      <w:r>
+        <w:rPr>
+          <w:b/>
+          <w:bCs/>
+          <w:sz w:val="24"/>
+          <w:szCs w:val="24"/>
+        </w:rPr>
+        <w:t xml:space="preserve">      layout/</w:t>
+      </w:r>
+    </w:p>
+    <w:p>
+      <w:pPr>
+        <w:pStyle w:val="ListParagraph"/>
+        <w:numPr>
+          <w:ilvl w:val="0"/>
+          <w:numId w:val="81"/>
+        </w:numPr>
+        <w:spacing w:after="0" w:line="240" w:lineRule="auto"/>
+        <w:rPr>
+          <w:sz w:val="24"/>
+          <w:szCs w:val="24"/>
+        </w:rPr>
+      </w:pPr>
+      <w:proofErr w:type="spellStart"/>
+      <w:r>
+        <w:rPr>
+          <w:sz w:val="24"/>
+          <w:szCs w:val="24"/>
+        </w:rPr>
+        <w:t>admin_</w:t>
+      </w:r>
+      <w:proofErr w:type="gramStart"/>
+      <w:r>
+        <w:rPr>
+          <w:sz w:val="24"/>
+          <w:szCs w:val="24"/>
+        </w:rPr>
+        <w:t>layout.dart</w:t>
+      </w:r>
+      <w:proofErr w:type="spellEnd"/>
+      <w:proofErr w:type="gramEnd"/>
+    </w:p>
+    <w:p>
+      <w:pPr>
+        <w:pStyle w:val="ListParagraph"/>
+        <w:numPr>
+          <w:ilvl w:val="0"/>
+          <w:numId w:val="81"/>
+        </w:numPr>
+        <w:spacing w:after="0" w:line="240" w:lineRule="auto"/>
+        <w:rPr>
+          <w:sz w:val="24"/>
+          <w:szCs w:val="24"/>
+        </w:rPr>
+      </w:pPr>
+      <w:proofErr w:type="spellStart"/>
+      <w:proofErr w:type="gramStart"/>
+      <w:r>
+        <w:rPr>
+          <w:sz w:val="24"/>
+          <w:szCs w:val="24"/>
+        </w:rPr>
+        <w:t>sidebar.dart</w:t>
+      </w:r>
+      <w:proofErr w:type="spellEnd"/>
+      <w:proofErr w:type="gramEnd"/>
+    </w:p>
+    <w:p>
+      <w:pPr>
+        <w:pStyle w:val="ListParagraph"/>
+        <w:numPr>
+          <w:ilvl w:val="0"/>
+          <w:numId w:val="81"/>
+        </w:numPr>
+        <w:spacing w:after="0" w:line="240" w:lineRule="auto"/>
+        <w:rPr>
+          <w:sz w:val="24"/>
+          <w:szCs w:val="24"/>
+        </w:rPr>
+      </w:pPr>
+      <w:proofErr w:type="spellStart"/>
+      <w:proofErr w:type="gramStart"/>
+      <w:r>
+        <w:rPr>
+          <w:sz w:val="24"/>
+          <w:szCs w:val="24"/>
+        </w:rPr>
+        <w:t>topbar.dart</w:t>
+      </w:r>
+      <w:proofErr w:type="spellEnd"/>
+      <w:proofErr w:type="gramEnd"/>
+    </w:p>
+    <w:p>
+      <w:pPr>
+        <w:spacing w:after="0" w:line="240" w:lineRule="auto"/>
+        <w:rPr>
+          <w:sz w:val="24"/>
+          <w:szCs w:val="24"/>
+        </w:rPr>
+      </w:pPr>
+    </w:p>
+    <w:p>
+      <w:pPr>
+        <w:spacing w:after="0" w:line="240" w:lineRule="auto"/>
+        <w:rPr>
+          <w:b/>
+          <w:bCs/>
+          <w:sz w:val="24"/>
+          <w:szCs w:val="24"/>
+        </w:rPr>
+      </w:pPr>
+      <w:r>
+        <w:rPr>
+          <w:b/>
+          <w:bCs/>
+          <w:sz w:val="24"/>
+          <w:szCs w:val="24"/>
+        </w:rPr>
+        <w:t xml:space="preserve">      dashboard/</w:t>
+      </w:r>
+    </w:p>
+    <w:p>
+      <w:pPr>
+        <w:spacing w:after="0" w:line="240" w:lineRule="auto"/>
+        <w:rPr>
+          <w:sz w:val="24"/>
+          <w:szCs w:val="24"/>
+        </w:rPr>
+      </w:pPr>
+      <w:r>
+        <w:rPr>
+          <w:sz w:val="24"/>
+          <w:szCs w:val="24"/>
+        </w:rPr>
+        <w:t xml:space="preserve">         screens/</w:t>
+      </w:r>
+    </w:p>
+    <w:p>
+      <w:pPr>
+        <w:pStyle w:val="ListParagraph"/>
+        <w:numPr>
+          <w:ilvl w:val="0"/>
+          <w:numId w:val="82"/>
+        </w:numPr>
+        <w:spacing w:after="0" w:line="240" w:lineRule="auto"/>
+        <w:rPr>
+          <w:sz w:val="24"/>
+          <w:szCs w:val="24"/>
+        </w:rPr>
+      </w:pPr>
+      <w:proofErr w:type="spellStart"/>
+      <w:r>
+        <w:rPr>
+          <w:sz w:val="24"/>
+          <w:szCs w:val="24"/>
+        </w:rPr>
+        <w:t>school_admin_</w:t>
+      </w:r>
+      <w:proofErr w:type="gramStart"/>
+      <w:r>
+        <w:rPr>
+          <w:sz w:val="24"/>
+          <w:szCs w:val="24"/>
+        </w:rPr>
+        <w:t>dashboard.dart</w:t>
+      </w:r>
+      <w:proofErr w:type="spellEnd"/>
+      <w:proofErr w:type="gramEnd"/>
+    </w:p>
+    <w:p>
+      <w:pPr>
+        <w:spacing w:after="0" w:line="240" w:lineRule="auto"/>
+        <w:rPr>
+          <w:sz w:val="24"/>
+          <w:szCs w:val="24"/>
+        </w:rPr>
+      </w:pPr>
+    </w:p>
+    <w:p>
+      <w:pPr>
+        <w:spacing w:after="0" w:line="240" w:lineRule="auto"/>
+        <w:rPr>
+          <w:b/>
+          <w:bCs/>
+          <w:sz w:val="24"/>
+          <w:szCs w:val="24"/>
+        </w:rPr>
+      </w:pPr>
+      <w:r>
+        <w:rPr>
+          <w:b/>
+          <w:bCs/>
+          <w:sz w:val="24"/>
+          <w:szCs w:val="24"/>
+        </w:rPr>
+        <w:t xml:space="preserve">      teachers/</w:t>
+      </w:r>
+    </w:p>
+    <w:p>
+      <w:pPr>
+        <w:spacing w:after="0" w:line="240" w:lineRule="auto"/>
+        <w:rPr>
+          <w:sz w:val="24"/>
+          <w:szCs w:val="24"/>
+        </w:rPr>
+      </w:pPr>
+      <w:r>
+        <w:rPr>
+          <w:sz w:val="24"/>
+          <w:szCs w:val="24"/>
+        </w:rPr>
+        <w:t xml:space="preserve">         screens/</w:t>
+      </w:r>
+    </w:p>
+    <w:p>
+      <w:pPr>
+        <w:pStyle w:val="ListParagraph"/>
+        <w:numPr>
+          <w:ilvl w:val="0"/>
+          <w:numId w:val="82"/>
+        </w:numPr>
+        <w:spacing w:after="0" w:line="240" w:lineRule="auto"/>
+        <w:rPr>
+          <w:sz w:val="24"/>
+          <w:szCs w:val="24"/>
+        </w:rPr>
+      </w:pPr>
+      <w:proofErr w:type="spellStart"/>
+      <w:r>
+        <w:rPr>
+          <w:sz w:val="24"/>
+          <w:szCs w:val="24"/>
+        </w:rPr>
+        <w:t>teachers_</w:t>
+      </w:r>
+      <w:proofErr w:type="gramStart"/>
+      <w:r>
+        <w:rPr>
+          <w:sz w:val="24"/>
+          <w:szCs w:val="24"/>
+        </w:rPr>
+        <w:t>screen.dart</w:t>
+      </w:r>
+      <w:proofErr w:type="spellEnd"/>
+      <w:proofErr w:type="gramEnd"/>
+    </w:p>
+    <w:p>
+      <w:pPr>
+        <w:pStyle w:val="ListParagraph"/>
+        <w:numPr>
+          <w:ilvl w:val="0"/>
+          <w:numId w:val="82"/>
+        </w:numPr>
+        <w:spacing w:after="0" w:line="240" w:lineRule="auto"/>
+        <w:rPr>
+          <w:sz w:val="24"/>
+          <w:szCs w:val="24"/>
+        </w:rPr>
+      </w:pPr>
+      <w:proofErr w:type="spellStart"/>
+      <w:r>
+        <w:rPr>
+          <w:sz w:val="24"/>
+          <w:szCs w:val="24"/>
+        </w:rPr>
+        <w:t>add_teacher_</w:t>
+      </w:r>
+      <w:proofErr w:type="gramStart"/>
+      <w:r>
+        <w:rPr>
+          <w:sz w:val="24"/>
+          <w:szCs w:val="24"/>
+        </w:rPr>
+        <w:t>screen.dart</w:t>
+      </w:r>
+      <w:proofErr w:type="spellEnd"/>
+      <w:proofErr w:type="gramEnd"/>
+    </w:p>
+    <w:p>
+      <w:pPr>
+        <w:spacing w:after="0" w:line="240" w:lineRule="auto"/>
+        <w:rPr>
+          <w:sz w:val="24"/>
+          <w:szCs w:val="24"/>
+        </w:rPr>
+      </w:pPr>
+      <w:r>
+        <w:rPr>
+          <w:sz w:val="24"/>
+          <w:szCs w:val="24"/>
+        </w:rPr>
+        <w:t xml:space="preserve">         widgets/</w:t>
+      </w:r>
+    </w:p>
+    <w:p>
+      <w:pPr>
+        <w:pStyle w:val="ListParagraph"/>
+        <w:numPr>
+          <w:ilvl w:val="0"/>
+          <w:numId w:val="83"/>
+        </w:numPr>
+        <w:spacing w:after="0" w:line="240" w:lineRule="auto"/>
+        <w:rPr>
+          <w:sz w:val="24"/>
+          <w:szCs w:val="24"/>
+        </w:rPr>
+      </w:pPr>
+      <w:proofErr w:type="spellStart"/>
+      <w:r>
+        <w:rPr>
+          <w:sz w:val="24"/>
+          <w:szCs w:val="24"/>
+        </w:rPr>
+        <w:t>teacher_</w:t>
+      </w:r>
+      <w:proofErr w:type="gramStart"/>
+      <w:r>
+        <w:rPr>
+          <w:sz w:val="24"/>
+          <w:szCs w:val="24"/>
+        </w:rPr>
+        <w:t>card.dart</w:t>
+      </w:r>
+      <w:proofErr w:type="spellEnd"/>
+      <w:proofErr w:type="gramEnd"/>
+    </w:p>
+    <w:p>
+      <w:pPr>
+        <w:spacing w:after="0" w:line="240" w:lineRule="auto"/>
+        <w:rPr>
+          <w:sz w:val="24"/>
+          <w:szCs w:val="24"/>
+        </w:rPr>
+      </w:pPr>
+      <w:r>
+        <w:rPr>
+          <w:sz w:val="24"/>
+          <w:szCs w:val="24"/>
+        </w:rPr>
+        <w:t xml:space="preserve">         services/</w:t>
+      </w:r>
+    </w:p>
+    <w:p>
+      <w:pPr>
+        <w:pStyle w:val="ListParagraph"/>
+        <w:numPr>
+          <w:ilvl w:val="0"/>
+          <w:numId w:val="83"/>
+        </w:numPr>
+        <w:spacing w:after="0" w:line="240" w:lineRule="auto"/>
+        <w:rPr>
+          <w:sz w:val="24"/>
+          <w:szCs w:val="24"/>
+        </w:rPr>
+      </w:pPr>
+      <w:proofErr w:type="spellStart"/>
+      <w:r>
+        <w:rPr>
+          <w:sz w:val="24"/>
+          <w:szCs w:val="24"/>
+        </w:rPr>
+        <w:t>teacher_</w:t>
+      </w:r>
+      <w:proofErr w:type="gramStart"/>
+      <w:r>
+        <w:rPr>
+          <w:sz w:val="24"/>
+          <w:szCs w:val="24"/>
+        </w:rPr>
+        <w:t>service.dart</w:t>
+      </w:r>
+      <w:proofErr w:type="spellEnd"/>
+      <w:proofErr w:type="gramEnd"/>
+    </w:p>
+    <w:p>
+      <w:pPr>
+        <w:spacing w:after="0" w:line="240" w:lineRule="auto"/>
+        <w:rPr>
+          <w:sz w:val="24"/>
+          <w:szCs w:val="24"/>
+        </w:rPr>
+      </w:pPr>
+    </w:p>
+    <w:p>
+      <w:pPr>
+        <w:spacing w:after="0" w:line="240" w:lineRule="auto"/>
+        <w:rPr>
+          <w:b/>
+          <w:bCs/>
+          <w:sz w:val="24"/>
+          <w:szCs w:val="24"/>
+        </w:rPr>
+      </w:pPr>
+      <w:r>
+        <w:rPr>
+          <w:sz w:val="24"/>
+          <w:szCs w:val="24"/>
+        </w:rPr>
+        <w:t xml:space="preserve">      </w:t>
+      </w:r>
+      <w:r>
+        <w:rPr>
+          <w:b/>
+          <w:bCs/>
+          <w:sz w:val="24"/>
+          <w:szCs w:val="24"/>
+        </w:rPr>
+        <w:t>students/</w:t>
+      </w:r>
+    </w:p>
+    <w:p>
+      <w:pPr>
+        <w:spacing w:after="0" w:line="240" w:lineRule="auto"/>
+        <w:rPr>
+          <w:sz w:val="24"/>
+          <w:szCs w:val="24"/>
+        </w:rPr>
+      </w:pPr>
+      <w:r>
+        <w:rPr>
+          <w:sz w:val="24"/>
+          <w:szCs w:val="24"/>
+        </w:rPr>
+        <w:t xml:space="preserve">         screens/</w:t>
+      </w:r>
+    </w:p>
+    <w:p>
+      <w:pPr>
+        <w:pStyle w:val="ListParagraph"/>
+        <w:numPr>
+          <w:ilvl w:val="0"/>
+          <w:numId w:val="83"/>
+        </w:numPr>
+        <w:spacing w:after="0" w:line="240" w:lineRule="auto"/>
+        <w:rPr>
+          <w:sz w:val="24"/>
+          <w:szCs w:val="24"/>
+        </w:rPr>
+      </w:pPr>
+      <w:proofErr w:type="spellStart"/>
+      <w:r>
+        <w:rPr>
+          <w:sz w:val="24"/>
+          <w:szCs w:val="24"/>
+        </w:rPr>
+        <w:t>students_</w:t>
+      </w:r>
+      <w:proofErr w:type="gramStart"/>
+      <w:r>
+        <w:rPr>
+          <w:sz w:val="24"/>
+          <w:szCs w:val="24"/>
+        </w:rPr>
+        <w:t>screen.dart</w:t>
+      </w:r>
+      <w:proofErr w:type="spellEnd"/>
+      <w:proofErr w:type="gramEnd"/>
+    </w:p>
+    <w:p>
+      <w:pPr>
+        <w:pStyle w:val="ListParagraph"/>
+        <w:numPr>
+          <w:ilvl w:val="0"/>
+          <w:numId w:val="83"/>
+        </w:numPr>
+        <w:spacing w:after="0" w:line="240" w:lineRule="auto"/>
+        <w:rPr>
+          <w:sz w:val="24"/>
+          <w:szCs w:val="24"/>
+        </w:rPr>
+      </w:pPr>
+      <w:proofErr w:type="spellStart"/>
+      <w:r>
+        <w:rPr>
+          <w:sz w:val="24"/>
+          <w:szCs w:val="24"/>
+        </w:rPr>
+        <w:t>add_student_</w:t>
+      </w:r>
+      <w:proofErr w:type="gramStart"/>
+      <w:r>
+        <w:rPr>
+          <w:sz w:val="24"/>
+          <w:szCs w:val="24"/>
+        </w:rPr>
+        <w:t>screen.dart</w:t>
+      </w:r>
+      <w:proofErr w:type="spellEnd"/>
+      <w:proofErr w:type="gramEnd"/>
+    </w:p>
+    <w:p>
+      <w:pPr>
+        <w:spacing w:after="0" w:line="240" w:lineRule="auto"/>
+        <w:rPr>
+          <w:sz w:val="24"/>
+          <w:szCs w:val="24"/>
+        </w:rPr>
+      </w:pPr>
+      <w:r>
+        <w:rPr>
+          <w:sz w:val="24"/>
+          <w:szCs w:val="24"/>
+        </w:rPr>
+        <w:t xml:space="preserve">         services/</w:t>
+      </w:r>
+    </w:p>
+    <w:p>
+      <w:pPr>
+        <w:pStyle w:val="ListParagraph"/>
+        <w:numPr>
+          <w:ilvl w:val="0"/>
+          <w:numId w:val="84"/>
+        </w:numPr>
+        <w:spacing w:after="0" w:line="240" w:lineRule="auto"/>
+        <w:rPr>
+          <w:sz w:val="24"/>
+          <w:szCs w:val="24"/>
+        </w:rPr>
+      </w:pPr>
+      <w:proofErr w:type="spellStart"/>
+      <w:r>
+        <w:rPr>
+          <w:sz w:val="24"/>
+          <w:szCs w:val="24"/>
+        </w:rPr>
+        <w:t>student_</w:t>
+      </w:r>
+      <w:proofErr w:type="gramStart"/>
+      <w:r>
+        <w:rPr>
+          <w:sz w:val="24"/>
+          <w:szCs w:val="24"/>
+        </w:rPr>
+        <w:t>service.dart</w:t>
+      </w:r>
+      <w:proofErr w:type="spellEnd"/>
+      <w:proofErr w:type="gramEnd"/>
+    </w:p>
+    <w:p>
+      <w:pPr>
+        <w:spacing w:after="0" w:line="240" w:lineRule="auto"/>
+        <w:rPr>
+          <w:sz w:val="24"/>
+          <w:szCs w:val="24"/>
+        </w:rPr>
+      </w:pPr>
+    </w:p>
+    <w:p>
+      <w:pPr>
+        <w:spacing w:after="0" w:line="240" w:lineRule="auto"/>
+        <w:rPr>
+          <w:b/>
+          <w:bCs/>
+          <w:sz w:val="24"/>
+          <w:szCs w:val="24"/>
+        </w:rPr>
+      </w:pPr>
+      <w:r>
+        <w:rPr>
+          <w:b/>
+          <w:bCs/>
+          <w:sz w:val="24"/>
+          <w:szCs w:val="24"/>
+        </w:rPr>
+        <w:t xml:space="preserve">      classes/</w:t>
+      </w:r>
+    </w:p>
+    <w:p>
+      <w:pPr>
+        <w:spacing w:after="0" w:line="240" w:lineRule="auto"/>
+        <w:rPr>
+          <w:sz w:val="24"/>
+          <w:szCs w:val="24"/>
+        </w:rPr>
+      </w:pPr>
+      <w:r>
+        <w:rPr>
+          <w:sz w:val="24"/>
+          <w:szCs w:val="24"/>
+        </w:rPr>
+        <w:t xml:space="preserve">         screens/</w:t>
+      </w:r>
+    </w:p>
+    <w:p>
+      <w:pPr>
+        <w:pStyle w:val="ListParagraph"/>
+        <w:numPr>
+          <w:ilvl w:val="0"/>
+          <w:numId w:val="84"/>
+        </w:numPr>
+        <w:spacing w:after="0" w:line="240" w:lineRule="auto"/>
+        <w:rPr>
+          <w:sz w:val="24"/>
+          <w:szCs w:val="24"/>
+        </w:rPr>
+      </w:pPr>
+      <w:proofErr w:type="spellStart"/>
+      <w:r>
+        <w:rPr>
+          <w:sz w:val="24"/>
+          <w:szCs w:val="24"/>
+        </w:rPr>
+        <w:t>classes_</w:t>
+      </w:r>
+      <w:proofErr w:type="gramStart"/>
+      <w:r>
+        <w:rPr>
+          <w:sz w:val="24"/>
+          <w:szCs w:val="24"/>
+        </w:rPr>
+        <w:t>screen.dart</w:t>
+      </w:r>
+      <w:proofErr w:type="spellEnd"/>
+      <w:proofErr w:type="gramEnd"/>
+    </w:p>
+    <w:p>
+      <w:pPr>
+        <w:pStyle w:val="ListParagraph"/>
+        <w:numPr>
+          <w:ilvl w:val="0"/>
+          <w:numId w:val="84"/>
+        </w:numPr>
+        <w:spacing w:after="0" w:line="240" w:lineRule="auto"/>
+        <w:rPr>
+          <w:sz w:val="24"/>
+          <w:szCs w:val="24"/>
+        </w:rPr>
+      </w:pPr>
+      <w:proofErr w:type="spellStart"/>
+      <w:r>
+        <w:rPr>
+          <w:sz w:val="24"/>
+          <w:szCs w:val="24"/>
+        </w:rPr>
+        <w:t>add_class_</w:t>
+      </w:r>
+      <w:proofErr w:type="gramStart"/>
+      <w:r>
+        <w:rPr>
+          <w:sz w:val="24"/>
+          <w:szCs w:val="24"/>
+        </w:rPr>
+        <w:t>screen.dart</w:t>
+      </w:r>
+      <w:proofErr w:type="spellEnd"/>
+      <w:proofErr w:type="gramEnd"/>
+    </w:p>
+    <w:p>
+      <w:pPr>
+        <w:spacing w:after="0" w:line="240" w:lineRule="auto"/>
+        <w:rPr>
+          <w:sz w:val="24"/>
+          <w:szCs w:val="24"/>
+        </w:rPr>
+      </w:pPr>
+      <w:r>
+        <w:rPr>
+          <w:sz w:val="24"/>
+          <w:szCs w:val="24"/>
+        </w:rPr>
+        <w:t xml:space="preserve">         services/</w:t>
+      </w:r>
+    </w:p>
+    <w:p>
+      <w:pPr>
+        <w:pStyle w:val="ListParagraph"/>
+        <w:numPr>
+          <w:ilvl w:val="0"/>
+          <w:numId w:val="85"/>
+        </w:numPr>
+        <w:spacing w:after="0" w:line="240" w:lineRule="auto"/>
+        <w:rPr>
+          <w:sz w:val="24"/>
+          <w:szCs w:val="24"/>
+        </w:rPr>
+      </w:pPr>
+      <w:proofErr w:type="spellStart"/>
+      <w:r>
+        <w:rPr>
+          <w:sz w:val="24"/>
+          <w:szCs w:val="24"/>
+        </w:rPr>
+        <w:t>class_</w:t>
+      </w:r>
+      <w:proofErr w:type="gramStart"/>
+      <w:r>
+        <w:rPr>
+          <w:sz w:val="24"/>
+          <w:szCs w:val="24"/>
+        </w:rPr>
+        <w:t>service.dart</w:t>
+      </w:r>
+      <w:proofErr w:type="spellEnd"/>
+      <w:proofErr w:type="gramEnd"/>
+    </w:p>
+    <w:p>
+      <w:pPr>
+        <w:spacing w:after="0" w:line="240" w:lineRule="auto"/>
+        <w:rPr>
+          <w:sz w:val="24"/>
+          <w:szCs w:val="24"/>
+        </w:rPr>
+      </w:pPr>
+    </w:p>
+    <w:p>
+      <w:pPr>
+        <w:spacing w:after="0" w:line="240" w:lineRule="auto"/>
+        <w:rPr>
+          <w:b/>
+          <w:bCs/>
+          <w:sz w:val="24"/>
+          <w:szCs w:val="24"/>
+        </w:rPr>
+      </w:pPr>
+      <w:r>
+        <w:rPr>
+          <w:sz w:val="24"/>
+          <w:szCs w:val="24"/>
+        </w:rPr>
+        <w:t xml:space="preserve">      </w:t>
+      </w:r>
+      <w:r>
+        <w:rPr>
+          <w:b/>
+          <w:bCs/>
+          <w:sz w:val="24"/>
+          <w:szCs w:val="24"/>
+        </w:rPr>
+        <w:t>attendance/</w:t>
+      </w:r>
+    </w:p>
+    <w:p>
+      <w:pPr>
+        <w:spacing w:after="0" w:line="240" w:lineRule="auto"/>
+        <w:rPr>
+          <w:sz w:val="24"/>
+          <w:szCs w:val="24"/>
+        </w:rPr>
+      </w:pPr>
+      <w:r>
+        <w:rPr>
+          <w:sz w:val="24"/>
+          <w:szCs w:val="24"/>
+        </w:rPr>
+        <w:t xml:space="preserve">         screens/</w:t>
+      </w:r>
+    </w:p>
+    <w:p>
+      <w:pPr>
+        <w:pStyle w:val="ListParagraph"/>
+        <w:numPr>
+          <w:ilvl w:val="0"/>
+          <w:numId w:val="85"/>
+        </w:numPr>
+        <w:spacing w:after="0" w:line="240" w:lineRule="auto"/>
+        <w:rPr>
+          <w:sz w:val="24"/>
+          <w:szCs w:val="24"/>
+        </w:rPr>
+      </w:pPr>
+      <w:proofErr w:type="spellStart"/>
+      <w:r>
+        <w:rPr>
+          <w:sz w:val="24"/>
+          <w:szCs w:val="24"/>
+        </w:rPr>
+        <w:t>attendance_</w:t>
+      </w:r>
+      <w:proofErr w:type="gramStart"/>
+      <w:r>
+        <w:rPr>
+          <w:sz w:val="24"/>
+          <w:szCs w:val="24"/>
+        </w:rPr>
+        <w:t>screen.dart</w:t>
+      </w:r>
+      <w:proofErr w:type="spellEnd"/>
+      <w:proofErr w:type="gramEnd"/>
+    </w:p>
+    <w:p>
+      <w:pPr>
+        <w:spacing w:after="0" w:line="240" w:lineRule="auto"/>
+        <w:rPr>
+          <w:sz w:val="24"/>
+          <w:szCs w:val="24"/>
+        </w:rPr>
+      </w:pPr>
+      <w:r>
+        <w:rPr>
+          <w:sz w:val="24"/>
+          <w:szCs w:val="24"/>
+        </w:rPr>
+        <w:t xml:space="preserve">         services/</w:t>
+      </w:r>
+    </w:p>
+    <w:p>
+      <w:pPr>
+        <w:pStyle w:val="ListParagraph"/>
+        <w:numPr>
+          <w:ilvl w:val="0"/>
+          <w:numId w:val="85"/>
+        </w:numPr>
+        <w:spacing w:after="0" w:line="240" w:lineRule="auto"/>
+        <w:rPr>
+          <w:sz w:val="24"/>
+          <w:szCs w:val="24"/>
+        </w:rPr>
+      </w:pPr>
+      <w:proofErr w:type="spellStart"/>
+      <w:r>
+        <w:rPr>
+          <w:sz w:val="24"/>
+          <w:szCs w:val="24"/>
+        </w:rPr>
+        <w:t>attendance_</w:t>
+      </w:r>
+      <w:proofErr w:type="gramStart"/>
+      <w:r>
+        <w:rPr>
+          <w:sz w:val="24"/>
+          <w:szCs w:val="24"/>
+        </w:rPr>
+        <w:t>service.dart</w:t>
+      </w:r>
+      <w:proofErr w:type="spellEnd"/>
+      <w:proofErr w:type="gramEnd"/>
+    </w:p>
+    <w:p>
+      <w:pPr>
+        <w:spacing w:after="0" w:line="240" w:lineRule="auto"/>
+        <w:rPr>
+          <w:sz w:val="24"/>
+          <w:szCs w:val="24"/>
+        </w:rPr>
+      </w:pPr>
+    </w:p>
+    <w:p>
+      <w:pPr>
+        <w:spacing w:after="0" w:line="240" w:lineRule="auto"/>
+        <w:rPr>
+          <w:b/>
+          <w:bCs/>
+          <w:sz w:val="24"/>
+          <w:szCs w:val="24"/>
+        </w:rPr>
+      </w:pPr>
+      <w:r>
+        <w:rPr>
+          <w:b/>
+          <w:bCs/>
+          <w:sz w:val="24"/>
+          <w:szCs w:val="24"/>
+        </w:rPr>
+        <w:t xml:space="preserve">      homework/</w:t>
+      </w:r>
+    </w:p>
+    <w:p>
+      <w:pPr>
+        <w:spacing w:after="0" w:line="240" w:lineRule="auto"/>
+        <w:rPr>
+          <w:sz w:val="24"/>
+          <w:szCs w:val="24"/>
+        </w:rPr>
+      </w:pPr>
+      <w:r>
+        <w:rPr>
+          <w:sz w:val="24"/>
+          <w:szCs w:val="24"/>
+        </w:rPr>
+        <w:t xml:space="preserve">         screens/</w:t>
+      </w:r>
+    </w:p>
+    <w:p>
+      <w:pPr>
+        <w:pStyle w:val="ListParagraph"/>
+        <w:numPr>
+          <w:ilvl w:val="0"/>
+          <w:numId w:val="85"/>
+        </w:numPr>
+        <w:spacing w:after="0" w:line="240" w:lineRule="auto"/>
+        <w:rPr>
+          <w:sz w:val="24"/>
+          <w:szCs w:val="24"/>
+        </w:rPr>
+      </w:pPr>
+      <w:proofErr w:type="spellStart"/>
+      <w:r>
+        <w:rPr>
+          <w:sz w:val="24"/>
+          <w:szCs w:val="24"/>
+        </w:rPr>
+        <w:t>homework_</w:t>
+      </w:r>
+      <w:proofErr w:type="gramStart"/>
+      <w:r>
+        <w:rPr>
+          <w:sz w:val="24"/>
+          <w:szCs w:val="24"/>
+        </w:rPr>
+        <w:t>screen.dart</w:t>
+      </w:r>
+      <w:proofErr w:type="spellEnd"/>
+      <w:proofErr w:type="gramEnd"/>
+    </w:p>
+    <w:p>
+      <w:pPr>
+        <w:spacing w:after="0" w:line="240" w:lineRule="auto"/>
+        <w:rPr>
+          <w:sz w:val="24"/>
+          <w:szCs w:val="24"/>
+        </w:rPr>
+      </w:pPr>
+      <w:r>
+        <w:rPr>
+          <w:sz w:val="24"/>
+          <w:szCs w:val="24"/>
+        </w:rPr>
+        <w:t xml:space="preserve">         services/</w:t>
+      </w:r>
+    </w:p>
+    <w:p>
+      <w:pPr>
+        <w:pStyle w:val="ListParagraph"/>
+        <w:numPr>
+          <w:ilvl w:val="0"/>
+          <w:numId w:val="85"/>
+        </w:numPr>
+        <w:spacing w:after="0" w:line="240" w:lineRule="auto"/>
+        <w:rPr>
+          <w:sz w:val="24"/>
+          <w:szCs w:val="24"/>
+        </w:rPr>
+      </w:pPr>
+      <w:proofErr w:type="spellStart"/>
+      <w:r>
+        <w:rPr>
+          <w:sz w:val="24"/>
+          <w:szCs w:val="24"/>
+        </w:rPr>
+        <w:t>homework_</w:t>
+      </w:r>
+      <w:proofErr w:type="gramStart"/>
+      <w:r>
+        <w:rPr>
+          <w:sz w:val="24"/>
+          <w:szCs w:val="24"/>
+        </w:rPr>
+        <w:t>service.dart</w:t>
+      </w:r>
+      <w:proofErr w:type="spellEnd"/>
+      <w:proofErr w:type="gramEnd"/>
+    </w:p>
+    <w:p>
+      <w:pPr>
+        <w:spacing w:after="0" w:line="240" w:lineRule="auto"/>
+        <w:rPr>
+          <w:sz w:val="24"/>
+          <w:szCs w:val="24"/>
+        </w:rPr>
+      </w:pPr>
+    </w:p>
+    <w:p>
+      <w:pPr>
+        <w:spacing w:after="0" w:line="240" w:lineRule="auto"/>
+        <w:rPr>
+          <w:b/>
+          <w:bCs/>
+          <w:sz w:val="24"/>
+          <w:szCs w:val="24"/>
+        </w:rPr>
+      </w:pPr>
+      <w:r>
+        <w:rPr>
+          <w:sz w:val="24"/>
+          <w:szCs w:val="24"/>
+        </w:rPr>
+        <w:t xml:space="preserve">      </w:t>
+      </w:r>
+      <w:r>
+        <w:rPr>
+          <w:b/>
+          <w:bCs/>
+          <w:sz w:val="24"/>
+          <w:szCs w:val="24"/>
+        </w:rPr>
+        <w:t>fees/</w:t>
+      </w:r>
+    </w:p>
+    <w:p>
+      <w:pPr>
+        <w:spacing w:after="0" w:line="240" w:lineRule="auto"/>
+        <w:rPr>
+          <w:sz w:val="24"/>
+          <w:szCs w:val="24"/>
+        </w:rPr>
+      </w:pPr>
+      <w:r>
+        <w:rPr>
+          <w:sz w:val="24"/>
+          <w:szCs w:val="24"/>
+        </w:rPr>
+        <w:t xml:space="preserve">         screens/</w:t>
+      </w:r>
+    </w:p>
+    <w:p>
+      <w:pPr>
+        <w:pStyle w:val="ListParagraph"/>
+        <w:numPr>
+          <w:ilvl w:val="0"/>
+          <w:numId w:val="85"/>
+        </w:numPr>
+        <w:spacing w:after="0" w:line="240" w:lineRule="auto"/>
+        <w:rPr>
+          <w:sz w:val="24"/>
+          <w:szCs w:val="24"/>
+        </w:rPr>
+      </w:pPr>
+      <w:proofErr w:type="spellStart"/>
+      <w:r>
+        <w:rPr>
+          <w:sz w:val="24"/>
+          <w:szCs w:val="24"/>
+        </w:rPr>
+        <w:t>fees_</w:t>
+      </w:r>
+      <w:proofErr w:type="gramStart"/>
+      <w:r>
+        <w:rPr>
+          <w:sz w:val="24"/>
+          <w:szCs w:val="24"/>
+        </w:rPr>
+        <w:t>screen.dart</w:t>
+      </w:r>
+      <w:proofErr w:type="spellEnd"/>
+      <w:proofErr w:type="gramEnd"/>
+    </w:p>
+    <w:p>
+      <w:pPr>
+        <w:spacing w:after="0" w:line="240" w:lineRule="auto"/>
+        <w:rPr>
+          <w:sz w:val="24"/>
+          <w:szCs w:val="24"/>
+        </w:rPr>
+      </w:pPr>
+      <w:r>
+        <w:rPr>
+          <w:sz w:val="24"/>
+          <w:szCs w:val="24"/>
+        </w:rPr>
+        <w:t xml:space="preserve">         services/</w:t>
+      </w:r>
+    </w:p>
+    <w:p>
+      <w:pPr>
+        <w:pStyle w:val="ListParagraph"/>
+        <w:numPr>
+          <w:ilvl w:val="0"/>
+          <w:numId w:val="85"/>
+        </w:numPr>
+        <w:spacing w:after="0" w:line="240" w:lineRule="auto"/>
+        <w:rPr>
+          <w:sz w:val="24"/>
+          <w:szCs w:val="24"/>
+        </w:rPr>
+      </w:pPr>
+      <w:proofErr w:type="spellStart"/>
+      <w:r>
+        <w:rPr>
+          <w:sz w:val="24"/>
+          <w:szCs w:val="24"/>
+        </w:rPr>
+        <w:t>fee_</w:t>
+      </w:r>
+      <w:proofErr w:type="gramStart"/>
+      <w:r>
+        <w:rPr>
+          <w:sz w:val="24"/>
+          <w:szCs w:val="24"/>
+        </w:rPr>
+        <w:t>service.dart</w:t>
+      </w:r>
+      <w:proofErr w:type="spellEnd"/>
+      <w:proofErr w:type="gramEnd"/>
+    </w:p>
     <w:sectPr>
+      <w:type w:val="continuous"/>
       <w:pgSz w:w="11906" w:h="16838"/>
       <w:pgMar w:top="720" w:right="720" w:bottom="284" w:left="720" w:header="708" w:footer="708" w:gutter="0"/>
-      <w:cols w:space="708"/>
+      <w:cols w:num="2" w:space="708"/>
       <w:docGrid w:linePitch="360"/>
     </w:sectPr>
   </w:body>
@@ -5613,6 +7989,119 @@
     </w:lvl>
   </w:abstractNum>
   <w:abstractNum w:abstractNumId="1" w15:restartNumberingAfterBreak="0">
+    <w:nsid w:val="02064CCA"/>
+    <w:multiLevelType w:val="hybridMultilevel"/>
+    <w:tmpl w:val="39B2DF26"/>
+    <w:lvl w:ilvl="0" w:tplc="40090001">
+      <w:start w:val="1"/>
+      <w:numFmt w:val="bullet"/>
+      <w:lvlText w:val=""/>
+      <w:lvlJc w:val="left"/>
+      <w:pPr>
+        <w:ind w:left="720" w:hanging="360"/>
+      </w:pPr>
+      <w:rPr>
+        <w:rFonts w:ascii="Symbol" w:hAnsi="Symbol" w:hint="default"/>
+      </w:rPr>
+    </w:lvl>
+    <w:lvl w:ilvl="1" w:tplc="40090003" w:tentative="1">
+      <w:start w:val="1"/>
+      <w:numFmt w:val="bullet"/>
+      <w:lvlText w:val="o"/>
+      <w:lvlJc w:val="left"/>
+      <w:pPr>
+        <w:ind w:left="1440" w:hanging="360"/>
+      </w:pPr>
+      <w:rPr>
+        <w:rFonts w:ascii="Courier New" w:hAnsi="Courier New" w:cs="Courier New" w:hint="default"/>
+      </w:rPr>
+    </w:lvl>
+    <w:lvl w:ilvl="2" w:tplc="40090005" w:tentative="1">
+      <w:start w:val="1"/>
+      <w:numFmt w:val="bullet"/>
+      <w:lvlText w:val=""/>
+      <w:lvlJc w:val="left"/>
+      <w:pPr>
+        <w:ind w:left="2160" w:hanging="360"/>
+      </w:pPr>
+      <w:rPr>
+        <w:rFonts w:ascii="Wingdings" w:hAnsi="Wingdings" w:hint="default"/>
+      </w:rPr>
+    </w:lvl>
+    <w:lvl w:ilvl="3" w:tplc="40090001" w:tentative="1">
+      <w:start w:val="1"/>
+      <w:numFmt w:val="bullet"/>
+      <w:lvlText w:val=""/>
+      <w:lvlJc w:val="left"/>
+      <w:pPr>
+        <w:ind w:left="2880" w:hanging="360"/>
+      </w:pPr>
+      <w:rPr>
+        <w:rFonts w:ascii="Symbol" w:hAnsi="Symbol" w:hint="default"/>
+      </w:rPr>
+    </w:lvl>
+    <w:lvl w:ilvl="4" w:tplc="40090003" w:tentative="1">
+      <w:start w:val="1"/>
+      <w:numFmt w:val="bullet"/>
+      <w:lvlText w:val="o"/>
+      <w:lvlJc w:val="left"/>
+      <w:pPr>
+        <w:ind w:left="3600" w:hanging="360"/>
+      </w:pPr>
+      <w:rPr>
+        <w:rFonts w:ascii="Courier New" w:hAnsi="Courier New" w:cs="Courier New" w:hint="default"/>
+      </w:rPr>
+    </w:lvl>
+    <w:lvl w:ilvl="5" w:tplc="40090005" w:tentative="1">
+      <w:start w:val="1"/>
+      <w:numFmt w:val="bullet"/>
+      <w:lvlText w:val=""/>
+      <w:lvlJc w:val="left"/>
+      <w:pPr>
+        <w:ind w:left="4320" w:hanging="360"/>
+      </w:pPr>
+      <w:rPr>
+        <w:rFonts w:ascii="Wingdings" w:hAnsi="Wingdings" w:hint="default"/>
+      </w:rPr>
+    </w:lvl>
+    <w:lvl w:ilvl="6" w:tplc="40090001" w:tentative="1">
+      <w:start w:val="1"/>
+      <w:numFmt w:val="bullet"/>
+      <w:lvlText w:val=""/>
+      <w:lvlJc w:val="left"/>
+      <w:pPr>
+        <w:ind w:left="5040" w:hanging="360"/>
+      </w:pPr>
+      <w:rPr>
+        <w:rFonts w:ascii="Symbol" w:hAnsi="Symbol" w:hint="default"/>
+      </w:rPr>
+    </w:lvl>
+    <w:lvl w:ilvl="7" w:tplc="40090003" w:tentative="1">
+      <w:start w:val="1"/>
+      <w:numFmt w:val="bullet"/>
+      <w:lvlText w:val="o"/>
+      <w:lvlJc w:val="left"/>
+      <w:pPr>
+        <w:ind w:left="5760" w:hanging="360"/>
+      </w:pPr>
+      <w:rPr>
+        <w:rFonts w:ascii="Courier New" w:hAnsi="Courier New" w:cs="Courier New" w:hint="default"/>
+      </w:rPr>
+    </w:lvl>
+    <w:lvl w:ilvl="8" w:tplc="40090005" w:tentative="1">
+      <w:start w:val="1"/>
+      <w:numFmt w:val="bullet"/>
+      <w:lvlText w:val=""/>
+      <w:lvlJc w:val="left"/>
+      <w:pPr>
+        <w:ind w:left="6480" w:hanging="360"/>
+      </w:pPr>
+      <w:rPr>
+        <w:rFonts w:ascii="Wingdings" w:hAnsi="Wingdings" w:hint="default"/>
+      </w:rPr>
+    </w:lvl>
+  </w:abstractNum>
+  <w:abstractNum w:abstractNumId="2" w15:restartNumberingAfterBreak="0">
     <w:nsid w:val="03337AF9"/>
     <w:multiLevelType w:val="multilevel"/>
     <w:tmpl w:val="E8DE42BC"/>
@@ -5761,7 +8250,7 @@
       </w:rPr>
     </w:lvl>
   </w:abstractNum>
-  <w:abstractNum w:abstractNumId="2" w15:restartNumberingAfterBreak="0">
+  <w:abstractNum w:abstractNumId="3" w15:restartNumberingAfterBreak="0">
     <w:nsid w:val="03B26E7A"/>
     <w:multiLevelType w:val="multilevel"/>
     <w:tmpl w:val="41583DAA"/>
@@ -5910,7 +8399,7 @@
       </w:rPr>
     </w:lvl>
   </w:abstractNum>
-  <w:abstractNum w:abstractNumId="3" w15:restartNumberingAfterBreak="0">
+  <w:abstractNum w:abstractNumId="4" w15:restartNumberingAfterBreak="0">
     <w:nsid w:val="03EE5E08"/>
     <w:multiLevelType w:val="multilevel"/>
     <w:tmpl w:val="3A4E396E"/>
@@ -6059,7 +8548,7 @@
       </w:rPr>
     </w:lvl>
   </w:abstractNum>
-  <w:abstractNum w:abstractNumId="4" w15:restartNumberingAfterBreak="0">
+  <w:abstractNum w:abstractNumId="5" w15:restartNumberingAfterBreak="0">
     <w:nsid w:val="04AD1A0A"/>
     <w:multiLevelType w:val="multilevel"/>
     <w:tmpl w:val="38BE40D4"/>
@@ -6208,7 +8697,120 @@
       </w:rPr>
     </w:lvl>
   </w:abstractNum>
-  <w:abstractNum w:abstractNumId="5" w15:restartNumberingAfterBreak="0">
+  <w:abstractNum w:abstractNumId="6" w15:restartNumberingAfterBreak="0">
+    <w:nsid w:val="06065620"/>
+    <w:multiLevelType w:val="hybridMultilevel"/>
+    <w:tmpl w:val="C0865366"/>
+    <w:lvl w:ilvl="0" w:tplc="40090001">
+      <w:start w:val="1"/>
+      <w:numFmt w:val="bullet"/>
+      <w:lvlText w:val=""/>
+      <w:lvlJc w:val="left"/>
+      <w:pPr>
+        <w:ind w:left="720" w:hanging="360"/>
+      </w:pPr>
+      <w:rPr>
+        <w:rFonts w:ascii="Symbol" w:hAnsi="Symbol" w:hint="default"/>
+      </w:rPr>
+    </w:lvl>
+    <w:lvl w:ilvl="1" w:tplc="40090003" w:tentative="1">
+      <w:start w:val="1"/>
+      <w:numFmt w:val="bullet"/>
+      <w:lvlText w:val="o"/>
+      <w:lvlJc w:val="left"/>
+      <w:pPr>
+        <w:ind w:left="1440" w:hanging="360"/>
+      </w:pPr>
+      <w:rPr>
+        <w:rFonts w:ascii="Courier New" w:hAnsi="Courier New" w:cs="Courier New" w:hint="default"/>
+      </w:rPr>
+    </w:lvl>
+    <w:lvl w:ilvl="2" w:tplc="40090005" w:tentative="1">
+      <w:start w:val="1"/>
+      <w:numFmt w:val="bullet"/>
+      <w:lvlText w:val=""/>
+      <w:lvlJc w:val="left"/>
+      <w:pPr>
+        <w:ind w:left="2160" w:hanging="360"/>
+      </w:pPr>
+      <w:rPr>
+        <w:rFonts w:ascii="Wingdings" w:hAnsi="Wingdings" w:hint="default"/>
+      </w:rPr>
+    </w:lvl>
+    <w:lvl w:ilvl="3" w:tplc="40090001" w:tentative="1">
+      <w:start w:val="1"/>
+      <w:numFmt w:val="bullet"/>
+      <w:lvlText w:val=""/>
+      <w:lvlJc w:val="left"/>
+      <w:pPr>
+        <w:ind w:left="2880" w:hanging="360"/>
+      </w:pPr>
+      <w:rPr>
+        <w:rFonts w:ascii="Symbol" w:hAnsi="Symbol" w:hint="default"/>
+      </w:rPr>
+    </w:lvl>
+    <w:lvl w:ilvl="4" w:tplc="40090003" w:tentative="1">
+      <w:start w:val="1"/>
+      <w:numFmt w:val="bullet"/>
+      <w:lvlText w:val="o"/>
+      <w:lvlJc w:val="left"/>
+      <w:pPr>
+        <w:ind w:left="3600" w:hanging="360"/>
+      </w:pPr>
+      <w:rPr>
+        <w:rFonts w:ascii="Courier New" w:hAnsi="Courier New" w:cs="Courier New" w:hint="default"/>
+      </w:rPr>
+    </w:lvl>
+    <w:lvl w:ilvl="5" w:tplc="40090005" w:tentative="1">
+      <w:start w:val="1"/>
+      <w:numFmt w:val="bullet"/>
+      <w:lvlText w:val=""/>
+      <w:lvlJc w:val="left"/>
+      <w:pPr>
+        <w:ind w:left="4320" w:hanging="360"/>
+      </w:pPr>
+      <w:rPr>
+        <w:rFonts w:ascii="Wingdings" w:hAnsi="Wingdings" w:hint="default"/>
+      </w:rPr>
+    </w:lvl>
+    <w:lvl w:ilvl="6" w:tplc="40090001" w:tentative="1">
+      <w:start w:val="1"/>
+      <w:numFmt w:val="bullet"/>
+      <w:lvlText w:val=""/>
+      <w:lvlJc w:val="left"/>
+      <w:pPr>
+        <w:ind w:left="5040" w:hanging="360"/>
+      </w:pPr>
+      <w:rPr>
+        <w:rFonts w:ascii="Symbol" w:hAnsi="Symbol" w:hint="default"/>
+      </w:rPr>
+    </w:lvl>
+    <w:lvl w:ilvl="7" w:tplc="40090003" w:tentative="1">
+      <w:start w:val="1"/>
+      <w:numFmt w:val="bullet"/>
+      <w:lvlText w:val="o"/>
+      <w:lvlJc w:val="left"/>
+      <w:pPr>
+        <w:ind w:left="5760" w:hanging="360"/>
+      </w:pPr>
+      <w:rPr>
+        <w:rFonts w:ascii="Courier New" w:hAnsi="Courier New" w:cs="Courier New" w:hint="default"/>
+      </w:rPr>
+    </w:lvl>
+    <w:lvl w:ilvl="8" w:tplc="40090005" w:tentative="1">
+      <w:start w:val="1"/>
+      <w:numFmt w:val="bullet"/>
+      <w:lvlText w:val=""/>
+      <w:lvlJc w:val="left"/>
+      <w:pPr>
+        <w:ind w:left="6480" w:hanging="360"/>
+      </w:pPr>
+      <w:rPr>
+        <w:rFonts w:ascii="Wingdings" w:hAnsi="Wingdings" w:hint="default"/>
+      </w:rPr>
+    </w:lvl>
+  </w:abstractNum>
+  <w:abstractNum w:abstractNumId="7" w15:restartNumberingAfterBreak="0">
     <w:nsid w:val="07AE49DB"/>
     <w:multiLevelType w:val="multilevel"/>
     <w:tmpl w:val="10AC1E12"/>
@@ -6357,7 +8959,7 @@
       </w:rPr>
     </w:lvl>
   </w:abstractNum>
-  <w:abstractNum w:abstractNumId="6" w15:restartNumberingAfterBreak="0">
+  <w:abstractNum w:abstractNumId="8" w15:restartNumberingAfterBreak="0">
     <w:nsid w:val="09E82C88"/>
     <w:multiLevelType w:val="multilevel"/>
     <w:tmpl w:val="48C0558A"/>
@@ -6506,7 +9108,233 @@
       </w:rPr>
     </w:lvl>
   </w:abstractNum>
-  <w:abstractNum w:abstractNumId="7" w15:restartNumberingAfterBreak="0">
+  <w:abstractNum w:abstractNumId="9" w15:restartNumberingAfterBreak="0">
+    <w:nsid w:val="0B7E13A2"/>
+    <w:multiLevelType w:val="hybridMultilevel"/>
+    <w:tmpl w:val="AF8AB960"/>
+    <w:lvl w:ilvl="0" w:tplc="40090001">
+      <w:start w:val="1"/>
+      <w:numFmt w:val="bullet"/>
+      <w:lvlText w:val=""/>
+      <w:lvlJc w:val="left"/>
+      <w:pPr>
+        <w:ind w:left="1046" w:hanging="360"/>
+      </w:pPr>
+      <w:rPr>
+        <w:rFonts w:ascii="Symbol" w:hAnsi="Symbol" w:hint="default"/>
+      </w:rPr>
+    </w:lvl>
+    <w:lvl w:ilvl="1" w:tplc="40090003" w:tentative="1">
+      <w:start w:val="1"/>
+      <w:numFmt w:val="bullet"/>
+      <w:lvlText w:val="o"/>
+      <w:lvlJc w:val="left"/>
+      <w:pPr>
+        <w:ind w:left="1766" w:hanging="360"/>
+      </w:pPr>
+      <w:rPr>
+        <w:rFonts w:ascii="Courier New" w:hAnsi="Courier New" w:cs="Courier New" w:hint="default"/>
+      </w:rPr>
+    </w:lvl>
+    <w:lvl w:ilvl="2" w:tplc="40090005" w:tentative="1">
+      <w:start w:val="1"/>
+      <w:numFmt w:val="bullet"/>
+      <w:lvlText w:val=""/>
+      <w:lvlJc w:val="left"/>
+      <w:pPr>
+        <w:ind w:left="2486" w:hanging="360"/>
+      </w:pPr>
+      <w:rPr>
+        <w:rFonts w:ascii="Wingdings" w:hAnsi="Wingdings" w:hint="default"/>
+      </w:rPr>
+    </w:lvl>
+    <w:lvl w:ilvl="3" w:tplc="40090001" w:tentative="1">
+      <w:start w:val="1"/>
+      <w:numFmt w:val="bullet"/>
+      <w:lvlText w:val=""/>
+      <w:lvlJc w:val="left"/>
+      <w:pPr>
+        <w:ind w:left="3206" w:hanging="360"/>
+      </w:pPr>
+      <w:rPr>
+        <w:rFonts w:ascii="Symbol" w:hAnsi="Symbol" w:hint="default"/>
+      </w:rPr>
+    </w:lvl>
+    <w:lvl w:ilvl="4" w:tplc="40090003" w:tentative="1">
+      <w:start w:val="1"/>
+      <w:numFmt w:val="bullet"/>
+      <w:lvlText w:val="o"/>
+      <w:lvlJc w:val="left"/>
+      <w:pPr>
+        <w:ind w:left="3926" w:hanging="360"/>
+      </w:pPr>
+      <w:rPr>
+        <w:rFonts w:ascii="Courier New" w:hAnsi="Courier New" w:cs="Courier New" w:hint="default"/>
+      </w:rPr>
+    </w:lvl>
+    <w:lvl w:ilvl="5" w:tplc="40090005" w:tentative="1">
+      <w:start w:val="1"/>
+      <w:numFmt w:val="bullet"/>
+      <w:lvlText w:val=""/>
+      <w:lvlJc w:val="left"/>
+      <w:pPr>
+        <w:ind w:left="4646" w:hanging="360"/>
+      </w:pPr>
+      <w:rPr>
+        <w:rFonts w:ascii="Wingdings" w:hAnsi="Wingdings" w:hint="default"/>
+      </w:rPr>
+    </w:lvl>
+    <w:lvl w:ilvl="6" w:tplc="40090001" w:tentative="1">
+      <w:start w:val="1"/>
+      <w:numFmt w:val="bullet"/>
+      <w:lvlText w:val=""/>
+      <w:lvlJc w:val="left"/>
+      <w:pPr>
+        <w:ind w:left="5366" w:hanging="360"/>
+      </w:pPr>
+      <w:rPr>
+        <w:rFonts w:ascii="Symbol" w:hAnsi="Symbol" w:hint="default"/>
+      </w:rPr>
+    </w:lvl>
+    <w:lvl w:ilvl="7" w:tplc="40090003" w:tentative="1">
+      <w:start w:val="1"/>
+      <w:numFmt w:val="bullet"/>
+      <w:lvlText w:val="o"/>
+      <w:lvlJc w:val="left"/>
+      <w:pPr>
+        <w:ind w:left="6086" w:hanging="360"/>
+      </w:pPr>
+      <w:rPr>
+        <w:rFonts w:ascii="Courier New" w:hAnsi="Courier New" w:cs="Courier New" w:hint="default"/>
+      </w:rPr>
+    </w:lvl>
+    <w:lvl w:ilvl="8" w:tplc="40090005" w:tentative="1">
+      <w:start w:val="1"/>
+      <w:numFmt w:val="bullet"/>
+      <w:lvlText w:val=""/>
+      <w:lvlJc w:val="left"/>
+      <w:pPr>
+        <w:ind w:left="6806" w:hanging="360"/>
+      </w:pPr>
+      <w:rPr>
+        <w:rFonts w:ascii="Wingdings" w:hAnsi="Wingdings" w:hint="default"/>
+      </w:rPr>
+    </w:lvl>
+  </w:abstractNum>
+  <w:abstractNum w:abstractNumId="10" w15:restartNumberingAfterBreak="0">
+    <w:nsid w:val="0C7C300A"/>
+    <w:multiLevelType w:val="hybridMultilevel"/>
+    <w:tmpl w:val="4BEE76C4"/>
+    <w:lvl w:ilvl="0" w:tplc="40090001">
+      <w:start w:val="1"/>
+      <w:numFmt w:val="bullet"/>
+      <w:lvlText w:val=""/>
+      <w:lvlJc w:val="left"/>
+      <w:pPr>
+        <w:ind w:left="1372" w:hanging="360"/>
+      </w:pPr>
+      <w:rPr>
+        <w:rFonts w:ascii="Symbol" w:hAnsi="Symbol" w:hint="default"/>
+      </w:rPr>
+    </w:lvl>
+    <w:lvl w:ilvl="1" w:tplc="40090003" w:tentative="1">
+      <w:start w:val="1"/>
+      <w:numFmt w:val="bullet"/>
+      <w:lvlText w:val="o"/>
+      <w:lvlJc w:val="left"/>
+      <w:pPr>
+        <w:ind w:left="2092" w:hanging="360"/>
+      </w:pPr>
+      <w:rPr>
+        <w:rFonts w:ascii="Courier New" w:hAnsi="Courier New" w:cs="Courier New" w:hint="default"/>
+      </w:rPr>
+    </w:lvl>
+    <w:lvl w:ilvl="2" w:tplc="40090005" w:tentative="1">
+      <w:start w:val="1"/>
+      <w:numFmt w:val="bullet"/>
+      <w:lvlText w:val=""/>
+      <w:lvlJc w:val="left"/>
+      <w:pPr>
+        <w:ind w:left="2812" w:hanging="360"/>
+      </w:pPr>
+      <w:rPr>
+        <w:rFonts w:ascii="Wingdings" w:hAnsi="Wingdings" w:hint="default"/>
+      </w:rPr>
+    </w:lvl>
+    <w:lvl w:ilvl="3" w:tplc="40090001" w:tentative="1">
+      <w:start w:val="1"/>
+      <w:numFmt w:val="bullet"/>
+      <w:lvlText w:val=""/>
+      <w:lvlJc w:val="left"/>
+      <w:pPr>
+        <w:ind w:left="3532" w:hanging="360"/>
+      </w:pPr>
+      <w:rPr>
+        <w:rFonts w:ascii="Symbol" w:hAnsi="Symbol" w:hint="default"/>
+      </w:rPr>
+    </w:lvl>
+    <w:lvl w:ilvl="4" w:tplc="40090003" w:tentative="1">
+      <w:start w:val="1"/>
+      <w:numFmt w:val="bullet"/>
+      <w:lvlText w:val="o"/>
+      <w:lvlJc w:val="left"/>
+      <w:pPr>
+        <w:ind w:left="4252" w:hanging="360"/>
+      </w:pPr>
+      <w:rPr>
+        <w:rFonts w:ascii="Courier New" w:hAnsi="Courier New" w:cs="Courier New" w:hint="default"/>
+      </w:rPr>
+    </w:lvl>
+    <w:lvl w:ilvl="5" w:tplc="40090005" w:tentative="1">
+      <w:start w:val="1"/>
+      <w:numFmt w:val="bullet"/>
+      <w:lvlText w:val=""/>
+      <w:lvlJc w:val="left"/>
+      <w:pPr>
+        <w:ind w:left="4972" w:hanging="360"/>
+      </w:pPr>
+      <w:rPr>
+        <w:rFonts w:ascii="Wingdings" w:hAnsi="Wingdings" w:hint="default"/>
+      </w:rPr>
+    </w:lvl>
+    <w:lvl w:ilvl="6" w:tplc="40090001" w:tentative="1">
+      <w:start w:val="1"/>
+      <w:numFmt w:val="bullet"/>
+      <w:lvlText w:val=""/>
+      <w:lvlJc w:val="left"/>
+      <w:pPr>
+        <w:ind w:left="5692" w:hanging="360"/>
+      </w:pPr>
+      <w:rPr>
+        <w:rFonts w:ascii="Symbol" w:hAnsi="Symbol" w:hint="default"/>
+      </w:rPr>
+    </w:lvl>
+    <w:lvl w:ilvl="7" w:tplc="40090003" w:tentative="1">
+      <w:start w:val="1"/>
+      <w:numFmt w:val="bullet"/>
+      <w:lvlText w:val="o"/>
+      <w:lvlJc w:val="left"/>
+      <w:pPr>
+        <w:ind w:left="6412" w:hanging="360"/>
+      </w:pPr>
+      <w:rPr>
+        <w:rFonts w:ascii="Courier New" w:hAnsi="Courier New" w:cs="Courier New" w:hint="default"/>
+      </w:rPr>
+    </w:lvl>
+    <w:lvl w:ilvl="8" w:tplc="40090005" w:tentative="1">
+      <w:start w:val="1"/>
+      <w:numFmt w:val="bullet"/>
+      <w:lvlText w:val=""/>
+      <w:lvlJc w:val="left"/>
+      <w:pPr>
+        <w:ind w:left="7132" w:hanging="360"/>
+      </w:pPr>
+      <w:rPr>
+        <w:rFonts w:ascii="Wingdings" w:hAnsi="Wingdings" w:hint="default"/>
+      </w:rPr>
+    </w:lvl>
+  </w:abstractNum>
+  <w:abstractNum w:abstractNumId="11" w15:restartNumberingAfterBreak="0">
     <w:nsid w:val="0CB935B3"/>
     <w:multiLevelType w:val="multilevel"/>
     <w:tmpl w:val="91225406"/>
@@ -6655,7 +9483,7 @@
       </w:rPr>
     </w:lvl>
   </w:abstractNum>
-  <w:abstractNum w:abstractNumId="8" w15:restartNumberingAfterBreak="0">
+  <w:abstractNum w:abstractNumId="12" w15:restartNumberingAfterBreak="0">
     <w:nsid w:val="0E825205"/>
     <w:multiLevelType w:val="multilevel"/>
     <w:tmpl w:val="B192ADCC"/>
@@ -6804,7 +9632,7 @@
       </w:rPr>
     </w:lvl>
   </w:abstractNum>
-  <w:abstractNum w:abstractNumId="9" w15:restartNumberingAfterBreak="0">
+  <w:abstractNum w:abstractNumId="13" w15:restartNumberingAfterBreak="0">
     <w:nsid w:val="112F6614"/>
     <w:multiLevelType w:val="multilevel"/>
     <w:tmpl w:val="D10C67E2"/>
@@ -6921,7 +9749,7 @@
       </w:pPr>
     </w:lvl>
   </w:abstractNum>
-  <w:abstractNum w:abstractNumId="10" w15:restartNumberingAfterBreak="0">
+  <w:abstractNum w:abstractNumId="14" w15:restartNumberingAfterBreak="0">
     <w:nsid w:val="124F24AF"/>
     <w:multiLevelType w:val="multilevel"/>
     <w:tmpl w:val="FA9E306C"/>
@@ -7070,7 +9898,7 @@
       </w:rPr>
     </w:lvl>
   </w:abstractNum>
-  <w:abstractNum w:abstractNumId="11" w15:restartNumberingAfterBreak="0">
+  <w:abstractNum w:abstractNumId="15" w15:restartNumberingAfterBreak="0">
     <w:nsid w:val="16EB7822"/>
     <w:multiLevelType w:val="hybridMultilevel"/>
     <w:tmpl w:val="A87661C6"/>
@@ -7160,7 +9988,120 @@
       </w:pPr>
     </w:lvl>
   </w:abstractNum>
-  <w:abstractNum w:abstractNumId="12" w15:restartNumberingAfterBreak="0">
+  <w:abstractNum w:abstractNumId="16" w15:restartNumberingAfterBreak="0">
+    <w:nsid w:val="1A5E3E03"/>
+    <w:multiLevelType w:val="hybridMultilevel"/>
+    <w:tmpl w:val="F0EE687E"/>
+    <w:lvl w:ilvl="0" w:tplc="40090001">
+      <w:start w:val="1"/>
+      <w:numFmt w:val="bullet"/>
+      <w:lvlText w:val=""/>
+      <w:lvlJc w:val="left"/>
+      <w:pPr>
+        <w:ind w:left="1209" w:hanging="360"/>
+      </w:pPr>
+      <w:rPr>
+        <w:rFonts w:ascii="Symbol" w:hAnsi="Symbol" w:hint="default"/>
+      </w:rPr>
+    </w:lvl>
+    <w:lvl w:ilvl="1" w:tplc="40090003" w:tentative="1">
+      <w:start w:val="1"/>
+      <w:numFmt w:val="bullet"/>
+      <w:lvlText w:val="o"/>
+      <w:lvlJc w:val="left"/>
+      <w:pPr>
+        <w:ind w:left="1929" w:hanging="360"/>
+      </w:pPr>
+      <w:rPr>
+        <w:rFonts w:ascii="Courier New" w:hAnsi="Courier New" w:cs="Courier New" w:hint="default"/>
+      </w:rPr>
+    </w:lvl>
+    <w:lvl w:ilvl="2" w:tplc="40090005" w:tentative="1">
+      <w:start w:val="1"/>
+      <w:numFmt w:val="bullet"/>
+      <w:lvlText w:val=""/>
+      <w:lvlJc w:val="left"/>
+      <w:pPr>
+        <w:ind w:left="2649" w:hanging="360"/>
+      </w:pPr>
+      <w:rPr>
+        <w:rFonts w:ascii="Wingdings" w:hAnsi="Wingdings" w:hint="default"/>
+      </w:rPr>
+    </w:lvl>
+    <w:lvl w:ilvl="3" w:tplc="40090001" w:tentative="1">
+      <w:start w:val="1"/>
+      <w:numFmt w:val="bullet"/>
+      <w:lvlText w:val=""/>
+      <w:lvlJc w:val="left"/>
+      <w:pPr>
+        <w:ind w:left="3369" w:hanging="360"/>
+      </w:pPr>
+      <w:rPr>
+        <w:rFonts w:ascii="Symbol" w:hAnsi="Symbol" w:hint="default"/>
+      </w:rPr>
+    </w:lvl>
+    <w:lvl w:ilvl="4" w:tplc="40090003" w:tentative="1">
+      <w:start w:val="1"/>
+      <w:numFmt w:val="bullet"/>
+      <w:lvlText w:val="o"/>
+      <w:lvlJc w:val="left"/>
+      <w:pPr>
+        <w:ind w:left="4089" w:hanging="360"/>
+      </w:pPr>
+      <w:rPr>
+        <w:rFonts w:ascii="Courier New" w:hAnsi="Courier New" w:cs="Courier New" w:hint="default"/>
+      </w:rPr>
+    </w:lvl>
+    <w:lvl w:ilvl="5" w:tplc="40090005" w:tentative="1">
+      <w:start w:val="1"/>
+      <w:numFmt w:val="bullet"/>
+      <w:lvlText w:val=""/>
+      <w:lvlJc w:val="left"/>
+      <w:pPr>
+        <w:ind w:left="4809" w:hanging="360"/>
+      </w:pPr>
+      <w:rPr>
+        <w:rFonts w:ascii="Wingdings" w:hAnsi="Wingdings" w:hint="default"/>
+      </w:rPr>
+    </w:lvl>
+    <w:lvl w:ilvl="6" w:tplc="40090001" w:tentative="1">
+      <w:start w:val="1"/>
+      <w:numFmt w:val="bullet"/>
+      <w:lvlText w:val=""/>
+      <w:lvlJc w:val="left"/>
+      <w:pPr>
+        <w:ind w:left="5529" w:hanging="360"/>
+      </w:pPr>
+      <w:rPr>
+        <w:rFonts w:ascii="Symbol" w:hAnsi="Symbol" w:hint="default"/>
+      </w:rPr>
+    </w:lvl>
+    <w:lvl w:ilvl="7" w:tplc="40090003" w:tentative="1">
+      <w:start w:val="1"/>
+      <w:numFmt w:val="bullet"/>
+      <w:lvlText w:val="o"/>
+      <w:lvlJc w:val="left"/>
+      <w:pPr>
+        <w:ind w:left="6249" w:hanging="360"/>
+      </w:pPr>
+      <w:rPr>
+        <w:rFonts w:ascii="Courier New" w:hAnsi="Courier New" w:cs="Courier New" w:hint="default"/>
+      </w:rPr>
+    </w:lvl>
+    <w:lvl w:ilvl="8" w:tplc="40090005" w:tentative="1">
+      <w:start w:val="1"/>
+      <w:numFmt w:val="bullet"/>
+      <w:lvlText w:val=""/>
+      <w:lvlJc w:val="left"/>
+      <w:pPr>
+        <w:ind w:left="6969" w:hanging="360"/>
+      </w:pPr>
+      <w:rPr>
+        <w:rFonts w:ascii="Wingdings" w:hAnsi="Wingdings" w:hint="default"/>
+      </w:rPr>
+    </w:lvl>
+  </w:abstractNum>
+  <w:abstractNum w:abstractNumId="17" w15:restartNumberingAfterBreak="0">
     <w:nsid w:val="1AA72336"/>
     <w:multiLevelType w:val="multilevel"/>
     <w:tmpl w:val="E95AA04C"/>
@@ -7309,7 +10250,7 @@
       </w:rPr>
     </w:lvl>
   </w:abstractNum>
-  <w:abstractNum w:abstractNumId="13" w15:restartNumberingAfterBreak="0">
+  <w:abstractNum w:abstractNumId="18" w15:restartNumberingAfterBreak="0">
     <w:nsid w:val="1AD229D1"/>
     <w:multiLevelType w:val="multilevel"/>
     <w:tmpl w:val="CC383BC2"/>
@@ -7458,7 +10399,233 @@
       </w:rPr>
     </w:lvl>
   </w:abstractNum>
-  <w:abstractNum w:abstractNumId="14" w15:restartNumberingAfterBreak="0">
+  <w:abstractNum w:abstractNumId="19" w15:restartNumberingAfterBreak="0">
+    <w:nsid w:val="1F16504B"/>
+    <w:multiLevelType w:val="hybridMultilevel"/>
+    <w:tmpl w:val="03E82F1A"/>
+    <w:lvl w:ilvl="0" w:tplc="40090001">
+      <w:start w:val="1"/>
+      <w:numFmt w:val="bullet"/>
+      <w:lvlText w:val=""/>
+      <w:lvlJc w:val="left"/>
+      <w:pPr>
+        <w:ind w:left="720" w:hanging="360"/>
+      </w:pPr>
+      <w:rPr>
+        <w:rFonts w:ascii="Symbol" w:hAnsi="Symbol" w:hint="default"/>
+      </w:rPr>
+    </w:lvl>
+    <w:lvl w:ilvl="1" w:tplc="40090003" w:tentative="1">
+      <w:start w:val="1"/>
+      <w:numFmt w:val="bullet"/>
+      <w:lvlText w:val="o"/>
+      <w:lvlJc w:val="left"/>
+      <w:pPr>
+        <w:ind w:left="1440" w:hanging="360"/>
+      </w:pPr>
+      <w:rPr>
+        <w:rFonts w:ascii="Courier New" w:hAnsi="Courier New" w:cs="Courier New" w:hint="default"/>
+      </w:rPr>
+    </w:lvl>
+    <w:lvl w:ilvl="2" w:tplc="40090005" w:tentative="1">
+      <w:start w:val="1"/>
+      <w:numFmt w:val="bullet"/>
+      <w:lvlText w:val=""/>
+      <w:lvlJc w:val="left"/>
+      <w:pPr>
+        <w:ind w:left="2160" w:hanging="360"/>
+      </w:pPr>
+      <w:rPr>
+        <w:rFonts w:ascii="Wingdings" w:hAnsi="Wingdings" w:hint="default"/>
+      </w:rPr>
+    </w:lvl>
+    <w:lvl w:ilvl="3" w:tplc="40090001" w:tentative="1">
+      <w:start w:val="1"/>
+      <w:numFmt w:val="bullet"/>
+      <w:lvlText w:val=""/>
+      <w:lvlJc w:val="left"/>
+      <w:pPr>
+        <w:ind w:left="2880" w:hanging="360"/>
+      </w:pPr>
+      <w:rPr>
+        <w:rFonts w:ascii="Symbol" w:hAnsi="Symbol" w:hint="default"/>
+      </w:rPr>
+    </w:lvl>
+    <w:lvl w:ilvl="4" w:tplc="40090003" w:tentative="1">
+      <w:start w:val="1"/>
+      <w:numFmt w:val="bullet"/>
+      <w:lvlText w:val="o"/>
+      <w:lvlJc w:val="left"/>
+      <w:pPr>
+        <w:ind w:left="3600" w:hanging="360"/>
+      </w:pPr>
+      <w:rPr>
+        <w:rFonts w:ascii="Courier New" w:hAnsi="Courier New" w:cs="Courier New" w:hint="default"/>
+      </w:rPr>
+    </w:lvl>
+    <w:lvl w:ilvl="5" w:tplc="40090005" w:tentative="1">
+      <w:start w:val="1"/>
+      <w:numFmt w:val="bullet"/>
+      <w:lvlText w:val=""/>
+      <w:lvlJc w:val="left"/>
+      <w:pPr>
+        <w:ind w:left="4320" w:hanging="360"/>
+      </w:pPr>
+      <w:rPr>
+        <w:rFonts w:ascii="Wingdings" w:hAnsi="Wingdings" w:hint="default"/>
+      </w:rPr>
+    </w:lvl>
+    <w:lvl w:ilvl="6" w:tplc="40090001" w:tentative="1">
+      <w:start w:val="1"/>
+      <w:numFmt w:val="bullet"/>
+      <w:lvlText w:val=""/>
+      <w:lvlJc w:val="left"/>
+      <w:pPr>
+        <w:ind w:left="5040" w:hanging="360"/>
+      </w:pPr>
+      <w:rPr>
+        <w:rFonts w:ascii="Symbol" w:hAnsi="Symbol" w:hint="default"/>
+      </w:rPr>
+    </w:lvl>
+    <w:lvl w:ilvl="7" w:tplc="40090003" w:tentative="1">
+      <w:start w:val="1"/>
+      <w:numFmt w:val="bullet"/>
+      <w:lvlText w:val="o"/>
+      <w:lvlJc w:val="left"/>
+      <w:pPr>
+        <w:ind w:left="5760" w:hanging="360"/>
+      </w:pPr>
+      <w:rPr>
+        <w:rFonts w:ascii="Courier New" w:hAnsi="Courier New" w:cs="Courier New" w:hint="default"/>
+      </w:rPr>
+    </w:lvl>
+    <w:lvl w:ilvl="8" w:tplc="40090005" w:tentative="1">
+      <w:start w:val="1"/>
+      <w:numFmt w:val="bullet"/>
+      <w:lvlText w:val=""/>
+      <w:lvlJc w:val="left"/>
+      <w:pPr>
+        <w:ind w:left="6480" w:hanging="360"/>
+      </w:pPr>
+      <w:rPr>
+        <w:rFonts w:ascii="Wingdings" w:hAnsi="Wingdings" w:hint="default"/>
+      </w:rPr>
+    </w:lvl>
+  </w:abstractNum>
+  <w:abstractNum w:abstractNumId="20" w15:restartNumberingAfterBreak="0">
+    <w:nsid w:val="202B5A02"/>
+    <w:multiLevelType w:val="hybridMultilevel"/>
+    <w:tmpl w:val="629EE7C4"/>
+    <w:lvl w:ilvl="0" w:tplc="40090001">
+      <w:start w:val="1"/>
+      <w:numFmt w:val="bullet"/>
+      <w:lvlText w:val=""/>
+      <w:lvlJc w:val="left"/>
+      <w:pPr>
+        <w:ind w:left="1372" w:hanging="360"/>
+      </w:pPr>
+      <w:rPr>
+        <w:rFonts w:ascii="Symbol" w:hAnsi="Symbol" w:hint="default"/>
+      </w:rPr>
+    </w:lvl>
+    <w:lvl w:ilvl="1" w:tplc="40090003" w:tentative="1">
+      <w:start w:val="1"/>
+      <w:numFmt w:val="bullet"/>
+      <w:lvlText w:val="o"/>
+      <w:lvlJc w:val="left"/>
+      <w:pPr>
+        <w:ind w:left="2092" w:hanging="360"/>
+      </w:pPr>
+      <w:rPr>
+        <w:rFonts w:ascii="Courier New" w:hAnsi="Courier New" w:cs="Courier New" w:hint="default"/>
+      </w:rPr>
+    </w:lvl>
+    <w:lvl w:ilvl="2" w:tplc="40090005" w:tentative="1">
+      <w:start w:val="1"/>
+      <w:numFmt w:val="bullet"/>
+      <w:lvlText w:val=""/>
+      <w:lvlJc w:val="left"/>
+      <w:pPr>
+        <w:ind w:left="2812" w:hanging="360"/>
+      </w:pPr>
+      <w:rPr>
+        <w:rFonts w:ascii="Wingdings" w:hAnsi="Wingdings" w:hint="default"/>
+      </w:rPr>
+    </w:lvl>
+    <w:lvl w:ilvl="3" w:tplc="40090001" w:tentative="1">
+      <w:start w:val="1"/>
+      <w:numFmt w:val="bullet"/>
+      <w:lvlText w:val=""/>
+      <w:lvlJc w:val="left"/>
+      <w:pPr>
+        <w:ind w:left="3532" w:hanging="360"/>
+      </w:pPr>
+      <w:rPr>
+        <w:rFonts w:ascii="Symbol" w:hAnsi="Symbol" w:hint="default"/>
+      </w:rPr>
+    </w:lvl>
+    <w:lvl w:ilvl="4" w:tplc="40090003" w:tentative="1">
+      <w:start w:val="1"/>
+      <w:numFmt w:val="bullet"/>
+      <w:lvlText w:val="o"/>
+      <w:lvlJc w:val="left"/>
+      <w:pPr>
+        <w:ind w:left="4252" w:hanging="360"/>
+      </w:pPr>
+      <w:rPr>
+        <w:rFonts w:ascii="Courier New" w:hAnsi="Courier New" w:cs="Courier New" w:hint="default"/>
+      </w:rPr>
+    </w:lvl>
+    <w:lvl w:ilvl="5" w:tplc="40090005" w:tentative="1">
+      <w:start w:val="1"/>
+      <w:numFmt w:val="bullet"/>
+      <w:lvlText w:val=""/>
+      <w:lvlJc w:val="left"/>
+      <w:pPr>
+        <w:ind w:left="4972" w:hanging="360"/>
+      </w:pPr>
+      <w:rPr>
+        <w:rFonts w:ascii="Wingdings" w:hAnsi="Wingdings" w:hint="default"/>
+      </w:rPr>
+    </w:lvl>
+    <w:lvl w:ilvl="6" w:tplc="40090001" w:tentative="1">
+      <w:start w:val="1"/>
+      <w:numFmt w:val="bullet"/>
+      <w:lvlText w:val=""/>
+      <w:lvlJc w:val="left"/>
+      <w:pPr>
+        <w:ind w:left="5692" w:hanging="360"/>
+      </w:pPr>
+      <w:rPr>
+        <w:rFonts w:ascii="Symbol" w:hAnsi="Symbol" w:hint="default"/>
+      </w:rPr>
+    </w:lvl>
+    <w:lvl w:ilvl="7" w:tplc="40090003" w:tentative="1">
+      <w:start w:val="1"/>
+      <w:numFmt w:val="bullet"/>
+      <w:lvlText w:val="o"/>
+      <w:lvlJc w:val="left"/>
+      <w:pPr>
+        <w:ind w:left="6412" w:hanging="360"/>
+      </w:pPr>
+      <w:rPr>
+        <w:rFonts w:ascii="Courier New" w:hAnsi="Courier New" w:cs="Courier New" w:hint="default"/>
+      </w:rPr>
+    </w:lvl>
+    <w:lvl w:ilvl="8" w:tplc="40090005" w:tentative="1">
+      <w:start w:val="1"/>
+      <w:numFmt w:val="bullet"/>
+      <w:lvlText w:val=""/>
+      <w:lvlJc w:val="left"/>
+      <w:pPr>
+        <w:ind w:left="7132" w:hanging="360"/>
+      </w:pPr>
+      <w:rPr>
+        <w:rFonts w:ascii="Wingdings" w:hAnsi="Wingdings" w:hint="default"/>
+      </w:rPr>
+    </w:lvl>
+  </w:abstractNum>
+  <w:abstractNum w:abstractNumId="21" w15:restartNumberingAfterBreak="0">
     <w:nsid w:val="20E071B2"/>
     <w:multiLevelType w:val="multilevel"/>
     <w:tmpl w:val="2A464B4E"/>
@@ -7607,7 +10774,7 @@
       </w:rPr>
     </w:lvl>
   </w:abstractNum>
-  <w:abstractNum w:abstractNumId="15" w15:restartNumberingAfterBreak="0">
+  <w:abstractNum w:abstractNumId="22" w15:restartNumberingAfterBreak="0">
     <w:nsid w:val="211F6979"/>
     <w:multiLevelType w:val="multilevel"/>
     <w:tmpl w:val="2B48EEDC"/>
@@ -7756,7 +10923,7 @@
       </w:rPr>
     </w:lvl>
   </w:abstractNum>
-  <w:abstractNum w:abstractNumId="16" w15:restartNumberingAfterBreak="0">
+  <w:abstractNum w:abstractNumId="23" w15:restartNumberingAfterBreak="0">
     <w:nsid w:val="22490E46"/>
     <w:multiLevelType w:val="multilevel"/>
     <w:tmpl w:val="A2DC74E6"/>
@@ -7905,7 +11072,7 @@
       </w:rPr>
     </w:lvl>
   </w:abstractNum>
-  <w:abstractNum w:abstractNumId="17" w15:restartNumberingAfterBreak="0">
+  <w:abstractNum w:abstractNumId="24" w15:restartNumberingAfterBreak="0">
     <w:nsid w:val="23FA5CA7"/>
     <w:multiLevelType w:val="multilevel"/>
     <w:tmpl w:val="769E045A"/>
@@ -8054,7 +11221,7 @@
       </w:rPr>
     </w:lvl>
   </w:abstractNum>
-  <w:abstractNum w:abstractNumId="18" w15:restartNumberingAfterBreak="0">
+  <w:abstractNum w:abstractNumId="25" w15:restartNumberingAfterBreak="0">
     <w:nsid w:val="25B12EDE"/>
     <w:multiLevelType w:val="multilevel"/>
     <w:tmpl w:val="4A621FEC"/>
@@ -8203,7 +11370,7 @@
       </w:rPr>
     </w:lvl>
   </w:abstractNum>
-  <w:abstractNum w:abstractNumId="19" w15:restartNumberingAfterBreak="0">
+  <w:abstractNum w:abstractNumId="26" w15:restartNumberingAfterBreak="0">
     <w:nsid w:val="25DF17B3"/>
     <w:multiLevelType w:val="multilevel"/>
     <w:tmpl w:val="A3987022"/>
@@ -8352,7 +11519,7 @@
       </w:rPr>
     </w:lvl>
   </w:abstractNum>
-  <w:abstractNum w:abstractNumId="20" w15:restartNumberingAfterBreak="0">
+  <w:abstractNum w:abstractNumId="27" w15:restartNumberingAfterBreak="0">
     <w:nsid w:val="2A3C6C92"/>
     <w:multiLevelType w:val="multilevel"/>
     <w:tmpl w:val="F9A6EF7C"/>
@@ -8501,7 +11668,7 @@
       </w:rPr>
     </w:lvl>
   </w:abstractNum>
-  <w:abstractNum w:abstractNumId="21" w15:restartNumberingAfterBreak="0">
+  <w:abstractNum w:abstractNumId="28" w15:restartNumberingAfterBreak="0">
     <w:nsid w:val="2D850A10"/>
     <w:multiLevelType w:val="multilevel"/>
     <w:tmpl w:val="8404F532"/>
@@ -8650,7 +11817,7 @@
       </w:rPr>
     </w:lvl>
   </w:abstractNum>
-  <w:abstractNum w:abstractNumId="22" w15:restartNumberingAfterBreak="0">
+  <w:abstractNum w:abstractNumId="29" w15:restartNumberingAfterBreak="0">
     <w:nsid w:val="2E007AF3"/>
     <w:multiLevelType w:val="multilevel"/>
     <w:tmpl w:val="383A94E2"/>
@@ -8799,7 +11966,7 @@
       </w:rPr>
     </w:lvl>
   </w:abstractNum>
-  <w:abstractNum w:abstractNumId="23" w15:restartNumberingAfterBreak="0">
+  <w:abstractNum w:abstractNumId="30" w15:restartNumberingAfterBreak="0">
     <w:nsid w:val="325828DF"/>
     <w:multiLevelType w:val="multilevel"/>
     <w:tmpl w:val="71287858"/>
@@ -8948,7 +12115,233 @@
       </w:rPr>
     </w:lvl>
   </w:abstractNum>
-  <w:abstractNum w:abstractNumId="24" w15:restartNumberingAfterBreak="0">
+  <w:abstractNum w:abstractNumId="31" w15:restartNumberingAfterBreak="0">
+    <w:nsid w:val="32867066"/>
+    <w:multiLevelType w:val="hybridMultilevel"/>
+    <w:tmpl w:val="8D14A946"/>
+    <w:lvl w:ilvl="0" w:tplc="40090001">
+      <w:start w:val="1"/>
+      <w:numFmt w:val="bullet"/>
+      <w:lvlText w:val=""/>
+      <w:lvlJc w:val="left"/>
+      <w:pPr>
+        <w:ind w:left="720" w:hanging="360"/>
+      </w:pPr>
+      <w:rPr>
+        <w:rFonts w:ascii="Symbol" w:hAnsi="Symbol" w:hint="default"/>
+      </w:rPr>
+    </w:lvl>
+    <w:lvl w:ilvl="1" w:tplc="40090003" w:tentative="1">
+      <w:start w:val="1"/>
+      <w:numFmt w:val="bullet"/>
+      <w:lvlText w:val="o"/>
+      <w:lvlJc w:val="left"/>
+      <w:pPr>
+        <w:ind w:left="1440" w:hanging="360"/>
+      </w:pPr>
+      <w:rPr>
+        <w:rFonts w:ascii="Courier New" w:hAnsi="Courier New" w:cs="Courier New" w:hint="default"/>
+      </w:rPr>
+    </w:lvl>
+    <w:lvl w:ilvl="2" w:tplc="40090005" w:tentative="1">
+      <w:start w:val="1"/>
+      <w:numFmt w:val="bullet"/>
+      <w:lvlText w:val=""/>
+      <w:lvlJc w:val="left"/>
+      <w:pPr>
+        <w:ind w:left="2160" w:hanging="360"/>
+      </w:pPr>
+      <w:rPr>
+        <w:rFonts w:ascii="Wingdings" w:hAnsi="Wingdings" w:hint="default"/>
+      </w:rPr>
+    </w:lvl>
+    <w:lvl w:ilvl="3" w:tplc="40090001" w:tentative="1">
+      <w:start w:val="1"/>
+      <w:numFmt w:val="bullet"/>
+      <w:lvlText w:val=""/>
+      <w:lvlJc w:val="left"/>
+      <w:pPr>
+        <w:ind w:left="2880" w:hanging="360"/>
+      </w:pPr>
+      <w:rPr>
+        <w:rFonts w:ascii="Symbol" w:hAnsi="Symbol" w:hint="default"/>
+      </w:rPr>
+    </w:lvl>
+    <w:lvl w:ilvl="4" w:tplc="40090003" w:tentative="1">
+      <w:start w:val="1"/>
+      <w:numFmt w:val="bullet"/>
+      <w:lvlText w:val="o"/>
+      <w:lvlJc w:val="left"/>
+      <w:pPr>
+        <w:ind w:left="3600" w:hanging="360"/>
+      </w:pPr>
+      <w:rPr>
+        <w:rFonts w:ascii="Courier New" w:hAnsi="Courier New" w:cs="Courier New" w:hint="default"/>
+      </w:rPr>
+    </w:lvl>
+    <w:lvl w:ilvl="5" w:tplc="40090005" w:tentative="1">
+      <w:start w:val="1"/>
+      <w:numFmt w:val="bullet"/>
+      <w:lvlText w:val=""/>
+      <w:lvlJc w:val="left"/>
+      <w:pPr>
+        <w:ind w:left="4320" w:hanging="360"/>
+      </w:pPr>
+      <w:rPr>
+        <w:rFonts w:ascii="Wingdings" w:hAnsi="Wingdings" w:hint="default"/>
+      </w:rPr>
+    </w:lvl>
+    <w:lvl w:ilvl="6" w:tplc="40090001" w:tentative="1">
+      <w:start w:val="1"/>
+      <w:numFmt w:val="bullet"/>
+      <w:lvlText w:val=""/>
+      <w:lvlJc w:val="left"/>
+      <w:pPr>
+        <w:ind w:left="5040" w:hanging="360"/>
+      </w:pPr>
+      <w:rPr>
+        <w:rFonts w:ascii="Symbol" w:hAnsi="Symbol" w:hint="default"/>
+      </w:rPr>
+    </w:lvl>
+    <w:lvl w:ilvl="7" w:tplc="40090003" w:tentative="1">
+      <w:start w:val="1"/>
+      <w:numFmt w:val="bullet"/>
+      <w:lvlText w:val="o"/>
+      <w:lvlJc w:val="left"/>
+      <w:pPr>
+        <w:ind w:left="5760" w:hanging="360"/>
+      </w:pPr>
+      <w:rPr>
+        <w:rFonts w:ascii="Courier New" w:hAnsi="Courier New" w:cs="Courier New" w:hint="default"/>
+      </w:rPr>
+    </w:lvl>
+    <w:lvl w:ilvl="8" w:tplc="40090005" w:tentative="1">
+      <w:start w:val="1"/>
+      <w:numFmt w:val="bullet"/>
+      <w:lvlText w:val=""/>
+      <w:lvlJc w:val="left"/>
+      <w:pPr>
+        <w:ind w:left="6480" w:hanging="360"/>
+      </w:pPr>
+      <w:rPr>
+        <w:rFonts w:ascii="Wingdings" w:hAnsi="Wingdings" w:hint="default"/>
+      </w:rPr>
+    </w:lvl>
+  </w:abstractNum>
+  <w:abstractNum w:abstractNumId="32" w15:restartNumberingAfterBreak="0">
+    <w:nsid w:val="335C039E"/>
+    <w:multiLevelType w:val="hybridMultilevel"/>
+    <w:tmpl w:val="FEC8EAD2"/>
+    <w:lvl w:ilvl="0" w:tplc="40090001">
+      <w:start w:val="1"/>
+      <w:numFmt w:val="bullet"/>
+      <w:lvlText w:val=""/>
+      <w:lvlJc w:val="left"/>
+      <w:pPr>
+        <w:ind w:left="883" w:hanging="360"/>
+      </w:pPr>
+      <w:rPr>
+        <w:rFonts w:ascii="Symbol" w:hAnsi="Symbol" w:hint="default"/>
+      </w:rPr>
+    </w:lvl>
+    <w:lvl w:ilvl="1" w:tplc="40090003" w:tentative="1">
+      <w:start w:val="1"/>
+      <w:numFmt w:val="bullet"/>
+      <w:lvlText w:val="o"/>
+      <w:lvlJc w:val="left"/>
+      <w:pPr>
+        <w:ind w:left="1603" w:hanging="360"/>
+      </w:pPr>
+      <w:rPr>
+        <w:rFonts w:ascii="Courier New" w:hAnsi="Courier New" w:cs="Courier New" w:hint="default"/>
+      </w:rPr>
+    </w:lvl>
+    <w:lvl w:ilvl="2" w:tplc="40090005" w:tentative="1">
+      <w:start w:val="1"/>
+      <w:numFmt w:val="bullet"/>
+      <w:lvlText w:val=""/>
+      <w:lvlJc w:val="left"/>
+      <w:pPr>
+        <w:ind w:left="2323" w:hanging="360"/>
+      </w:pPr>
+      <w:rPr>
+        <w:rFonts w:ascii="Wingdings" w:hAnsi="Wingdings" w:hint="default"/>
+      </w:rPr>
+    </w:lvl>
+    <w:lvl w:ilvl="3" w:tplc="40090001" w:tentative="1">
+      <w:start w:val="1"/>
+      <w:numFmt w:val="bullet"/>
+      <w:lvlText w:val=""/>
+      <w:lvlJc w:val="left"/>
+      <w:pPr>
+        <w:ind w:left="3043" w:hanging="360"/>
+      </w:pPr>
+      <w:rPr>
+        <w:rFonts w:ascii="Symbol" w:hAnsi="Symbol" w:hint="default"/>
+      </w:rPr>
+    </w:lvl>
+    <w:lvl w:ilvl="4" w:tplc="40090003" w:tentative="1">
+      <w:start w:val="1"/>
+      <w:numFmt w:val="bullet"/>
+      <w:lvlText w:val="o"/>
+      <w:lvlJc w:val="left"/>
+      <w:pPr>
+        <w:ind w:left="3763" w:hanging="360"/>
+      </w:pPr>
+      <w:rPr>
+        <w:rFonts w:ascii="Courier New" w:hAnsi="Courier New" w:cs="Courier New" w:hint="default"/>
+      </w:rPr>
+    </w:lvl>
+    <w:lvl w:ilvl="5" w:tplc="40090005" w:tentative="1">
+      <w:start w:val="1"/>
+      <w:numFmt w:val="bullet"/>
+      <w:lvlText w:val=""/>
+      <w:lvlJc w:val="left"/>
+      <w:pPr>
+        <w:ind w:left="4483" w:hanging="360"/>
+      </w:pPr>
+      <w:rPr>
+        <w:rFonts w:ascii="Wingdings" w:hAnsi="Wingdings" w:hint="default"/>
+      </w:rPr>
+    </w:lvl>
+    <w:lvl w:ilvl="6" w:tplc="40090001" w:tentative="1">
+      <w:start w:val="1"/>
+      <w:numFmt w:val="bullet"/>
+      <w:lvlText w:val=""/>
+      <w:lvlJc w:val="left"/>
+      <w:pPr>
+        <w:ind w:left="5203" w:hanging="360"/>
+      </w:pPr>
+      <w:rPr>
+        <w:rFonts w:ascii="Symbol" w:hAnsi="Symbol" w:hint="default"/>
+      </w:rPr>
+    </w:lvl>
+    <w:lvl w:ilvl="7" w:tplc="40090003" w:tentative="1">
+      <w:start w:val="1"/>
+      <w:numFmt w:val="bullet"/>
+      <w:lvlText w:val="o"/>
+      <w:lvlJc w:val="left"/>
+      <w:pPr>
+        <w:ind w:left="5923" w:hanging="360"/>
+      </w:pPr>
+      <w:rPr>
+        <w:rFonts w:ascii="Courier New" w:hAnsi="Courier New" w:cs="Courier New" w:hint="default"/>
+      </w:rPr>
+    </w:lvl>
+    <w:lvl w:ilvl="8" w:tplc="40090005" w:tentative="1">
+      <w:start w:val="1"/>
+      <w:numFmt w:val="bullet"/>
+      <w:lvlText w:val=""/>
+      <w:lvlJc w:val="left"/>
+      <w:pPr>
+        <w:ind w:left="6643" w:hanging="360"/>
+      </w:pPr>
+      <w:rPr>
+        <w:rFonts w:ascii="Wingdings" w:hAnsi="Wingdings" w:hint="default"/>
+      </w:rPr>
+    </w:lvl>
+  </w:abstractNum>
+  <w:abstractNum w:abstractNumId="33" w15:restartNumberingAfterBreak="0">
     <w:nsid w:val="335D221E"/>
     <w:multiLevelType w:val="multilevel"/>
     <w:tmpl w:val="1264F2C6"/>
@@ -9097,7 +12490,7 @@
       </w:rPr>
     </w:lvl>
   </w:abstractNum>
-  <w:abstractNum w:abstractNumId="25" w15:restartNumberingAfterBreak="0">
+  <w:abstractNum w:abstractNumId="34" w15:restartNumberingAfterBreak="0">
     <w:nsid w:val="33992BE5"/>
     <w:multiLevelType w:val="multilevel"/>
     <w:tmpl w:val="6E9A8758"/>
@@ -9210,7 +12603,120 @@
       </w:pPr>
     </w:lvl>
   </w:abstractNum>
-  <w:abstractNum w:abstractNumId="26" w15:restartNumberingAfterBreak="0">
+  <w:abstractNum w:abstractNumId="35" w15:restartNumberingAfterBreak="0">
+    <w:nsid w:val="33BF7373"/>
+    <w:multiLevelType w:val="hybridMultilevel"/>
+    <w:tmpl w:val="C688D7A4"/>
+    <w:lvl w:ilvl="0" w:tplc="40090001">
+      <w:start w:val="1"/>
+      <w:numFmt w:val="bullet"/>
+      <w:lvlText w:val=""/>
+      <w:lvlJc w:val="left"/>
+      <w:pPr>
+        <w:ind w:left="720" w:hanging="360"/>
+      </w:pPr>
+      <w:rPr>
+        <w:rFonts w:ascii="Symbol" w:hAnsi="Symbol" w:hint="default"/>
+      </w:rPr>
+    </w:lvl>
+    <w:lvl w:ilvl="1" w:tplc="40090003" w:tentative="1">
+      <w:start w:val="1"/>
+      <w:numFmt w:val="bullet"/>
+      <w:lvlText w:val="o"/>
+      <w:lvlJc w:val="left"/>
+      <w:pPr>
+        <w:ind w:left="1440" w:hanging="360"/>
+      </w:pPr>
+      <w:rPr>
+        <w:rFonts w:ascii="Courier New" w:hAnsi="Courier New" w:cs="Courier New" w:hint="default"/>
+      </w:rPr>
+    </w:lvl>
+    <w:lvl w:ilvl="2" w:tplc="40090005" w:tentative="1">
+      <w:start w:val="1"/>
+      <w:numFmt w:val="bullet"/>
+      <w:lvlText w:val=""/>
+      <w:lvlJc w:val="left"/>
+      <w:pPr>
+        <w:ind w:left="2160" w:hanging="360"/>
+      </w:pPr>
+      <w:rPr>
+        <w:rFonts w:ascii="Wingdings" w:hAnsi="Wingdings" w:hint="default"/>
+      </w:rPr>
+    </w:lvl>
+    <w:lvl w:ilvl="3" w:tplc="40090001" w:tentative="1">
+      <w:start w:val="1"/>
+      <w:numFmt w:val="bullet"/>
+      <w:lvlText w:val=""/>
+      <w:lvlJc w:val="left"/>
+      <w:pPr>
+        <w:ind w:left="2880" w:hanging="360"/>
+      </w:pPr>
+      <w:rPr>
+        <w:rFonts w:ascii="Symbol" w:hAnsi="Symbol" w:hint="default"/>
+      </w:rPr>
+    </w:lvl>
+    <w:lvl w:ilvl="4" w:tplc="40090003" w:tentative="1">
+      <w:start w:val="1"/>
+      <w:numFmt w:val="bullet"/>
+      <w:lvlText w:val="o"/>
+      <w:lvlJc w:val="left"/>
+      <w:pPr>
+        <w:ind w:left="3600" w:hanging="360"/>
+      </w:pPr>
+      <w:rPr>
+        <w:rFonts w:ascii="Courier New" w:hAnsi="Courier New" w:cs="Courier New" w:hint="default"/>
+      </w:rPr>
+    </w:lvl>
+    <w:lvl w:ilvl="5" w:tplc="40090005" w:tentative="1">
+      <w:start w:val="1"/>
+      <w:numFmt w:val="bullet"/>
+      <w:lvlText w:val=""/>
+      <w:lvlJc w:val="left"/>
+      <w:pPr>
+        <w:ind w:left="4320" w:hanging="360"/>
+      </w:pPr>
+      <w:rPr>
+        <w:rFonts w:ascii="Wingdings" w:hAnsi="Wingdings" w:hint="default"/>
+      </w:rPr>
+    </w:lvl>
+    <w:lvl w:ilvl="6" w:tplc="40090001" w:tentative="1">
+      <w:start w:val="1"/>
+      <w:numFmt w:val="bullet"/>
+      <w:lvlText w:val=""/>
+      <w:lvlJc w:val="left"/>
+      <w:pPr>
+        <w:ind w:left="5040" w:hanging="360"/>
+      </w:pPr>
+      <w:rPr>
+        <w:rFonts w:ascii="Symbol" w:hAnsi="Symbol" w:hint="default"/>
+      </w:rPr>
+    </w:lvl>
+    <w:lvl w:ilvl="7" w:tplc="40090003" w:tentative="1">
+      <w:start w:val="1"/>
+      <w:numFmt w:val="bullet"/>
+      <w:lvlText w:val="o"/>
+      <w:lvlJc w:val="left"/>
+      <w:pPr>
+        <w:ind w:left="5760" w:hanging="360"/>
+      </w:pPr>
+      <w:rPr>
+        <w:rFonts w:ascii="Courier New" w:hAnsi="Courier New" w:cs="Courier New" w:hint="default"/>
+      </w:rPr>
+    </w:lvl>
+    <w:lvl w:ilvl="8" w:tplc="40090005" w:tentative="1">
+      <w:start w:val="1"/>
+      <w:numFmt w:val="bullet"/>
+      <w:lvlText w:val=""/>
+      <w:lvlJc w:val="left"/>
+      <w:pPr>
+        <w:ind w:left="6480" w:hanging="360"/>
+      </w:pPr>
+      <w:rPr>
+        <w:rFonts w:ascii="Wingdings" w:hAnsi="Wingdings" w:hint="default"/>
+      </w:rPr>
+    </w:lvl>
+  </w:abstractNum>
+  <w:abstractNum w:abstractNumId="36" w15:restartNumberingAfterBreak="0">
     <w:nsid w:val="34A43E3F"/>
     <w:multiLevelType w:val="multilevel"/>
     <w:tmpl w:val="8A02DC90"/>
@@ -9359,7 +12865,7 @@
       </w:rPr>
     </w:lvl>
   </w:abstractNum>
-  <w:abstractNum w:abstractNumId="27" w15:restartNumberingAfterBreak="0">
+  <w:abstractNum w:abstractNumId="37" w15:restartNumberingAfterBreak="0">
     <w:nsid w:val="34C93A07"/>
     <w:multiLevelType w:val="multilevel"/>
     <w:tmpl w:val="DD0A612C"/>
@@ -9508,7 +13014,7 @@
       </w:rPr>
     </w:lvl>
   </w:abstractNum>
-  <w:abstractNum w:abstractNumId="28" w15:restartNumberingAfterBreak="0">
+  <w:abstractNum w:abstractNumId="38" w15:restartNumberingAfterBreak="0">
     <w:nsid w:val="37877478"/>
     <w:multiLevelType w:val="multilevel"/>
     <w:tmpl w:val="D2407030"/>
@@ -9657,7 +13163,7 @@
       </w:rPr>
     </w:lvl>
   </w:abstractNum>
-  <w:abstractNum w:abstractNumId="29" w15:restartNumberingAfterBreak="0">
+  <w:abstractNum w:abstractNumId="39" w15:restartNumberingAfterBreak="0">
     <w:nsid w:val="37D06D5E"/>
     <w:multiLevelType w:val="multilevel"/>
     <w:tmpl w:val="E160B674"/>
@@ -9806,7 +13312,120 @@
       </w:rPr>
     </w:lvl>
   </w:abstractNum>
-  <w:abstractNum w:abstractNumId="30" w15:restartNumberingAfterBreak="0">
+  <w:abstractNum w:abstractNumId="40" w15:restartNumberingAfterBreak="0">
+    <w:nsid w:val="38D457E6"/>
+    <w:multiLevelType w:val="hybridMultilevel"/>
+    <w:tmpl w:val="A5367372"/>
+    <w:lvl w:ilvl="0" w:tplc="40090001">
+      <w:start w:val="1"/>
+      <w:numFmt w:val="bullet"/>
+      <w:lvlText w:val=""/>
+      <w:lvlJc w:val="left"/>
+      <w:pPr>
+        <w:ind w:left="720" w:hanging="360"/>
+      </w:pPr>
+      <w:rPr>
+        <w:rFonts w:ascii="Symbol" w:hAnsi="Symbol" w:hint="default"/>
+      </w:rPr>
+    </w:lvl>
+    <w:lvl w:ilvl="1" w:tplc="40090003" w:tentative="1">
+      <w:start w:val="1"/>
+      <w:numFmt w:val="bullet"/>
+      <w:lvlText w:val="o"/>
+      <w:lvlJc w:val="left"/>
+      <w:pPr>
+        <w:ind w:left="1440" w:hanging="360"/>
+      </w:pPr>
+      <w:rPr>
+        <w:rFonts w:ascii="Courier New" w:hAnsi="Courier New" w:cs="Courier New" w:hint="default"/>
+      </w:rPr>
+    </w:lvl>
+    <w:lvl w:ilvl="2" w:tplc="40090005" w:tentative="1">
+      <w:start w:val="1"/>
+      <w:numFmt w:val="bullet"/>
+      <w:lvlText w:val=""/>
+      <w:lvlJc w:val="left"/>
+      <w:pPr>
+        <w:ind w:left="2160" w:hanging="360"/>
+      </w:pPr>
+      <w:rPr>
+        <w:rFonts w:ascii="Wingdings" w:hAnsi="Wingdings" w:hint="default"/>
+      </w:rPr>
+    </w:lvl>
+    <w:lvl w:ilvl="3" w:tplc="40090001" w:tentative="1">
+      <w:start w:val="1"/>
+      <w:numFmt w:val="bullet"/>
+      <w:lvlText w:val=""/>
+      <w:lvlJc w:val="left"/>
+      <w:pPr>
+        <w:ind w:left="2880" w:hanging="360"/>
+      </w:pPr>
+      <w:rPr>
+        <w:rFonts w:ascii="Symbol" w:hAnsi="Symbol" w:hint="default"/>
+      </w:rPr>
+    </w:lvl>
+    <w:lvl w:ilvl="4" w:tplc="40090003" w:tentative="1">
+      <w:start w:val="1"/>
+      <w:numFmt w:val="bullet"/>
+      <w:lvlText w:val="o"/>
+      <w:lvlJc w:val="left"/>
+      <w:pPr>
+        <w:ind w:left="3600" w:hanging="360"/>
+      </w:pPr>
+      <w:rPr>
+        <w:rFonts w:ascii="Courier New" w:hAnsi="Courier New" w:cs="Courier New" w:hint="default"/>
+      </w:rPr>
+    </w:lvl>
+    <w:lvl w:ilvl="5" w:tplc="40090005" w:tentative="1">
+      <w:start w:val="1"/>
+      <w:numFmt w:val="bullet"/>
+      <w:lvlText w:val=""/>
+      <w:lvlJc w:val="left"/>
+      <w:pPr>
+        <w:ind w:left="4320" w:hanging="360"/>
+      </w:pPr>
+      <w:rPr>
+        <w:rFonts w:ascii="Wingdings" w:hAnsi="Wingdings" w:hint="default"/>
+      </w:rPr>
+    </w:lvl>
+    <w:lvl w:ilvl="6" w:tplc="40090001" w:tentative="1">
+      <w:start w:val="1"/>
+      <w:numFmt w:val="bullet"/>
+      <w:lvlText w:val=""/>
+      <w:lvlJc w:val="left"/>
+      <w:pPr>
+        <w:ind w:left="5040" w:hanging="360"/>
+      </w:pPr>
+      <w:rPr>
+        <w:rFonts w:ascii="Symbol" w:hAnsi="Symbol" w:hint="default"/>
+      </w:rPr>
+    </w:lvl>
+    <w:lvl w:ilvl="7" w:tplc="40090003" w:tentative="1">
+      <w:start w:val="1"/>
+      <w:numFmt w:val="bullet"/>
+      <w:lvlText w:val="o"/>
+      <w:lvlJc w:val="left"/>
+      <w:pPr>
+        <w:ind w:left="5760" w:hanging="360"/>
+      </w:pPr>
+      <w:rPr>
+        <w:rFonts w:ascii="Courier New" w:hAnsi="Courier New" w:cs="Courier New" w:hint="default"/>
+      </w:rPr>
+    </w:lvl>
+    <w:lvl w:ilvl="8" w:tplc="40090005" w:tentative="1">
+      <w:start w:val="1"/>
+      <w:numFmt w:val="bullet"/>
+      <w:lvlText w:val=""/>
+      <w:lvlJc w:val="left"/>
+      <w:pPr>
+        <w:ind w:left="6480" w:hanging="360"/>
+      </w:pPr>
+      <w:rPr>
+        <w:rFonts w:ascii="Wingdings" w:hAnsi="Wingdings" w:hint="default"/>
+      </w:rPr>
+    </w:lvl>
+  </w:abstractNum>
+  <w:abstractNum w:abstractNumId="41" w15:restartNumberingAfterBreak="0">
     <w:nsid w:val="391F10BC"/>
     <w:multiLevelType w:val="multilevel"/>
     <w:tmpl w:val="589A6344"/>
@@ -9955,7 +13574,7 @@
       </w:rPr>
     </w:lvl>
   </w:abstractNum>
-  <w:abstractNum w:abstractNumId="31" w15:restartNumberingAfterBreak="0">
+  <w:abstractNum w:abstractNumId="42" w15:restartNumberingAfterBreak="0">
     <w:nsid w:val="399255E3"/>
     <w:multiLevelType w:val="multilevel"/>
     <w:tmpl w:val="71624F7E"/>
@@ -10104,7 +13723,7 @@
       </w:rPr>
     </w:lvl>
   </w:abstractNum>
-  <w:abstractNum w:abstractNumId="32" w15:restartNumberingAfterBreak="0">
+  <w:abstractNum w:abstractNumId="43" w15:restartNumberingAfterBreak="0">
     <w:nsid w:val="3DAB16DE"/>
     <w:multiLevelType w:val="hybridMultilevel"/>
     <w:tmpl w:val="6270DC1E"/>
@@ -10194,7 +13813,7 @@
       </w:pPr>
     </w:lvl>
   </w:abstractNum>
-  <w:abstractNum w:abstractNumId="33" w15:restartNumberingAfterBreak="0">
+  <w:abstractNum w:abstractNumId="44" w15:restartNumberingAfterBreak="0">
     <w:nsid w:val="3DF06676"/>
     <w:multiLevelType w:val="multilevel"/>
     <w:tmpl w:val="1B200EF4"/>
@@ -10343,7 +13962,233 @@
       </w:rPr>
     </w:lvl>
   </w:abstractNum>
-  <w:abstractNum w:abstractNumId="34" w15:restartNumberingAfterBreak="0">
+  <w:abstractNum w:abstractNumId="45" w15:restartNumberingAfterBreak="0">
+    <w:nsid w:val="3EE46C1E"/>
+    <w:multiLevelType w:val="hybridMultilevel"/>
+    <w:tmpl w:val="BB566DDC"/>
+    <w:lvl w:ilvl="0" w:tplc="40090001">
+      <w:start w:val="1"/>
+      <w:numFmt w:val="bullet"/>
+      <w:lvlText w:val=""/>
+      <w:lvlJc w:val="left"/>
+      <w:pPr>
+        <w:ind w:left="1372" w:hanging="360"/>
+      </w:pPr>
+      <w:rPr>
+        <w:rFonts w:ascii="Symbol" w:hAnsi="Symbol" w:hint="default"/>
+      </w:rPr>
+    </w:lvl>
+    <w:lvl w:ilvl="1" w:tplc="40090003" w:tentative="1">
+      <w:start w:val="1"/>
+      <w:numFmt w:val="bullet"/>
+      <w:lvlText w:val="o"/>
+      <w:lvlJc w:val="left"/>
+      <w:pPr>
+        <w:ind w:left="2092" w:hanging="360"/>
+      </w:pPr>
+      <w:rPr>
+        <w:rFonts w:ascii="Courier New" w:hAnsi="Courier New" w:cs="Courier New" w:hint="default"/>
+      </w:rPr>
+    </w:lvl>
+    <w:lvl w:ilvl="2" w:tplc="40090005" w:tentative="1">
+      <w:start w:val="1"/>
+      <w:numFmt w:val="bullet"/>
+      <w:lvlText w:val=""/>
+      <w:lvlJc w:val="left"/>
+      <w:pPr>
+        <w:ind w:left="2812" w:hanging="360"/>
+      </w:pPr>
+      <w:rPr>
+        <w:rFonts w:ascii="Wingdings" w:hAnsi="Wingdings" w:hint="default"/>
+      </w:rPr>
+    </w:lvl>
+    <w:lvl w:ilvl="3" w:tplc="40090001" w:tentative="1">
+      <w:start w:val="1"/>
+      <w:numFmt w:val="bullet"/>
+      <w:lvlText w:val=""/>
+      <w:lvlJc w:val="left"/>
+      <w:pPr>
+        <w:ind w:left="3532" w:hanging="360"/>
+      </w:pPr>
+      <w:rPr>
+        <w:rFonts w:ascii="Symbol" w:hAnsi="Symbol" w:hint="default"/>
+      </w:rPr>
+    </w:lvl>
+    <w:lvl w:ilvl="4" w:tplc="40090003" w:tentative="1">
+      <w:start w:val="1"/>
+      <w:numFmt w:val="bullet"/>
+      <w:lvlText w:val="o"/>
+      <w:lvlJc w:val="left"/>
+      <w:pPr>
+        <w:ind w:left="4252" w:hanging="360"/>
+      </w:pPr>
+      <w:rPr>
+        <w:rFonts w:ascii="Courier New" w:hAnsi="Courier New" w:cs="Courier New" w:hint="default"/>
+      </w:rPr>
+    </w:lvl>
+    <w:lvl w:ilvl="5" w:tplc="40090005" w:tentative="1">
+      <w:start w:val="1"/>
+      <w:numFmt w:val="bullet"/>
+      <w:lvlText w:val=""/>
+      <w:lvlJc w:val="left"/>
+      <w:pPr>
+        <w:ind w:left="4972" w:hanging="360"/>
+      </w:pPr>
+      <w:rPr>
+        <w:rFonts w:ascii="Wingdings" w:hAnsi="Wingdings" w:hint="default"/>
+      </w:rPr>
+    </w:lvl>
+    <w:lvl w:ilvl="6" w:tplc="40090001" w:tentative="1">
+      <w:start w:val="1"/>
+      <w:numFmt w:val="bullet"/>
+      <w:lvlText w:val=""/>
+      <w:lvlJc w:val="left"/>
+      <w:pPr>
+        <w:ind w:left="5692" w:hanging="360"/>
+      </w:pPr>
+      <w:rPr>
+        <w:rFonts w:ascii="Symbol" w:hAnsi="Symbol" w:hint="default"/>
+      </w:rPr>
+    </w:lvl>
+    <w:lvl w:ilvl="7" w:tplc="40090003" w:tentative="1">
+      <w:start w:val="1"/>
+      <w:numFmt w:val="bullet"/>
+      <w:lvlText w:val="o"/>
+      <w:lvlJc w:val="left"/>
+      <w:pPr>
+        <w:ind w:left="6412" w:hanging="360"/>
+      </w:pPr>
+      <w:rPr>
+        <w:rFonts w:ascii="Courier New" w:hAnsi="Courier New" w:cs="Courier New" w:hint="default"/>
+      </w:rPr>
+    </w:lvl>
+    <w:lvl w:ilvl="8" w:tplc="40090005" w:tentative="1">
+      <w:start w:val="1"/>
+      <w:numFmt w:val="bullet"/>
+      <w:lvlText w:val=""/>
+      <w:lvlJc w:val="left"/>
+      <w:pPr>
+        <w:ind w:left="7132" w:hanging="360"/>
+      </w:pPr>
+      <w:rPr>
+        <w:rFonts w:ascii="Wingdings" w:hAnsi="Wingdings" w:hint="default"/>
+      </w:rPr>
+    </w:lvl>
+  </w:abstractNum>
+  <w:abstractNum w:abstractNumId="46" w15:restartNumberingAfterBreak="0">
+    <w:nsid w:val="41690BB8"/>
+    <w:multiLevelType w:val="hybridMultilevel"/>
+    <w:tmpl w:val="701C7B60"/>
+    <w:lvl w:ilvl="0" w:tplc="40090001">
+      <w:start w:val="1"/>
+      <w:numFmt w:val="bullet"/>
+      <w:lvlText w:val=""/>
+      <w:lvlJc w:val="left"/>
+      <w:pPr>
+        <w:ind w:left="1170" w:hanging="360"/>
+      </w:pPr>
+      <w:rPr>
+        <w:rFonts w:ascii="Symbol" w:hAnsi="Symbol" w:hint="default"/>
+      </w:rPr>
+    </w:lvl>
+    <w:lvl w:ilvl="1" w:tplc="40090003" w:tentative="1">
+      <w:start w:val="1"/>
+      <w:numFmt w:val="bullet"/>
+      <w:lvlText w:val="o"/>
+      <w:lvlJc w:val="left"/>
+      <w:pPr>
+        <w:ind w:left="1890" w:hanging="360"/>
+      </w:pPr>
+      <w:rPr>
+        <w:rFonts w:ascii="Courier New" w:hAnsi="Courier New" w:cs="Courier New" w:hint="default"/>
+      </w:rPr>
+    </w:lvl>
+    <w:lvl w:ilvl="2" w:tplc="40090005" w:tentative="1">
+      <w:start w:val="1"/>
+      <w:numFmt w:val="bullet"/>
+      <w:lvlText w:val=""/>
+      <w:lvlJc w:val="left"/>
+      <w:pPr>
+        <w:ind w:left="2610" w:hanging="360"/>
+      </w:pPr>
+      <w:rPr>
+        <w:rFonts w:ascii="Wingdings" w:hAnsi="Wingdings" w:hint="default"/>
+      </w:rPr>
+    </w:lvl>
+    <w:lvl w:ilvl="3" w:tplc="40090001" w:tentative="1">
+      <w:start w:val="1"/>
+      <w:numFmt w:val="bullet"/>
+      <w:lvlText w:val=""/>
+      <w:lvlJc w:val="left"/>
+      <w:pPr>
+        <w:ind w:left="3330" w:hanging="360"/>
+      </w:pPr>
+      <w:rPr>
+        <w:rFonts w:ascii="Symbol" w:hAnsi="Symbol" w:hint="default"/>
+      </w:rPr>
+    </w:lvl>
+    <w:lvl w:ilvl="4" w:tplc="40090003" w:tentative="1">
+      <w:start w:val="1"/>
+      <w:numFmt w:val="bullet"/>
+      <w:lvlText w:val="o"/>
+      <w:lvlJc w:val="left"/>
+      <w:pPr>
+        <w:ind w:left="4050" w:hanging="360"/>
+      </w:pPr>
+      <w:rPr>
+        <w:rFonts w:ascii="Courier New" w:hAnsi="Courier New" w:cs="Courier New" w:hint="default"/>
+      </w:rPr>
+    </w:lvl>
+    <w:lvl w:ilvl="5" w:tplc="40090005" w:tentative="1">
+      <w:start w:val="1"/>
+      <w:numFmt w:val="bullet"/>
+      <w:lvlText w:val=""/>
+      <w:lvlJc w:val="left"/>
+      <w:pPr>
+        <w:ind w:left="4770" w:hanging="360"/>
+      </w:pPr>
+      <w:rPr>
+        <w:rFonts w:ascii="Wingdings" w:hAnsi="Wingdings" w:hint="default"/>
+      </w:rPr>
+    </w:lvl>
+    <w:lvl w:ilvl="6" w:tplc="40090001" w:tentative="1">
+      <w:start w:val="1"/>
+      <w:numFmt w:val="bullet"/>
+      <w:lvlText w:val=""/>
+      <w:lvlJc w:val="left"/>
+      <w:pPr>
+        <w:ind w:left="5490" w:hanging="360"/>
+      </w:pPr>
+      <w:rPr>
+        <w:rFonts w:ascii="Symbol" w:hAnsi="Symbol" w:hint="default"/>
+      </w:rPr>
+    </w:lvl>
+    <w:lvl w:ilvl="7" w:tplc="40090003" w:tentative="1">
+      <w:start w:val="1"/>
+      <w:numFmt w:val="bullet"/>
+      <w:lvlText w:val="o"/>
+      <w:lvlJc w:val="left"/>
+      <w:pPr>
+        <w:ind w:left="6210" w:hanging="360"/>
+      </w:pPr>
+      <w:rPr>
+        <w:rFonts w:ascii="Courier New" w:hAnsi="Courier New" w:cs="Courier New" w:hint="default"/>
+      </w:rPr>
+    </w:lvl>
+    <w:lvl w:ilvl="8" w:tplc="40090005" w:tentative="1">
+      <w:start w:val="1"/>
+      <w:numFmt w:val="bullet"/>
+      <w:lvlText w:val=""/>
+      <w:lvlJc w:val="left"/>
+      <w:pPr>
+        <w:ind w:left="6930" w:hanging="360"/>
+      </w:pPr>
+      <w:rPr>
+        <w:rFonts w:ascii="Wingdings" w:hAnsi="Wingdings" w:hint="default"/>
+      </w:rPr>
+    </w:lvl>
+  </w:abstractNum>
+  <w:abstractNum w:abstractNumId="47" w15:restartNumberingAfterBreak="0">
     <w:nsid w:val="419402AA"/>
     <w:multiLevelType w:val="multilevel"/>
     <w:tmpl w:val="B6B82FA6"/>
@@ -10492,7 +14337,7 @@
       </w:rPr>
     </w:lvl>
   </w:abstractNum>
-  <w:abstractNum w:abstractNumId="35" w15:restartNumberingAfterBreak="0">
+  <w:abstractNum w:abstractNumId="48" w15:restartNumberingAfterBreak="0">
     <w:nsid w:val="42294E9F"/>
     <w:multiLevelType w:val="multilevel"/>
     <w:tmpl w:val="BBCE7A22"/>
@@ -10641,7 +14486,233 @@
       </w:rPr>
     </w:lvl>
   </w:abstractNum>
-  <w:abstractNum w:abstractNumId="36" w15:restartNumberingAfterBreak="0">
+  <w:abstractNum w:abstractNumId="49" w15:restartNumberingAfterBreak="0">
+    <w:nsid w:val="4238137C"/>
+    <w:multiLevelType w:val="hybridMultilevel"/>
+    <w:tmpl w:val="25D25438"/>
+    <w:lvl w:ilvl="0" w:tplc="40090001">
+      <w:start w:val="1"/>
+      <w:numFmt w:val="bullet"/>
+      <w:lvlText w:val=""/>
+      <w:lvlJc w:val="left"/>
+      <w:pPr>
+        <w:ind w:left="1320" w:hanging="360"/>
+      </w:pPr>
+      <w:rPr>
+        <w:rFonts w:ascii="Symbol" w:hAnsi="Symbol" w:hint="default"/>
+      </w:rPr>
+    </w:lvl>
+    <w:lvl w:ilvl="1" w:tplc="40090003" w:tentative="1">
+      <w:start w:val="1"/>
+      <w:numFmt w:val="bullet"/>
+      <w:lvlText w:val="o"/>
+      <w:lvlJc w:val="left"/>
+      <w:pPr>
+        <w:ind w:left="2040" w:hanging="360"/>
+      </w:pPr>
+      <w:rPr>
+        <w:rFonts w:ascii="Courier New" w:hAnsi="Courier New" w:cs="Courier New" w:hint="default"/>
+      </w:rPr>
+    </w:lvl>
+    <w:lvl w:ilvl="2" w:tplc="40090005" w:tentative="1">
+      <w:start w:val="1"/>
+      <w:numFmt w:val="bullet"/>
+      <w:lvlText w:val=""/>
+      <w:lvlJc w:val="left"/>
+      <w:pPr>
+        <w:ind w:left="2760" w:hanging="360"/>
+      </w:pPr>
+      <w:rPr>
+        <w:rFonts w:ascii="Wingdings" w:hAnsi="Wingdings" w:hint="default"/>
+      </w:rPr>
+    </w:lvl>
+    <w:lvl w:ilvl="3" w:tplc="40090001" w:tentative="1">
+      <w:start w:val="1"/>
+      <w:numFmt w:val="bullet"/>
+      <w:lvlText w:val=""/>
+      <w:lvlJc w:val="left"/>
+      <w:pPr>
+        <w:ind w:left="3480" w:hanging="360"/>
+      </w:pPr>
+      <w:rPr>
+        <w:rFonts w:ascii="Symbol" w:hAnsi="Symbol" w:hint="default"/>
+      </w:rPr>
+    </w:lvl>
+    <w:lvl w:ilvl="4" w:tplc="40090003" w:tentative="1">
+      <w:start w:val="1"/>
+      <w:numFmt w:val="bullet"/>
+      <w:lvlText w:val="o"/>
+      <w:lvlJc w:val="left"/>
+      <w:pPr>
+        <w:ind w:left="4200" w:hanging="360"/>
+      </w:pPr>
+      <w:rPr>
+        <w:rFonts w:ascii="Courier New" w:hAnsi="Courier New" w:cs="Courier New" w:hint="default"/>
+      </w:rPr>
+    </w:lvl>
+    <w:lvl w:ilvl="5" w:tplc="40090005" w:tentative="1">
+      <w:start w:val="1"/>
+      <w:numFmt w:val="bullet"/>
+      <w:lvlText w:val=""/>
+      <w:lvlJc w:val="left"/>
+      <w:pPr>
+        <w:ind w:left="4920" w:hanging="360"/>
+      </w:pPr>
+      <w:rPr>
+        <w:rFonts w:ascii="Wingdings" w:hAnsi="Wingdings" w:hint="default"/>
+      </w:rPr>
+    </w:lvl>
+    <w:lvl w:ilvl="6" w:tplc="40090001" w:tentative="1">
+      <w:start w:val="1"/>
+      <w:numFmt w:val="bullet"/>
+      <w:lvlText w:val=""/>
+      <w:lvlJc w:val="left"/>
+      <w:pPr>
+        <w:ind w:left="5640" w:hanging="360"/>
+      </w:pPr>
+      <w:rPr>
+        <w:rFonts w:ascii="Symbol" w:hAnsi="Symbol" w:hint="default"/>
+      </w:rPr>
+    </w:lvl>
+    <w:lvl w:ilvl="7" w:tplc="40090003" w:tentative="1">
+      <w:start w:val="1"/>
+      <w:numFmt w:val="bullet"/>
+      <w:lvlText w:val="o"/>
+      <w:lvlJc w:val="left"/>
+      <w:pPr>
+        <w:ind w:left="6360" w:hanging="360"/>
+      </w:pPr>
+      <w:rPr>
+        <w:rFonts w:ascii="Courier New" w:hAnsi="Courier New" w:cs="Courier New" w:hint="default"/>
+      </w:rPr>
+    </w:lvl>
+    <w:lvl w:ilvl="8" w:tplc="40090005" w:tentative="1">
+      <w:start w:val="1"/>
+      <w:numFmt w:val="bullet"/>
+      <w:lvlText w:val=""/>
+      <w:lvlJc w:val="left"/>
+      <w:pPr>
+        <w:ind w:left="7080" w:hanging="360"/>
+      </w:pPr>
+      <w:rPr>
+        <w:rFonts w:ascii="Wingdings" w:hAnsi="Wingdings" w:hint="default"/>
+      </w:rPr>
+    </w:lvl>
+  </w:abstractNum>
+  <w:abstractNum w:abstractNumId="50" w15:restartNumberingAfterBreak="0">
+    <w:nsid w:val="42D1073A"/>
+    <w:multiLevelType w:val="hybridMultilevel"/>
+    <w:tmpl w:val="F2E28E24"/>
+    <w:lvl w:ilvl="0" w:tplc="40090001">
+      <w:start w:val="1"/>
+      <w:numFmt w:val="bullet"/>
+      <w:lvlText w:val=""/>
+      <w:lvlJc w:val="left"/>
+      <w:pPr>
+        <w:ind w:left="720" w:hanging="360"/>
+      </w:pPr>
+      <w:rPr>
+        <w:rFonts w:ascii="Symbol" w:hAnsi="Symbol" w:hint="default"/>
+      </w:rPr>
+    </w:lvl>
+    <w:lvl w:ilvl="1" w:tplc="40090003" w:tentative="1">
+      <w:start w:val="1"/>
+      <w:numFmt w:val="bullet"/>
+      <w:lvlText w:val="o"/>
+      <w:lvlJc w:val="left"/>
+      <w:pPr>
+        <w:ind w:left="1440" w:hanging="360"/>
+      </w:pPr>
+      <w:rPr>
+        <w:rFonts w:ascii="Courier New" w:hAnsi="Courier New" w:cs="Courier New" w:hint="default"/>
+      </w:rPr>
+    </w:lvl>
+    <w:lvl w:ilvl="2" w:tplc="40090005" w:tentative="1">
+      <w:start w:val="1"/>
+      <w:numFmt w:val="bullet"/>
+      <w:lvlText w:val=""/>
+      <w:lvlJc w:val="left"/>
+      <w:pPr>
+        <w:ind w:left="2160" w:hanging="360"/>
+      </w:pPr>
+      <w:rPr>
+        <w:rFonts w:ascii="Wingdings" w:hAnsi="Wingdings" w:hint="default"/>
+      </w:rPr>
+    </w:lvl>
+    <w:lvl w:ilvl="3" w:tplc="40090001" w:tentative="1">
+      <w:start w:val="1"/>
+      <w:numFmt w:val="bullet"/>
+      <w:lvlText w:val=""/>
+      <w:lvlJc w:val="left"/>
+      <w:pPr>
+        <w:ind w:left="2880" w:hanging="360"/>
+      </w:pPr>
+      <w:rPr>
+        <w:rFonts w:ascii="Symbol" w:hAnsi="Symbol" w:hint="default"/>
+      </w:rPr>
+    </w:lvl>
+    <w:lvl w:ilvl="4" w:tplc="40090003" w:tentative="1">
+      <w:start w:val="1"/>
+      <w:numFmt w:val="bullet"/>
+      <w:lvlText w:val="o"/>
+      <w:lvlJc w:val="left"/>
+      <w:pPr>
+        <w:ind w:left="3600" w:hanging="360"/>
+      </w:pPr>
+      <w:rPr>
+        <w:rFonts w:ascii="Courier New" w:hAnsi="Courier New" w:cs="Courier New" w:hint="default"/>
+      </w:rPr>
+    </w:lvl>
+    <w:lvl w:ilvl="5" w:tplc="40090005" w:tentative="1">
+      <w:start w:val="1"/>
+      <w:numFmt w:val="bullet"/>
+      <w:lvlText w:val=""/>
+      <w:lvlJc w:val="left"/>
+      <w:pPr>
+        <w:ind w:left="4320" w:hanging="360"/>
+      </w:pPr>
+      <w:rPr>
+        <w:rFonts w:ascii="Wingdings" w:hAnsi="Wingdings" w:hint="default"/>
+      </w:rPr>
+    </w:lvl>
+    <w:lvl w:ilvl="6" w:tplc="40090001" w:tentative="1">
+      <w:start w:val="1"/>
+      <w:numFmt w:val="bullet"/>
+      <w:lvlText w:val=""/>
+      <w:lvlJc w:val="left"/>
+      <w:pPr>
+        <w:ind w:left="5040" w:hanging="360"/>
+      </w:pPr>
+      <w:rPr>
+        <w:rFonts w:ascii="Symbol" w:hAnsi="Symbol" w:hint="default"/>
+      </w:rPr>
+    </w:lvl>
+    <w:lvl w:ilvl="7" w:tplc="40090003" w:tentative="1">
+      <w:start w:val="1"/>
+      <w:numFmt w:val="bullet"/>
+      <w:lvlText w:val="o"/>
+      <w:lvlJc w:val="left"/>
+      <w:pPr>
+        <w:ind w:left="5760" w:hanging="360"/>
+      </w:pPr>
+      <w:rPr>
+        <w:rFonts w:ascii="Courier New" w:hAnsi="Courier New" w:cs="Courier New" w:hint="default"/>
+      </w:rPr>
+    </w:lvl>
+    <w:lvl w:ilvl="8" w:tplc="40090005" w:tentative="1">
+      <w:start w:val="1"/>
+      <w:numFmt w:val="bullet"/>
+      <w:lvlText w:val=""/>
+      <w:lvlJc w:val="left"/>
+      <w:pPr>
+        <w:ind w:left="6480" w:hanging="360"/>
+      </w:pPr>
+      <w:rPr>
+        <w:rFonts w:ascii="Wingdings" w:hAnsi="Wingdings" w:hint="default"/>
+      </w:rPr>
+    </w:lvl>
+  </w:abstractNum>
+  <w:abstractNum w:abstractNumId="51" w15:restartNumberingAfterBreak="0">
     <w:nsid w:val="42F50229"/>
     <w:multiLevelType w:val="multilevel"/>
     <w:tmpl w:val="26AAC776"/>
@@ -10790,7 +14861,7 @@
       </w:rPr>
     </w:lvl>
   </w:abstractNum>
-  <w:abstractNum w:abstractNumId="37" w15:restartNumberingAfterBreak="0">
+  <w:abstractNum w:abstractNumId="52" w15:restartNumberingAfterBreak="0">
     <w:nsid w:val="43FB2821"/>
     <w:multiLevelType w:val="multilevel"/>
     <w:tmpl w:val="6E6CA2DA"/>
@@ -10939,7 +15010,7 @@
       </w:rPr>
     </w:lvl>
   </w:abstractNum>
-  <w:abstractNum w:abstractNumId="38" w15:restartNumberingAfterBreak="0">
+  <w:abstractNum w:abstractNumId="53" w15:restartNumberingAfterBreak="0">
     <w:nsid w:val="458F4BFB"/>
     <w:multiLevelType w:val="multilevel"/>
     <w:tmpl w:val="55C0FDCA"/>
@@ -11088,7 +15159,7 @@
       </w:rPr>
     </w:lvl>
   </w:abstractNum>
-  <w:abstractNum w:abstractNumId="39" w15:restartNumberingAfterBreak="0">
+  <w:abstractNum w:abstractNumId="54" w15:restartNumberingAfterBreak="0">
     <w:nsid w:val="486760E8"/>
     <w:multiLevelType w:val="multilevel"/>
     <w:tmpl w:val="FD32EAAC"/>
@@ -11237,7 +15308,7 @@
       </w:rPr>
     </w:lvl>
   </w:abstractNum>
-  <w:abstractNum w:abstractNumId="40" w15:restartNumberingAfterBreak="0">
+  <w:abstractNum w:abstractNumId="55" w15:restartNumberingAfterBreak="0">
     <w:nsid w:val="4B990468"/>
     <w:multiLevelType w:val="multilevel"/>
     <w:tmpl w:val="77E87B60"/>
@@ -11386,7 +15457,7 @@
       </w:rPr>
     </w:lvl>
   </w:abstractNum>
-  <w:abstractNum w:abstractNumId="41" w15:restartNumberingAfterBreak="0">
+  <w:abstractNum w:abstractNumId="56" w15:restartNumberingAfterBreak="0">
     <w:nsid w:val="4F8C6AE9"/>
     <w:multiLevelType w:val="multilevel"/>
     <w:tmpl w:val="6966D600"/>
@@ -11535,7 +15606,7 @@
       </w:rPr>
     </w:lvl>
   </w:abstractNum>
-  <w:abstractNum w:abstractNumId="42" w15:restartNumberingAfterBreak="0">
+  <w:abstractNum w:abstractNumId="57" w15:restartNumberingAfterBreak="0">
     <w:nsid w:val="538424E7"/>
     <w:multiLevelType w:val="multilevel"/>
     <w:tmpl w:val="CB6A44A0"/>
@@ -11684,7 +15755,7 @@
       </w:rPr>
     </w:lvl>
   </w:abstractNum>
-  <w:abstractNum w:abstractNumId="43" w15:restartNumberingAfterBreak="0">
+  <w:abstractNum w:abstractNumId="58" w15:restartNumberingAfterBreak="0">
     <w:nsid w:val="53A17CBD"/>
     <w:multiLevelType w:val="multilevel"/>
     <w:tmpl w:val="5A0CF21A"/>
@@ -11833,7 +15904,120 @@
       </w:rPr>
     </w:lvl>
   </w:abstractNum>
-  <w:abstractNum w:abstractNumId="44" w15:restartNumberingAfterBreak="0">
+  <w:abstractNum w:abstractNumId="59" w15:restartNumberingAfterBreak="0">
+    <w:nsid w:val="54FB5961"/>
+    <w:multiLevelType w:val="hybridMultilevel"/>
+    <w:tmpl w:val="125A5FAE"/>
+    <w:lvl w:ilvl="0" w:tplc="40090001">
+      <w:start w:val="1"/>
+      <w:numFmt w:val="bullet"/>
+      <w:lvlText w:val=""/>
+      <w:lvlJc w:val="left"/>
+      <w:pPr>
+        <w:ind w:left="1372" w:hanging="360"/>
+      </w:pPr>
+      <w:rPr>
+        <w:rFonts w:ascii="Symbol" w:hAnsi="Symbol" w:hint="default"/>
+      </w:rPr>
+    </w:lvl>
+    <w:lvl w:ilvl="1" w:tplc="40090003" w:tentative="1">
+      <w:start w:val="1"/>
+      <w:numFmt w:val="bullet"/>
+      <w:lvlText w:val="o"/>
+      <w:lvlJc w:val="left"/>
+      <w:pPr>
+        <w:ind w:left="2092" w:hanging="360"/>
+      </w:pPr>
+      <w:rPr>
+        <w:rFonts w:ascii="Courier New" w:hAnsi="Courier New" w:cs="Courier New" w:hint="default"/>
+      </w:rPr>
+    </w:lvl>
+    <w:lvl w:ilvl="2" w:tplc="40090005" w:tentative="1">
+      <w:start w:val="1"/>
+      <w:numFmt w:val="bullet"/>
+      <w:lvlText w:val=""/>
+      <w:lvlJc w:val="left"/>
+      <w:pPr>
+        <w:ind w:left="2812" w:hanging="360"/>
+      </w:pPr>
+      <w:rPr>
+        <w:rFonts w:ascii="Wingdings" w:hAnsi="Wingdings" w:hint="default"/>
+      </w:rPr>
+    </w:lvl>
+    <w:lvl w:ilvl="3" w:tplc="40090001" w:tentative="1">
+      <w:start w:val="1"/>
+      <w:numFmt w:val="bullet"/>
+      <w:lvlText w:val=""/>
+      <w:lvlJc w:val="left"/>
+      <w:pPr>
+        <w:ind w:left="3532" w:hanging="360"/>
+      </w:pPr>
+      <w:rPr>
+        <w:rFonts w:ascii="Symbol" w:hAnsi="Symbol" w:hint="default"/>
+      </w:rPr>
+    </w:lvl>
+    <w:lvl w:ilvl="4" w:tplc="40090003" w:tentative="1">
+      <w:start w:val="1"/>
+      <w:numFmt w:val="bullet"/>
+      <w:lvlText w:val="o"/>
+      <w:lvlJc w:val="left"/>
+      <w:pPr>
+        <w:ind w:left="4252" w:hanging="360"/>
+      </w:pPr>
+      <w:rPr>
+        <w:rFonts w:ascii="Courier New" w:hAnsi="Courier New" w:cs="Courier New" w:hint="default"/>
+      </w:rPr>
+    </w:lvl>
+    <w:lvl w:ilvl="5" w:tplc="40090005" w:tentative="1">
+      <w:start w:val="1"/>
+      <w:numFmt w:val="bullet"/>
+      <w:lvlText w:val=""/>
+      <w:lvlJc w:val="left"/>
+      <w:pPr>
+        <w:ind w:left="4972" w:hanging="360"/>
+      </w:pPr>
+      <w:rPr>
+        <w:rFonts w:ascii="Wingdings" w:hAnsi="Wingdings" w:hint="default"/>
+      </w:rPr>
+    </w:lvl>
+    <w:lvl w:ilvl="6" w:tplc="40090001" w:tentative="1">
+      <w:start w:val="1"/>
+      <w:numFmt w:val="bullet"/>
+      <w:lvlText w:val=""/>
+      <w:lvlJc w:val="left"/>
+      <w:pPr>
+        <w:ind w:left="5692" w:hanging="360"/>
+      </w:pPr>
+      <w:rPr>
+        <w:rFonts w:ascii="Symbol" w:hAnsi="Symbol" w:hint="default"/>
+      </w:rPr>
+    </w:lvl>
+    <w:lvl w:ilvl="7" w:tplc="40090003" w:tentative="1">
+      <w:start w:val="1"/>
+      <w:numFmt w:val="bullet"/>
+      <w:lvlText w:val="o"/>
+      <w:lvlJc w:val="left"/>
+      <w:pPr>
+        <w:ind w:left="6412" w:hanging="360"/>
+      </w:pPr>
+      <w:rPr>
+        <w:rFonts w:ascii="Courier New" w:hAnsi="Courier New" w:cs="Courier New" w:hint="default"/>
+      </w:rPr>
+    </w:lvl>
+    <w:lvl w:ilvl="8" w:tplc="40090005" w:tentative="1">
+      <w:start w:val="1"/>
+      <w:numFmt w:val="bullet"/>
+      <w:lvlText w:val=""/>
+      <w:lvlJc w:val="left"/>
+      <w:pPr>
+        <w:ind w:left="7132" w:hanging="360"/>
+      </w:pPr>
+      <w:rPr>
+        <w:rFonts w:ascii="Wingdings" w:hAnsi="Wingdings" w:hint="default"/>
+      </w:rPr>
+    </w:lvl>
+  </w:abstractNum>
+  <w:abstractNum w:abstractNumId="60" w15:restartNumberingAfterBreak="0">
     <w:nsid w:val="56373E0C"/>
     <w:multiLevelType w:val="multilevel"/>
     <w:tmpl w:val="3B580ACA"/>
@@ -11982,7 +16166,7 @@
       </w:rPr>
     </w:lvl>
   </w:abstractNum>
-  <w:abstractNum w:abstractNumId="45" w15:restartNumberingAfterBreak="0">
+  <w:abstractNum w:abstractNumId="61" w15:restartNumberingAfterBreak="0">
     <w:nsid w:val="57C601EC"/>
     <w:multiLevelType w:val="multilevel"/>
     <w:tmpl w:val="F19ED604"/>
@@ -12131,7 +16315,7 @@
       </w:rPr>
     </w:lvl>
   </w:abstractNum>
-  <w:abstractNum w:abstractNumId="46" w15:restartNumberingAfterBreak="0">
+  <w:abstractNum w:abstractNumId="62" w15:restartNumberingAfterBreak="0">
     <w:nsid w:val="582309F0"/>
     <w:multiLevelType w:val="multilevel"/>
     <w:tmpl w:val="DA686C1E"/>
@@ -12280,7 +16464,7 @@
       </w:rPr>
     </w:lvl>
   </w:abstractNum>
-  <w:abstractNum w:abstractNumId="47" w15:restartNumberingAfterBreak="0">
+  <w:abstractNum w:abstractNumId="63" w15:restartNumberingAfterBreak="0">
     <w:nsid w:val="59F84531"/>
     <w:multiLevelType w:val="multilevel"/>
     <w:tmpl w:val="444ED65C"/>
@@ -12429,7 +16613,7 @@
       </w:rPr>
     </w:lvl>
   </w:abstractNum>
-  <w:abstractNum w:abstractNumId="48" w15:restartNumberingAfterBreak="0">
+  <w:abstractNum w:abstractNumId="64" w15:restartNumberingAfterBreak="0">
     <w:nsid w:val="5B3666F7"/>
     <w:multiLevelType w:val="multilevel"/>
     <w:tmpl w:val="B198C376"/>
@@ -12578,7 +16762,233 @@
       </w:rPr>
     </w:lvl>
   </w:abstractNum>
-  <w:abstractNum w:abstractNumId="49" w15:restartNumberingAfterBreak="0">
+  <w:abstractNum w:abstractNumId="65" w15:restartNumberingAfterBreak="0">
+    <w:nsid w:val="5D1E0470"/>
+    <w:multiLevelType w:val="hybridMultilevel"/>
+    <w:tmpl w:val="7B807B2C"/>
+    <w:lvl w:ilvl="0" w:tplc="40090001">
+      <w:start w:val="1"/>
+      <w:numFmt w:val="bullet"/>
+      <w:lvlText w:val=""/>
+      <w:lvlJc w:val="left"/>
+      <w:pPr>
+        <w:ind w:left="870" w:hanging="360"/>
+      </w:pPr>
+      <w:rPr>
+        <w:rFonts w:ascii="Symbol" w:hAnsi="Symbol" w:hint="default"/>
+      </w:rPr>
+    </w:lvl>
+    <w:lvl w:ilvl="1" w:tplc="40090003" w:tentative="1">
+      <w:start w:val="1"/>
+      <w:numFmt w:val="bullet"/>
+      <w:lvlText w:val="o"/>
+      <w:lvlJc w:val="left"/>
+      <w:pPr>
+        <w:ind w:left="1590" w:hanging="360"/>
+      </w:pPr>
+      <w:rPr>
+        <w:rFonts w:ascii="Courier New" w:hAnsi="Courier New" w:cs="Courier New" w:hint="default"/>
+      </w:rPr>
+    </w:lvl>
+    <w:lvl w:ilvl="2" w:tplc="40090005" w:tentative="1">
+      <w:start w:val="1"/>
+      <w:numFmt w:val="bullet"/>
+      <w:lvlText w:val=""/>
+      <w:lvlJc w:val="left"/>
+      <w:pPr>
+        <w:ind w:left="2310" w:hanging="360"/>
+      </w:pPr>
+      <w:rPr>
+        <w:rFonts w:ascii="Wingdings" w:hAnsi="Wingdings" w:hint="default"/>
+      </w:rPr>
+    </w:lvl>
+    <w:lvl w:ilvl="3" w:tplc="40090001" w:tentative="1">
+      <w:start w:val="1"/>
+      <w:numFmt w:val="bullet"/>
+      <w:lvlText w:val=""/>
+      <w:lvlJc w:val="left"/>
+      <w:pPr>
+        <w:ind w:left="3030" w:hanging="360"/>
+      </w:pPr>
+      <w:rPr>
+        <w:rFonts w:ascii="Symbol" w:hAnsi="Symbol" w:hint="default"/>
+      </w:rPr>
+    </w:lvl>
+    <w:lvl w:ilvl="4" w:tplc="40090003" w:tentative="1">
+      <w:start w:val="1"/>
+      <w:numFmt w:val="bullet"/>
+      <w:lvlText w:val="o"/>
+      <w:lvlJc w:val="left"/>
+      <w:pPr>
+        <w:ind w:left="3750" w:hanging="360"/>
+      </w:pPr>
+      <w:rPr>
+        <w:rFonts w:ascii="Courier New" w:hAnsi="Courier New" w:cs="Courier New" w:hint="default"/>
+      </w:rPr>
+    </w:lvl>
+    <w:lvl w:ilvl="5" w:tplc="40090005" w:tentative="1">
+      <w:start w:val="1"/>
+      <w:numFmt w:val="bullet"/>
+      <w:lvlText w:val=""/>
+      <w:lvlJc w:val="left"/>
+      <w:pPr>
+        <w:ind w:left="4470" w:hanging="360"/>
+      </w:pPr>
+      <w:rPr>
+        <w:rFonts w:ascii="Wingdings" w:hAnsi="Wingdings" w:hint="default"/>
+      </w:rPr>
+    </w:lvl>
+    <w:lvl w:ilvl="6" w:tplc="40090001" w:tentative="1">
+      <w:start w:val="1"/>
+      <w:numFmt w:val="bullet"/>
+      <w:lvlText w:val=""/>
+      <w:lvlJc w:val="left"/>
+      <w:pPr>
+        <w:ind w:left="5190" w:hanging="360"/>
+      </w:pPr>
+      <w:rPr>
+        <w:rFonts w:ascii="Symbol" w:hAnsi="Symbol" w:hint="default"/>
+      </w:rPr>
+    </w:lvl>
+    <w:lvl w:ilvl="7" w:tplc="40090003" w:tentative="1">
+      <w:start w:val="1"/>
+      <w:numFmt w:val="bullet"/>
+      <w:lvlText w:val="o"/>
+      <w:lvlJc w:val="left"/>
+      <w:pPr>
+        <w:ind w:left="5910" w:hanging="360"/>
+      </w:pPr>
+      <w:rPr>
+        <w:rFonts w:ascii="Courier New" w:hAnsi="Courier New" w:cs="Courier New" w:hint="default"/>
+      </w:rPr>
+    </w:lvl>
+    <w:lvl w:ilvl="8" w:tplc="40090005" w:tentative="1">
+      <w:start w:val="1"/>
+      <w:numFmt w:val="bullet"/>
+      <w:lvlText w:val=""/>
+      <w:lvlJc w:val="left"/>
+      <w:pPr>
+        <w:ind w:left="6630" w:hanging="360"/>
+      </w:pPr>
+      <w:rPr>
+        <w:rFonts w:ascii="Wingdings" w:hAnsi="Wingdings" w:hint="default"/>
+      </w:rPr>
+    </w:lvl>
+  </w:abstractNum>
+  <w:abstractNum w:abstractNumId="66" w15:restartNumberingAfterBreak="0">
+    <w:nsid w:val="5F440070"/>
+    <w:multiLevelType w:val="hybridMultilevel"/>
+    <w:tmpl w:val="AC606C0C"/>
+    <w:lvl w:ilvl="0" w:tplc="40090001">
+      <w:start w:val="1"/>
+      <w:numFmt w:val="bullet"/>
+      <w:lvlText w:val=""/>
+      <w:lvlJc w:val="left"/>
+      <w:pPr>
+        <w:ind w:left="1320" w:hanging="360"/>
+      </w:pPr>
+      <w:rPr>
+        <w:rFonts w:ascii="Symbol" w:hAnsi="Symbol" w:hint="default"/>
+      </w:rPr>
+    </w:lvl>
+    <w:lvl w:ilvl="1" w:tplc="40090003" w:tentative="1">
+      <w:start w:val="1"/>
+      <w:numFmt w:val="bullet"/>
+      <w:lvlText w:val="o"/>
+      <w:lvlJc w:val="left"/>
+      <w:pPr>
+        <w:ind w:left="2040" w:hanging="360"/>
+      </w:pPr>
+      <w:rPr>
+        <w:rFonts w:ascii="Courier New" w:hAnsi="Courier New" w:cs="Courier New" w:hint="default"/>
+      </w:rPr>
+    </w:lvl>
+    <w:lvl w:ilvl="2" w:tplc="40090005" w:tentative="1">
+      <w:start w:val="1"/>
+      <w:numFmt w:val="bullet"/>
+      <w:lvlText w:val=""/>
+      <w:lvlJc w:val="left"/>
+      <w:pPr>
+        <w:ind w:left="2760" w:hanging="360"/>
+      </w:pPr>
+      <w:rPr>
+        <w:rFonts w:ascii="Wingdings" w:hAnsi="Wingdings" w:hint="default"/>
+      </w:rPr>
+    </w:lvl>
+    <w:lvl w:ilvl="3" w:tplc="40090001" w:tentative="1">
+      <w:start w:val="1"/>
+      <w:numFmt w:val="bullet"/>
+      <w:lvlText w:val=""/>
+      <w:lvlJc w:val="left"/>
+      <w:pPr>
+        <w:ind w:left="3480" w:hanging="360"/>
+      </w:pPr>
+      <w:rPr>
+        <w:rFonts w:ascii="Symbol" w:hAnsi="Symbol" w:hint="default"/>
+      </w:rPr>
+    </w:lvl>
+    <w:lvl w:ilvl="4" w:tplc="40090003" w:tentative="1">
+      <w:start w:val="1"/>
+      <w:numFmt w:val="bullet"/>
+      <w:lvlText w:val="o"/>
+      <w:lvlJc w:val="left"/>
+      <w:pPr>
+        <w:ind w:left="4200" w:hanging="360"/>
+      </w:pPr>
+      <w:rPr>
+        <w:rFonts w:ascii="Courier New" w:hAnsi="Courier New" w:cs="Courier New" w:hint="default"/>
+      </w:rPr>
+    </w:lvl>
+    <w:lvl w:ilvl="5" w:tplc="40090005" w:tentative="1">
+      <w:start w:val="1"/>
+      <w:numFmt w:val="bullet"/>
+      <w:lvlText w:val=""/>
+      <w:lvlJc w:val="left"/>
+      <w:pPr>
+        <w:ind w:left="4920" w:hanging="360"/>
+      </w:pPr>
+      <w:rPr>
+        <w:rFonts w:ascii="Wingdings" w:hAnsi="Wingdings" w:hint="default"/>
+      </w:rPr>
+    </w:lvl>
+    <w:lvl w:ilvl="6" w:tplc="40090001" w:tentative="1">
+      <w:start w:val="1"/>
+      <w:numFmt w:val="bullet"/>
+      <w:lvlText w:val=""/>
+      <w:lvlJc w:val="left"/>
+      <w:pPr>
+        <w:ind w:left="5640" w:hanging="360"/>
+      </w:pPr>
+      <w:rPr>
+        <w:rFonts w:ascii="Symbol" w:hAnsi="Symbol" w:hint="default"/>
+      </w:rPr>
+    </w:lvl>
+    <w:lvl w:ilvl="7" w:tplc="40090003" w:tentative="1">
+      <w:start w:val="1"/>
+      <w:numFmt w:val="bullet"/>
+      <w:lvlText w:val="o"/>
+      <w:lvlJc w:val="left"/>
+      <w:pPr>
+        <w:ind w:left="6360" w:hanging="360"/>
+      </w:pPr>
+      <w:rPr>
+        <w:rFonts w:ascii="Courier New" w:hAnsi="Courier New" w:cs="Courier New" w:hint="default"/>
+      </w:rPr>
+    </w:lvl>
+    <w:lvl w:ilvl="8" w:tplc="40090005" w:tentative="1">
+      <w:start w:val="1"/>
+      <w:numFmt w:val="bullet"/>
+      <w:lvlText w:val=""/>
+      <w:lvlJc w:val="left"/>
+      <w:pPr>
+        <w:ind w:left="7080" w:hanging="360"/>
+      </w:pPr>
+      <w:rPr>
+        <w:rFonts w:ascii="Wingdings" w:hAnsi="Wingdings" w:hint="default"/>
+      </w:rPr>
+    </w:lvl>
+  </w:abstractNum>
+  <w:abstractNum w:abstractNumId="67" w15:restartNumberingAfterBreak="0">
     <w:nsid w:val="5FE80A7D"/>
     <w:multiLevelType w:val="hybridMultilevel"/>
     <w:tmpl w:val="498CD076"/>
@@ -12668,7 +17078,120 @@
       </w:pPr>
     </w:lvl>
   </w:abstractNum>
-  <w:abstractNum w:abstractNumId="50" w15:restartNumberingAfterBreak="0">
+  <w:abstractNum w:abstractNumId="68" w15:restartNumberingAfterBreak="0">
+    <w:nsid w:val="62080C35"/>
+    <w:multiLevelType w:val="hybridMultilevel"/>
+    <w:tmpl w:val="9848AC2E"/>
+    <w:lvl w:ilvl="0" w:tplc="40090001">
+      <w:start w:val="1"/>
+      <w:numFmt w:val="bullet"/>
+      <w:lvlText w:val=""/>
+      <w:lvlJc w:val="left"/>
+      <w:pPr>
+        <w:ind w:left="1320" w:hanging="360"/>
+      </w:pPr>
+      <w:rPr>
+        <w:rFonts w:ascii="Symbol" w:hAnsi="Symbol" w:hint="default"/>
+      </w:rPr>
+    </w:lvl>
+    <w:lvl w:ilvl="1" w:tplc="40090003" w:tentative="1">
+      <w:start w:val="1"/>
+      <w:numFmt w:val="bullet"/>
+      <w:lvlText w:val="o"/>
+      <w:lvlJc w:val="left"/>
+      <w:pPr>
+        <w:ind w:left="2040" w:hanging="360"/>
+      </w:pPr>
+      <w:rPr>
+        <w:rFonts w:ascii="Courier New" w:hAnsi="Courier New" w:cs="Courier New" w:hint="default"/>
+      </w:rPr>
+    </w:lvl>
+    <w:lvl w:ilvl="2" w:tplc="40090005" w:tentative="1">
+      <w:start w:val="1"/>
+      <w:numFmt w:val="bullet"/>
+      <w:lvlText w:val=""/>
+      <w:lvlJc w:val="left"/>
+      <w:pPr>
+        <w:ind w:left="2760" w:hanging="360"/>
+      </w:pPr>
+      <w:rPr>
+        <w:rFonts w:ascii="Wingdings" w:hAnsi="Wingdings" w:hint="default"/>
+      </w:rPr>
+    </w:lvl>
+    <w:lvl w:ilvl="3" w:tplc="40090001" w:tentative="1">
+      <w:start w:val="1"/>
+      <w:numFmt w:val="bullet"/>
+      <w:lvlText w:val=""/>
+      <w:lvlJc w:val="left"/>
+      <w:pPr>
+        <w:ind w:left="3480" w:hanging="360"/>
+      </w:pPr>
+      <w:rPr>
+        <w:rFonts w:ascii="Symbol" w:hAnsi="Symbol" w:hint="default"/>
+      </w:rPr>
+    </w:lvl>
+    <w:lvl w:ilvl="4" w:tplc="40090003" w:tentative="1">
+      <w:start w:val="1"/>
+      <w:numFmt w:val="bullet"/>
+      <w:lvlText w:val="o"/>
+      <w:lvlJc w:val="left"/>
+      <w:pPr>
+        <w:ind w:left="4200" w:hanging="360"/>
+      </w:pPr>
+      <w:rPr>
+        <w:rFonts w:ascii="Courier New" w:hAnsi="Courier New" w:cs="Courier New" w:hint="default"/>
+      </w:rPr>
+    </w:lvl>
+    <w:lvl w:ilvl="5" w:tplc="40090005" w:tentative="1">
+      <w:start w:val="1"/>
+      <w:numFmt w:val="bullet"/>
+      <w:lvlText w:val=""/>
+      <w:lvlJc w:val="left"/>
+      <w:pPr>
+        <w:ind w:left="4920" w:hanging="360"/>
+      </w:pPr>
+      <w:rPr>
+        <w:rFonts w:ascii="Wingdings" w:hAnsi="Wingdings" w:hint="default"/>
+      </w:rPr>
+    </w:lvl>
+    <w:lvl w:ilvl="6" w:tplc="40090001" w:tentative="1">
+      <w:start w:val="1"/>
+      <w:numFmt w:val="bullet"/>
+      <w:lvlText w:val=""/>
+      <w:lvlJc w:val="left"/>
+      <w:pPr>
+        <w:ind w:left="5640" w:hanging="360"/>
+      </w:pPr>
+      <w:rPr>
+        <w:rFonts w:ascii="Symbol" w:hAnsi="Symbol" w:hint="default"/>
+      </w:rPr>
+    </w:lvl>
+    <w:lvl w:ilvl="7" w:tplc="40090003" w:tentative="1">
+      <w:start w:val="1"/>
+      <w:numFmt w:val="bullet"/>
+      <w:lvlText w:val="o"/>
+      <w:lvlJc w:val="left"/>
+      <w:pPr>
+        <w:ind w:left="6360" w:hanging="360"/>
+      </w:pPr>
+      <w:rPr>
+        <w:rFonts w:ascii="Courier New" w:hAnsi="Courier New" w:cs="Courier New" w:hint="default"/>
+      </w:rPr>
+    </w:lvl>
+    <w:lvl w:ilvl="8" w:tplc="40090005" w:tentative="1">
+      <w:start w:val="1"/>
+      <w:numFmt w:val="bullet"/>
+      <w:lvlText w:val=""/>
+      <w:lvlJc w:val="left"/>
+      <w:pPr>
+        <w:ind w:left="7080" w:hanging="360"/>
+      </w:pPr>
+      <w:rPr>
+        <w:rFonts w:ascii="Wingdings" w:hAnsi="Wingdings" w:hint="default"/>
+      </w:rPr>
+    </w:lvl>
+  </w:abstractNum>
+  <w:abstractNum w:abstractNumId="69" w15:restartNumberingAfterBreak="0">
     <w:nsid w:val="632F603C"/>
     <w:multiLevelType w:val="multilevel"/>
     <w:tmpl w:val="31366DEA"/>
@@ -12817,7 +17340,7 @@
       </w:rPr>
     </w:lvl>
   </w:abstractNum>
-  <w:abstractNum w:abstractNumId="51" w15:restartNumberingAfterBreak="0">
+  <w:abstractNum w:abstractNumId="70" w15:restartNumberingAfterBreak="0">
     <w:nsid w:val="64346D3F"/>
     <w:multiLevelType w:val="multilevel"/>
     <w:tmpl w:val="D7403200"/>
@@ -12966,7 +17489,7 @@
       </w:rPr>
     </w:lvl>
   </w:abstractNum>
-  <w:abstractNum w:abstractNumId="52" w15:restartNumberingAfterBreak="0">
+  <w:abstractNum w:abstractNumId="71" w15:restartNumberingAfterBreak="0">
     <w:nsid w:val="66CF5518"/>
     <w:multiLevelType w:val="hybridMultilevel"/>
     <w:tmpl w:val="89EA475C"/>
@@ -13079,7 +17602,7 @@
       </w:rPr>
     </w:lvl>
   </w:abstractNum>
-  <w:abstractNum w:abstractNumId="53" w15:restartNumberingAfterBreak="0">
+  <w:abstractNum w:abstractNumId="72" w15:restartNumberingAfterBreak="0">
     <w:nsid w:val="67672F7E"/>
     <w:multiLevelType w:val="multilevel"/>
     <w:tmpl w:val="4EEAF2A6"/>
@@ -13228,7 +17751,7 @@
       </w:rPr>
     </w:lvl>
   </w:abstractNum>
-  <w:abstractNum w:abstractNumId="54" w15:restartNumberingAfterBreak="0">
+  <w:abstractNum w:abstractNumId="73" w15:restartNumberingAfterBreak="0">
     <w:nsid w:val="68CA5E31"/>
     <w:multiLevelType w:val="multilevel"/>
     <w:tmpl w:val="9D484644"/>
@@ -13377,7 +17900,7 @@
       </w:rPr>
     </w:lvl>
   </w:abstractNum>
-  <w:abstractNum w:abstractNumId="55" w15:restartNumberingAfterBreak="0">
+  <w:abstractNum w:abstractNumId="74" w15:restartNumberingAfterBreak="0">
     <w:nsid w:val="69022E68"/>
     <w:multiLevelType w:val="multilevel"/>
     <w:tmpl w:val="FF948EC0"/>
@@ -13494,7 +18017,120 @@
       </w:pPr>
     </w:lvl>
   </w:abstractNum>
-  <w:abstractNum w:abstractNumId="56" w15:restartNumberingAfterBreak="0">
+  <w:abstractNum w:abstractNumId="75" w15:restartNumberingAfterBreak="0">
+    <w:nsid w:val="6CEA2634"/>
+    <w:multiLevelType w:val="hybridMultilevel"/>
+    <w:tmpl w:val="9E20B700"/>
+    <w:lvl w:ilvl="0" w:tplc="40090001">
+      <w:start w:val="1"/>
+      <w:numFmt w:val="bullet"/>
+      <w:lvlText w:val=""/>
+      <w:lvlJc w:val="left"/>
+      <w:pPr>
+        <w:ind w:left="720" w:hanging="360"/>
+      </w:pPr>
+      <w:rPr>
+        <w:rFonts w:ascii="Symbol" w:hAnsi="Symbol" w:hint="default"/>
+      </w:rPr>
+    </w:lvl>
+    <w:lvl w:ilvl="1" w:tplc="40090003" w:tentative="1">
+      <w:start w:val="1"/>
+      <w:numFmt w:val="bullet"/>
+      <w:lvlText w:val="o"/>
+      <w:lvlJc w:val="left"/>
+      <w:pPr>
+        <w:ind w:left="1440" w:hanging="360"/>
+      </w:pPr>
+      <w:rPr>
+        <w:rFonts w:ascii="Courier New" w:hAnsi="Courier New" w:cs="Courier New" w:hint="default"/>
+      </w:rPr>
+    </w:lvl>
+    <w:lvl w:ilvl="2" w:tplc="40090005" w:tentative="1">
+      <w:start w:val="1"/>
+      <w:numFmt w:val="bullet"/>
+      <w:lvlText w:val=""/>
+      <w:lvlJc w:val="left"/>
+      <w:pPr>
+        <w:ind w:left="2160" w:hanging="360"/>
+      </w:pPr>
+      <w:rPr>
+        <w:rFonts w:ascii="Wingdings" w:hAnsi="Wingdings" w:hint="default"/>
+      </w:rPr>
+    </w:lvl>
+    <w:lvl w:ilvl="3" w:tplc="40090001" w:tentative="1">
+      <w:start w:val="1"/>
+      <w:numFmt w:val="bullet"/>
+      <w:lvlText w:val=""/>
+      <w:lvlJc w:val="left"/>
+      <w:pPr>
+        <w:ind w:left="2880" w:hanging="360"/>
+      </w:pPr>
+      <w:rPr>
+        <w:rFonts w:ascii="Symbol" w:hAnsi="Symbol" w:hint="default"/>
+      </w:rPr>
+    </w:lvl>
+    <w:lvl w:ilvl="4" w:tplc="40090003" w:tentative="1">
+      <w:start w:val="1"/>
+      <w:numFmt w:val="bullet"/>
+      <w:lvlText w:val="o"/>
+      <w:lvlJc w:val="left"/>
+      <w:pPr>
+        <w:ind w:left="3600" w:hanging="360"/>
+      </w:pPr>
+      <w:rPr>
+        <w:rFonts w:ascii="Courier New" w:hAnsi="Courier New" w:cs="Courier New" w:hint="default"/>
+      </w:rPr>
+    </w:lvl>
+    <w:lvl w:ilvl="5" w:tplc="40090005" w:tentative="1">
+      <w:start w:val="1"/>
+      <w:numFmt w:val="bullet"/>
+      <w:lvlText w:val=""/>
+      <w:lvlJc w:val="left"/>
+      <w:pPr>
+        <w:ind w:left="4320" w:hanging="360"/>
+      </w:pPr>
+      <w:rPr>
+        <w:rFonts w:ascii="Wingdings" w:hAnsi="Wingdings" w:hint="default"/>
+      </w:rPr>
+    </w:lvl>
+    <w:lvl w:ilvl="6" w:tplc="40090001" w:tentative="1">
+      <w:start w:val="1"/>
+      <w:numFmt w:val="bullet"/>
+      <w:lvlText w:val=""/>
+      <w:lvlJc w:val="left"/>
+      <w:pPr>
+        <w:ind w:left="5040" w:hanging="360"/>
+      </w:pPr>
+      <w:rPr>
+        <w:rFonts w:ascii="Symbol" w:hAnsi="Symbol" w:hint="default"/>
+      </w:rPr>
+    </w:lvl>
+    <w:lvl w:ilvl="7" w:tplc="40090003" w:tentative="1">
+      <w:start w:val="1"/>
+      <w:numFmt w:val="bullet"/>
+      <w:lvlText w:val="o"/>
+      <w:lvlJc w:val="left"/>
+      <w:pPr>
+        <w:ind w:left="5760" w:hanging="360"/>
+      </w:pPr>
+      <w:rPr>
+        <w:rFonts w:ascii="Courier New" w:hAnsi="Courier New" w:cs="Courier New" w:hint="default"/>
+      </w:rPr>
+    </w:lvl>
+    <w:lvl w:ilvl="8" w:tplc="40090005" w:tentative="1">
+      <w:start w:val="1"/>
+      <w:numFmt w:val="bullet"/>
+      <w:lvlText w:val=""/>
+      <w:lvlJc w:val="left"/>
+      <w:pPr>
+        <w:ind w:left="6480" w:hanging="360"/>
+      </w:pPr>
+      <w:rPr>
+        <w:rFonts w:ascii="Wingdings" w:hAnsi="Wingdings" w:hint="default"/>
+      </w:rPr>
+    </w:lvl>
+  </w:abstractNum>
+  <w:abstractNum w:abstractNumId="76" w15:restartNumberingAfterBreak="0">
     <w:nsid w:val="6E504D86"/>
     <w:multiLevelType w:val="multilevel"/>
     <w:tmpl w:val="B8A6380C"/>
@@ -13643,7 +18279,7 @@
       </w:rPr>
     </w:lvl>
   </w:abstractNum>
-  <w:abstractNum w:abstractNumId="57" w15:restartNumberingAfterBreak="0">
+  <w:abstractNum w:abstractNumId="77" w15:restartNumberingAfterBreak="0">
     <w:nsid w:val="6E7F4260"/>
     <w:multiLevelType w:val="multilevel"/>
     <w:tmpl w:val="597ED3D4"/>
@@ -13792,7 +18428,7 @@
       </w:rPr>
     </w:lvl>
   </w:abstractNum>
-  <w:abstractNum w:abstractNumId="58" w15:restartNumberingAfterBreak="0">
+  <w:abstractNum w:abstractNumId="78" w15:restartNumberingAfterBreak="0">
     <w:nsid w:val="713E3355"/>
     <w:multiLevelType w:val="multilevel"/>
     <w:tmpl w:val="F9F83BAC"/>
@@ -13905,7 +18541,7 @@
       </w:pPr>
     </w:lvl>
   </w:abstractNum>
-  <w:abstractNum w:abstractNumId="59" w15:restartNumberingAfterBreak="0">
+  <w:abstractNum w:abstractNumId="79" w15:restartNumberingAfterBreak="0">
     <w:nsid w:val="757E37FE"/>
     <w:multiLevelType w:val="multilevel"/>
     <w:tmpl w:val="A7D0642E"/>
@@ -14054,7 +18690,7 @@
       </w:rPr>
     </w:lvl>
   </w:abstractNum>
-  <w:abstractNum w:abstractNumId="60" w15:restartNumberingAfterBreak="0">
+  <w:abstractNum w:abstractNumId="80" w15:restartNumberingAfterBreak="0">
     <w:nsid w:val="75C0237E"/>
     <w:multiLevelType w:val="multilevel"/>
     <w:tmpl w:val="C21AD50A"/>
@@ -14203,7 +18839,7 @@
       </w:rPr>
     </w:lvl>
   </w:abstractNum>
-  <w:abstractNum w:abstractNumId="61" w15:restartNumberingAfterBreak="0">
+  <w:abstractNum w:abstractNumId="81" w15:restartNumberingAfterBreak="0">
     <w:nsid w:val="7C576C34"/>
     <w:multiLevelType w:val="multilevel"/>
     <w:tmpl w:val="CEE239E8"/>
@@ -14352,7 +18988,7 @@
       </w:rPr>
     </w:lvl>
   </w:abstractNum>
-  <w:abstractNum w:abstractNumId="62" w15:restartNumberingAfterBreak="0">
+  <w:abstractNum w:abstractNumId="82" w15:restartNumberingAfterBreak="0">
     <w:nsid w:val="7CAC300B"/>
     <w:multiLevelType w:val="multilevel"/>
     <w:tmpl w:val="C7FA468C"/>
@@ -14501,7 +19137,120 @@
       </w:rPr>
     </w:lvl>
   </w:abstractNum>
-  <w:abstractNum w:abstractNumId="63" w15:restartNumberingAfterBreak="0">
+  <w:abstractNum w:abstractNumId="83" w15:restartNumberingAfterBreak="0">
+    <w:nsid w:val="7E067ED4"/>
+    <w:multiLevelType w:val="hybridMultilevel"/>
+    <w:tmpl w:val="D2081790"/>
+    <w:lvl w:ilvl="0" w:tplc="40090001">
+      <w:start w:val="1"/>
+      <w:numFmt w:val="bullet"/>
+      <w:lvlText w:val=""/>
+      <w:lvlJc w:val="left"/>
+      <w:pPr>
+        <w:ind w:left="1170" w:hanging="360"/>
+      </w:pPr>
+      <w:rPr>
+        <w:rFonts w:ascii="Symbol" w:hAnsi="Symbol" w:hint="default"/>
+      </w:rPr>
+    </w:lvl>
+    <w:lvl w:ilvl="1" w:tplc="40090003" w:tentative="1">
+      <w:start w:val="1"/>
+      <w:numFmt w:val="bullet"/>
+      <w:lvlText w:val="o"/>
+      <w:lvlJc w:val="left"/>
+      <w:pPr>
+        <w:ind w:left="1890" w:hanging="360"/>
+      </w:pPr>
+      <w:rPr>
+        <w:rFonts w:ascii="Courier New" w:hAnsi="Courier New" w:cs="Courier New" w:hint="default"/>
+      </w:rPr>
+    </w:lvl>
+    <w:lvl w:ilvl="2" w:tplc="40090005" w:tentative="1">
+      <w:start w:val="1"/>
+      <w:numFmt w:val="bullet"/>
+      <w:lvlText w:val=""/>
+      <w:lvlJc w:val="left"/>
+      <w:pPr>
+        <w:ind w:left="2610" w:hanging="360"/>
+      </w:pPr>
+      <w:rPr>
+        <w:rFonts w:ascii="Wingdings" w:hAnsi="Wingdings" w:hint="default"/>
+      </w:rPr>
+    </w:lvl>
+    <w:lvl w:ilvl="3" w:tplc="40090001" w:tentative="1">
+      <w:start w:val="1"/>
+      <w:numFmt w:val="bullet"/>
+      <w:lvlText w:val=""/>
+      <w:lvlJc w:val="left"/>
+      <w:pPr>
+        <w:ind w:left="3330" w:hanging="360"/>
+      </w:pPr>
+      <w:rPr>
+        <w:rFonts w:ascii="Symbol" w:hAnsi="Symbol" w:hint="default"/>
+      </w:rPr>
+    </w:lvl>
+    <w:lvl w:ilvl="4" w:tplc="40090003" w:tentative="1">
+      <w:start w:val="1"/>
+      <w:numFmt w:val="bullet"/>
+      <w:lvlText w:val="o"/>
+      <w:lvlJc w:val="left"/>
+      <w:pPr>
+        <w:ind w:left="4050" w:hanging="360"/>
+      </w:pPr>
+      <w:rPr>
+        <w:rFonts w:ascii="Courier New" w:hAnsi="Courier New" w:cs="Courier New" w:hint="default"/>
+      </w:rPr>
+    </w:lvl>
+    <w:lvl w:ilvl="5" w:tplc="40090005" w:tentative="1">
+      <w:start w:val="1"/>
+      <w:numFmt w:val="bullet"/>
+      <w:lvlText w:val=""/>
+      <w:lvlJc w:val="left"/>
+      <w:pPr>
+        <w:ind w:left="4770" w:hanging="360"/>
+      </w:pPr>
+      <w:rPr>
+        <w:rFonts w:ascii="Wingdings" w:hAnsi="Wingdings" w:hint="default"/>
+      </w:rPr>
+    </w:lvl>
+    <w:lvl w:ilvl="6" w:tplc="40090001" w:tentative="1">
+      <w:start w:val="1"/>
+      <w:numFmt w:val="bullet"/>
+      <w:lvlText w:val=""/>
+      <w:lvlJc w:val="left"/>
+      <w:pPr>
+        <w:ind w:left="5490" w:hanging="360"/>
+      </w:pPr>
+      <w:rPr>
+        <w:rFonts w:ascii="Symbol" w:hAnsi="Symbol" w:hint="default"/>
+      </w:rPr>
+    </w:lvl>
+    <w:lvl w:ilvl="7" w:tplc="40090003" w:tentative="1">
+      <w:start w:val="1"/>
+      <w:numFmt w:val="bullet"/>
+      <w:lvlText w:val="o"/>
+      <w:lvlJc w:val="left"/>
+      <w:pPr>
+        <w:ind w:left="6210" w:hanging="360"/>
+      </w:pPr>
+      <w:rPr>
+        <w:rFonts w:ascii="Courier New" w:hAnsi="Courier New" w:cs="Courier New" w:hint="default"/>
+      </w:rPr>
+    </w:lvl>
+    <w:lvl w:ilvl="8" w:tplc="40090005" w:tentative="1">
+      <w:start w:val="1"/>
+      <w:numFmt w:val="bullet"/>
+      <w:lvlText w:val=""/>
+      <w:lvlJc w:val="left"/>
+      <w:pPr>
+        <w:ind w:left="6930" w:hanging="360"/>
+      </w:pPr>
+      <w:rPr>
+        <w:rFonts w:ascii="Wingdings" w:hAnsi="Wingdings" w:hint="default"/>
+      </w:rPr>
+    </w:lvl>
+  </w:abstractNum>
+  <w:abstractNum w:abstractNumId="84" w15:restartNumberingAfterBreak="0">
     <w:nsid w:val="7EBF4B6B"/>
     <w:multiLevelType w:val="multilevel"/>
     <w:tmpl w:val="02E0C564"/>
@@ -14651,196 +19400,259 @@
     </w:lvl>
   </w:abstractNum>
   <w:num w:numId="1" w16cid:durableId="506016611">
-    <w:abstractNumId w:val="21"/>
+    <w:abstractNumId w:val="28"/>
   </w:num>
   <w:num w:numId="2" w16cid:durableId="2118133119">
-    <w:abstractNumId w:val="16"/>
+    <w:abstractNumId w:val="23"/>
   </w:num>
   <w:num w:numId="3" w16cid:durableId="297997652">
-    <w:abstractNumId w:val="26"/>
+    <w:abstractNumId w:val="36"/>
   </w:num>
   <w:num w:numId="4" w16cid:durableId="307365919">
-    <w:abstractNumId w:val="47"/>
+    <w:abstractNumId w:val="63"/>
   </w:num>
   <w:num w:numId="5" w16cid:durableId="1109737409">
-    <w:abstractNumId w:val="30"/>
+    <w:abstractNumId w:val="41"/>
   </w:num>
   <w:num w:numId="6" w16cid:durableId="608971034">
     <w:abstractNumId w:val="0"/>
   </w:num>
   <w:num w:numId="7" w16cid:durableId="364907746">
+    <w:abstractNumId w:val="3"/>
+  </w:num>
+  <w:num w:numId="8" w16cid:durableId="1931498885">
+    <w:abstractNumId w:val="77"/>
+  </w:num>
+  <w:num w:numId="9" w16cid:durableId="143352369">
+    <w:abstractNumId w:val="27"/>
+  </w:num>
+  <w:num w:numId="10" w16cid:durableId="423039481">
+    <w:abstractNumId w:val="37"/>
+  </w:num>
+  <w:num w:numId="11" w16cid:durableId="2051807997">
+    <w:abstractNumId w:val="52"/>
+  </w:num>
+  <w:num w:numId="12" w16cid:durableId="1002584374">
     <w:abstractNumId w:val="2"/>
   </w:num>
-  <w:num w:numId="8" w16cid:durableId="1931498885">
+  <w:num w:numId="13" w16cid:durableId="234054419">
+    <w:abstractNumId w:val="8"/>
+  </w:num>
+  <w:num w:numId="14" w16cid:durableId="296572532">
+    <w:abstractNumId w:val="17"/>
+  </w:num>
+  <w:num w:numId="15" w16cid:durableId="1655913360">
+    <w:abstractNumId w:val="74"/>
+  </w:num>
+  <w:num w:numId="16" w16cid:durableId="1486702406">
+    <w:abstractNumId w:val="55"/>
+  </w:num>
+  <w:num w:numId="17" w16cid:durableId="2080709746">
+    <w:abstractNumId w:val="14"/>
+  </w:num>
+  <w:num w:numId="18" w16cid:durableId="1736006097">
+    <w:abstractNumId w:val="81"/>
+  </w:num>
+  <w:num w:numId="19" w16cid:durableId="995650326">
+    <w:abstractNumId w:val="72"/>
+  </w:num>
+  <w:num w:numId="20" w16cid:durableId="270673344">
+    <w:abstractNumId w:val="7"/>
+  </w:num>
+  <w:num w:numId="21" w16cid:durableId="926230083">
+    <w:abstractNumId w:val="76"/>
+  </w:num>
+  <w:num w:numId="22" w16cid:durableId="1754862800">
+    <w:abstractNumId w:val="18"/>
+  </w:num>
+  <w:num w:numId="23" w16cid:durableId="2095514796">
+    <w:abstractNumId w:val="42"/>
+  </w:num>
+  <w:num w:numId="24" w16cid:durableId="267658243">
+    <w:abstractNumId w:val="62"/>
+  </w:num>
+  <w:num w:numId="25" w16cid:durableId="1050810104">
+    <w:abstractNumId w:val="54"/>
+  </w:num>
+  <w:num w:numId="26" w16cid:durableId="62339195">
+    <w:abstractNumId w:val="73"/>
+  </w:num>
+  <w:num w:numId="27" w16cid:durableId="2069069738">
+    <w:abstractNumId w:val="11"/>
+  </w:num>
+  <w:num w:numId="28" w16cid:durableId="1462528268">
+    <w:abstractNumId w:val="4"/>
+  </w:num>
+  <w:num w:numId="29" w16cid:durableId="22368268">
+    <w:abstractNumId w:val="44"/>
+  </w:num>
+  <w:num w:numId="30" w16cid:durableId="401491409">
+    <w:abstractNumId w:val="30"/>
+  </w:num>
+  <w:num w:numId="31" w16cid:durableId="429282505">
+    <w:abstractNumId w:val="22"/>
+  </w:num>
+  <w:num w:numId="32" w16cid:durableId="470951039">
+    <w:abstractNumId w:val="71"/>
+  </w:num>
+  <w:num w:numId="33" w16cid:durableId="364603953">
+    <w:abstractNumId w:val="15"/>
+  </w:num>
+  <w:num w:numId="34" w16cid:durableId="1894536555">
+    <w:abstractNumId w:val="67"/>
+  </w:num>
+  <w:num w:numId="35" w16cid:durableId="197400365">
+    <w:abstractNumId w:val="43"/>
+  </w:num>
+  <w:num w:numId="36" w16cid:durableId="897516631">
+    <w:abstractNumId w:val="56"/>
+  </w:num>
+  <w:num w:numId="37" w16cid:durableId="450831394">
+    <w:abstractNumId w:val="26"/>
+  </w:num>
+  <w:num w:numId="38" w16cid:durableId="799029513">
+    <w:abstractNumId w:val="60"/>
+  </w:num>
+  <w:num w:numId="39" w16cid:durableId="553855579">
+    <w:abstractNumId w:val="64"/>
+  </w:num>
+  <w:num w:numId="40" w16cid:durableId="269823584">
+    <w:abstractNumId w:val="25"/>
+  </w:num>
+  <w:num w:numId="41" w16cid:durableId="1543590241">
+    <w:abstractNumId w:val="53"/>
+  </w:num>
+  <w:num w:numId="42" w16cid:durableId="79986301">
+    <w:abstractNumId w:val="39"/>
+  </w:num>
+  <w:num w:numId="43" w16cid:durableId="2107799314">
+    <w:abstractNumId w:val="61"/>
+  </w:num>
+  <w:num w:numId="44" w16cid:durableId="758062708">
+    <w:abstractNumId w:val="38"/>
+  </w:num>
+  <w:num w:numId="45" w16cid:durableId="2066491698">
+    <w:abstractNumId w:val="82"/>
+  </w:num>
+  <w:num w:numId="46" w16cid:durableId="840974468">
+    <w:abstractNumId w:val="21"/>
+  </w:num>
+  <w:num w:numId="47" w16cid:durableId="1424647220">
+    <w:abstractNumId w:val="51"/>
+  </w:num>
+  <w:num w:numId="48" w16cid:durableId="1545751259">
+    <w:abstractNumId w:val="78"/>
+  </w:num>
+  <w:num w:numId="49" w16cid:durableId="1254362333">
+    <w:abstractNumId w:val="79"/>
+  </w:num>
+  <w:num w:numId="50" w16cid:durableId="556474354">
+    <w:abstractNumId w:val="29"/>
+  </w:num>
+  <w:num w:numId="51" w16cid:durableId="10032688">
+    <w:abstractNumId w:val="48"/>
+  </w:num>
+  <w:num w:numId="52" w16cid:durableId="1227228032">
+    <w:abstractNumId w:val="80"/>
+  </w:num>
+  <w:num w:numId="53" w16cid:durableId="527791419">
+    <w:abstractNumId w:val="84"/>
+  </w:num>
+  <w:num w:numId="54" w16cid:durableId="417873817">
+    <w:abstractNumId w:val="33"/>
+  </w:num>
+  <w:num w:numId="55" w16cid:durableId="252007041">
+    <w:abstractNumId w:val="12"/>
+  </w:num>
+  <w:num w:numId="56" w16cid:durableId="69935271">
+    <w:abstractNumId w:val="69"/>
+  </w:num>
+  <w:num w:numId="57" w16cid:durableId="1269387384">
+    <w:abstractNumId w:val="70"/>
+  </w:num>
+  <w:num w:numId="58" w16cid:durableId="897133979">
+    <w:abstractNumId w:val="47"/>
+  </w:num>
+  <w:num w:numId="59" w16cid:durableId="1286422058">
+    <w:abstractNumId w:val="58"/>
+  </w:num>
+  <w:num w:numId="60" w16cid:durableId="578103166">
+    <w:abstractNumId w:val="24"/>
+  </w:num>
+  <w:num w:numId="61" w16cid:durableId="205994101">
     <w:abstractNumId w:val="57"/>
   </w:num>
-  <w:num w:numId="9" w16cid:durableId="143352369">
-    <w:abstractNumId w:val="20"/>
+  <w:num w:numId="62" w16cid:durableId="1851406739">
+    <w:abstractNumId w:val="13"/>
   </w:num>
-  <w:num w:numId="10" w16cid:durableId="423039481">
-    <w:abstractNumId w:val="27"/>
+  <w:num w:numId="63" w16cid:durableId="796800357">
+    <w:abstractNumId w:val="5"/>
   </w:num>
-  <w:num w:numId="11" w16cid:durableId="2051807997">
-    <w:abstractNumId w:val="37"/>
+  <w:num w:numId="64" w16cid:durableId="1918781780">
+    <w:abstractNumId w:val="34"/>
   </w:num>
-  <w:num w:numId="12" w16cid:durableId="1002584374">
+  <w:num w:numId="65" w16cid:durableId="831221681">
+    <w:abstractNumId w:val="35"/>
+  </w:num>
+  <w:num w:numId="66" w16cid:durableId="1045180844">
+    <w:abstractNumId w:val="65"/>
+  </w:num>
+  <w:num w:numId="67" w16cid:durableId="1061444311">
+    <w:abstractNumId w:val="40"/>
+  </w:num>
+  <w:num w:numId="68" w16cid:durableId="1009211190">
+    <w:abstractNumId w:val="6"/>
+  </w:num>
+  <w:num w:numId="69" w16cid:durableId="12999013">
+    <w:abstractNumId w:val="31"/>
+  </w:num>
+  <w:num w:numId="70" w16cid:durableId="1564562962">
+    <w:abstractNumId w:val="46"/>
+  </w:num>
+  <w:num w:numId="71" w16cid:durableId="205263513">
+    <w:abstractNumId w:val="19"/>
+  </w:num>
+  <w:num w:numId="72" w16cid:durableId="1521965988">
+    <w:abstractNumId w:val="83"/>
+  </w:num>
+  <w:num w:numId="73" w16cid:durableId="1848978630">
+    <w:abstractNumId w:val="68"/>
+  </w:num>
+  <w:num w:numId="74" w16cid:durableId="856042641">
+    <w:abstractNumId w:val="66"/>
+  </w:num>
+  <w:num w:numId="75" w16cid:durableId="1816340126">
+    <w:abstractNumId w:val="49"/>
+  </w:num>
+  <w:num w:numId="76" w16cid:durableId="1765220587">
+    <w:abstractNumId w:val="9"/>
+  </w:num>
+  <w:num w:numId="77" w16cid:durableId="1693726387">
+    <w:abstractNumId w:val="32"/>
+  </w:num>
+  <w:num w:numId="78" w16cid:durableId="2018848575">
+    <w:abstractNumId w:val="50"/>
+  </w:num>
+  <w:num w:numId="79" w16cid:durableId="618418267">
     <w:abstractNumId w:val="1"/>
   </w:num>
-  <w:num w:numId="13" w16cid:durableId="234054419">
-    <w:abstractNumId w:val="6"/>
+  <w:num w:numId="80" w16cid:durableId="1703282521">
+    <w:abstractNumId w:val="16"/>
   </w:num>
-  <w:num w:numId="14" w16cid:durableId="296572532">
-    <w:abstractNumId w:val="12"/>
+  <w:num w:numId="81" w16cid:durableId="1070232719">
+    <w:abstractNumId w:val="75"/>
   </w:num>
-  <w:num w:numId="15" w16cid:durableId="1655913360">
-    <w:abstractNumId w:val="55"/>
+  <w:num w:numId="82" w16cid:durableId="295718645">
+    <w:abstractNumId w:val="59"/>
   </w:num>
-  <w:num w:numId="16" w16cid:durableId="1486702406">
-    <w:abstractNumId w:val="40"/>
-  </w:num>
-  <w:num w:numId="17" w16cid:durableId="2080709746">
+  <w:num w:numId="83" w16cid:durableId="1307395787">
     <w:abstractNumId w:val="10"/>
   </w:num>
-  <w:num w:numId="18" w16cid:durableId="1736006097">
-    <w:abstractNumId w:val="61"/>
-  </w:num>
-  <w:num w:numId="19" w16cid:durableId="995650326">
-    <w:abstractNumId w:val="53"/>
-  </w:num>
-  <w:num w:numId="20" w16cid:durableId="270673344">
-    <w:abstractNumId w:val="5"/>
-  </w:num>
-  <w:num w:numId="21" w16cid:durableId="926230083">
-    <w:abstractNumId w:val="56"/>
-  </w:num>
-  <w:num w:numId="22" w16cid:durableId="1754862800">
-    <w:abstractNumId w:val="13"/>
-  </w:num>
-  <w:num w:numId="23" w16cid:durableId="2095514796">
-    <w:abstractNumId w:val="31"/>
-  </w:num>
-  <w:num w:numId="24" w16cid:durableId="267658243">
-    <w:abstractNumId w:val="46"/>
-  </w:num>
-  <w:num w:numId="25" w16cid:durableId="1050810104">
-    <w:abstractNumId w:val="39"/>
-  </w:num>
-  <w:num w:numId="26" w16cid:durableId="62339195">
-    <w:abstractNumId w:val="54"/>
-  </w:num>
-  <w:num w:numId="27" w16cid:durableId="2069069738">
-    <w:abstractNumId w:val="7"/>
-  </w:num>
-  <w:num w:numId="28" w16cid:durableId="1462528268">
-    <w:abstractNumId w:val="3"/>
-  </w:num>
-  <w:num w:numId="29" w16cid:durableId="22368268">
-    <w:abstractNumId w:val="33"/>
-  </w:num>
-  <w:num w:numId="30" w16cid:durableId="401491409">
-    <w:abstractNumId w:val="23"/>
-  </w:num>
-  <w:num w:numId="31" w16cid:durableId="429282505">
-    <w:abstractNumId w:val="15"/>
-  </w:num>
-  <w:num w:numId="32" w16cid:durableId="470951039">
-    <w:abstractNumId w:val="52"/>
-  </w:num>
-  <w:num w:numId="33" w16cid:durableId="364603953">
-    <w:abstractNumId w:val="11"/>
-  </w:num>
-  <w:num w:numId="34" w16cid:durableId="1894536555">
-    <w:abstractNumId w:val="49"/>
-  </w:num>
-  <w:num w:numId="35" w16cid:durableId="197400365">
-    <w:abstractNumId w:val="32"/>
-  </w:num>
-  <w:num w:numId="36" w16cid:durableId="897516631">
-    <w:abstractNumId w:val="41"/>
-  </w:num>
-  <w:num w:numId="37" w16cid:durableId="450831394">
-    <w:abstractNumId w:val="19"/>
-  </w:num>
-  <w:num w:numId="38" w16cid:durableId="799029513">
-    <w:abstractNumId w:val="44"/>
-  </w:num>
-  <w:num w:numId="39" w16cid:durableId="553855579">
-    <w:abstractNumId w:val="48"/>
-  </w:num>
-  <w:num w:numId="40" w16cid:durableId="269823584">
-    <w:abstractNumId w:val="18"/>
-  </w:num>
-  <w:num w:numId="41" w16cid:durableId="1543590241">
-    <w:abstractNumId w:val="38"/>
-  </w:num>
-  <w:num w:numId="42" w16cid:durableId="79986301">
-    <w:abstractNumId w:val="29"/>
-  </w:num>
-  <w:num w:numId="43" w16cid:durableId="2107799314">
+  <w:num w:numId="84" w16cid:durableId="394860092">
     <w:abstractNumId w:val="45"/>
   </w:num>
-  <w:num w:numId="44" w16cid:durableId="758062708">
-    <w:abstractNumId w:val="28"/>
-  </w:num>
-  <w:num w:numId="45" w16cid:durableId="2066491698">
-    <w:abstractNumId w:val="62"/>
-  </w:num>
-  <w:num w:numId="46" w16cid:durableId="840974468">
-    <w:abstractNumId w:val="14"/>
-  </w:num>
-  <w:num w:numId="47" w16cid:durableId="1424647220">
-    <w:abstractNumId w:val="36"/>
-  </w:num>
-  <w:num w:numId="48" w16cid:durableId="1545751259">
-    <w:abstractNumId w:val="58"/>
-  </w:num>
-  <w:num w:numId="49" w16cid:durableId="1254362333">
-    <w:abstractNumId w:val="59"/>
-  </w:num>
-  <w:num w:numId="50" w16cid:durableId="556474354">
-    <w:abstractNumId w:val="22"/>
-  </w:num>
-  <w:num w:numId="51" w16cid:durableId="10032688">
-    <w:abstractNumId w:val="35"/>
-  </w:num>
-  <w:num w:numId="52" w16cid:durableId="1227228032">
-    <w:abstractNumId w:val="60"/>
-  </w:num>
-  <w:num w:numId="53" w16cid:durableId="527791419">
-    <w:abstractNumId w:val="63"/>
-  </w:num>
-  <w:num w:numId="54" w16cid:durableId="417873817">
-    <w:abstractNumId w:val="24"/>
-  </w:num>
-  <w:num w:numId="55" w16cid:durableId="252007041">
-    <w:abstractNumId w:val="8"/>
-  </w:num>
-  <w:num w:numId="56" w16cid:durableId="69935271">
-    <w:abstractNumId w:val="50"/>
-  </w:num>
-  <w:num w:numId="57" w16cid:durableId="1269387384">
-    <w:abstractNumId w:val="51"/>
-  </w:num>
-  <w:num w:numId="58" w16cid:durableId="897133979">
-    <w:abstractNumId w:val="34"/>
-  </w:num>
-  <w:num w:numId="59" w16cid:durableId="1286422058">
-    <w:abstractNumId w:val="43"/>
-  </w:num>
-  <w:num w:numId="60" w16cid:durableId="578103166">
-    <w:abstractNumId w:val="17"/>
-  </w:num>
-  <w:num w:numId="61" w16cid:durableId="205994101">
-    <w:abstractNumId w:val="42"/>
-  </w:num>
-  <w:num w:numId="62" w16cid:durableId="1851406739">
-    <w:abstractNumId w:val="9"/>
-  </w:num>
-  <w:num w:numId="63" w16cid:durableId="796800357">
-    <w:abstractNumId w:val="4"/>
-  </w:num>
-  <w:num w:numId="64" w16cid:durableId="1918781780">
-    <w:abstractNumId w:val="25"/>
+  <w:num w:numId="85" w16cid:durableId="1643264731">
+    <w:abstractNumId w:val="20"/>
   </w:num>
 </w:numbering>
 </file>
@@ -15448,6 +20260,7 @@
   <w:style w:type="character" w:default="1" w:styleId="DefaultParagraphFont">
     <w:name w:val="Default Paragraph Font"/>
     <w:uiPriority w:val="1"/>
+    <w:semiHidden/>
     <w:unhideWhenUsed/>
   </w:style>
   <w:style w:type="table" w:default="1" w:styleId="TableNormal">
